--- a/CV/CV_Ariel_Diga_Arminda.docx
+++ b/CV/CV_Ariel_Diga_Arminda.docx
@@ -1,40 +1,49 @@
 
 <file path=word/document.xml><?xml version="1.0" encoding="utf-8"?>
-<w:document xmlns:wpc="http://schemas.microsoft.com/office/word/2010/wordprocessingCanvas" xmlns:cx="http://schemas.microsoft.com/office/drawing/2014/chartex" xmlns:cx1="http://schemas.microsoft.com/office/drawing/2015/9/8/chartex" xmlns:cx2="http://schemas.microsoft.com/office/drawing/2015/10/21/chartex" xmlns:cx3="http://schemas.microsoft.com/office/drawing/2016/5/9/chartex" xmlns:cx4="http://schemas.microsoft.com/office/drawing/2016/5/10/chartex" xmlns:cx5="http://schemas.microsoft.com/office/drawing/2016/5/11/chartex" xmlns:cx6="http://schemas.microsoft.com/office/drawing/2016/5/12/chartex" xmlns:cx7="http://schemas.microsoft.com/office/drawing/2016/5/13/chartex" xmlns:cx8="http://schemas.microsoft.com/office/drawing/2016/5/14/chartex" xmlns:mc="http://schemas.openxmlformats.org/markup-compatibility/2006" xmlns:aink="http://schemas.microsoft.com/office/drawing/2016/ink" xmlns:am3d="http://schemas.microsoft.com/office/drawing/2017/model3d" xmlns:o="urn:schemas-microsoft-com:office:office" xmlns:oel="http://schemas.microsoft.com/office/2019/extlst" xmlns:r="http://schemas.openxmlformats.org/officeDocument/2006/relationships" xmlns:m="http://schemas.openxmlformats.org/officeDocument/2006/math" xmlns:v="urn:schemas-microsoft-com:vml" xmlns:wp14="http://schemas.microsoft.com/office/word/2010/wordprocessingDrawing" xmlns:wp="http://schemas.openxmlformats.org/drawingml/2006/wordprocessingDrawing" xmlns:w10="urn:schemas-microsoft-com:office:word" xmlns:w="http://schemas.openxmlformats.org/wordprocessingml/2006/main" xmlns:w14="http://schemas.microsoft.com/office/word/2010/wordml" xmlns:w15="http://schemas.microsoft.com/office/word/2012/wordml" xmlns:w16cex="http://schemas.microsoft.com/office/word/2018/wordml/cex" xmlns:w16cid="http://schemas.microsoft.com/office/word/2016/wordml/cid" xmlns:w16="http://schemas.microsoft.com/office/word/2018/wordml" xmlns:w16du="http://schemas.microsoft.com/office/word/2023/wordml/word16du" xmlns:w16sdtdh="http://schemas.microsoft.com/office/word/2020/wordml/sdtdatahash" xmlns:w16sdtfl="http://schemas.microsoft.com/office/word/2024/wordml/sdtformatlock" xmlns:w16se="http://schemas.microsoft.com/office/word/2015/wordml/symex" xmlns:wpg="http://schemas.microsoft.com/office/word/2010/wordprocessingGroup" xmlns:wpi="http://schemas.microsoft.com/office/word/2010/wordprocessingInk" xmlns:wne="http://schemas.microsoft.com/office/word/2006/wordml" xmlns:wps="http://schemas.microsoft.com/office/word/2010/wordprocessingShape" mc:Ignorable="w14 w15 w16se w16cid w16 w16cex w16sdtdh w16sdtfl w16du wp14">
+<w:document xmlns:wpc="http://schemas.microsoft.com/office/word/2010/wordprocessingCanvas" xmlns:cx="http://schemas.microsoft.com/office/drawing/2014/chartex" xmlns:cx1="http://schemas.microsoft.com/office/drawing/2015/9/8/chartex" xmlns:cx2="http://schemas.microsoft.com/office/drawing/2015/10/21/chartex" xmlns:cx3="http://schemas.microsoft.com/office/drawing/2016/5/9/chartex" xmlns:cx4="http://schemas.microsoft.com/office/drawing/2016/5/10/chartex" xmlns:cx5="http://schemas.microsoft.com/office/drawing/2016/5/11/chartex" xmlns:cx6="http://schemas.microsoft.com/office/drawing/2016/5/12/chartex" xmlns:cx7="http://schemas.microsoft.com/office/drawing/2016/5/13/chartex" xmlns:cx8="http://schemas.microsoft.com/office/drawing/2016/5/14/chartex" xmlns:mc="http://schemas.openxmlformats.org/markup-compatibility/2006" xmlns:aink="http://schemas.microsoft.com/office/drawing/2016/ink" xmlns:am3d="http://schemas.microsoft.com/office/drawing/2017/model3d" xmlns:o="urn:schemas-microsoft-com:office:office" xmlns:oel="http://schemas.microsoft.com/office/2019/extlst" xmlns:r="http://schemas.openxmlformats.org/officeDocument/2006/relationships" xmlns:m="http://schemas.openxmlformats.org/officeDocument/2006/math" xmlns:v="urn:schemas-microsoft-com:vml" xmlns:wp14="http://schemas.microsoft.com/office/word/2010/wordprocessingDrawing" xmlns:wp="http://schemas.openxmlformats.org/drawingml/2006/wordprocessingDrawing" xmlns:w10="urn:schemas-microsoft-com:office:word" xmlns:w="http://schemas.openxmlformats.org/wordprocessingml/2006/main" xmlns:w14="http://schemas.microsoft.com/office/word/2010/wordml" xmlns:w15="http://schemas.microsoft.com/office/word/2012/wordml" xmlns:w16cei="http://schemas.microsoft.com/office/word/2026/wordml/cei" xmlns:w16cex="http://schemas.microsoft.com/office/word/2018/wordml/cex" xmlns:w16cid="http://schemas.microsoft.com/office/word/2016/wordml/cid" xmlns:w16="http://schemas.microsoft.com/office/word/2018/wordml" xmlns:w16du="http://schemas.microsoft.com/office/word/2023/wordml/word16du" xmlns:w16sdtdh="http://schemas.microsoft.com/office/word/2020/wordml/sdtdatahash" xmlns:w16sdtfl="http://schemas.microsoft.com/office/word/2024/wordml/sdtformatlock" xmlns:w16se="http://schemas.microsoft.com/office/word/2015/wordml/symex" xmlns:wpg="http://schemas.microsoft.com/office/word/2010/wordprocessingGroup" xmlns:wpi="http://schemas.microsoft.com/office/word/2010/wordprocessingInk" xmlns:wne="http://schemas.microsoft.com/office/word/2006/wordml" xmlns:wps="http://schemas.microsoft.com/office/word/2010/wordprocessingShape" mc:Ignorable="w14 w15 w16se w16cid w16 w16cex w16sdtdh w16sdtfl w16du wp14">
   <w:body>
     <w:p>
       <w:pPr>
         <w:pStyle w:val="Title"/>
-      </w:pPr>
-      <w:r>
-        <w:rPr>
-          <w:color w:val="121212"/>
+        <w:rPr>
+          <w:rFonts w:asciiTheme="majorHAnsi" w:hAnsiTheme="majorHAnsi" w:cs="Times New Roman"/>
+          <w:color w:val="000000" w:themeColor="text1"/>
+        </w:rPr>
+      </w:pPr>
+      <w:r>
+        <w:rPr>
+          <w:rFonts w:asciiTheme="majorHAnsi" w:hAnsiTheme="majorHAnsi" w:cs="Times New Roman"/>
+          <w:color w:val="000000" w:themeColor="text1"/>
         </w:rPr>
         <w:t>ARIEL</w:t>
       </w:r>
       <w:r>
         <w:rPr>
-          <w:color w:val="121212"/>
+          <w:rFonts w:asciiTheme="majorHAnsi" w:hAnsiTheme="majorHAnsi" w:cs="Times New Roman"/>
+          <w:color w:val="000000" w:themeColor="text1"/>
           <w:spacing w:val="-3"/>
         </w:rPr>
         <w:t xml:space="preserve"> </w:t>
       </w:r>
       <w:r>
         <w:rPr>
-          <w:color w:val="121212"/>
+          <w:rFonts w:asciiTheme="majorHAnsi" w:hAnsiTheme="majorHAnsi" w:cs="Times New Roman"/>
+          <w:color w:val="000000" w:themeColor="text1"/>
         </w:rPr>
         <w:t>DIGA</w:t>
       </w:r>
       <w:r>
         <w:rPr>
-          <w:color w:val="121212"/>
+          <w:rFonts w:asciiTheme="majorHAnsi" w:hAnsiTheme="majorHAnsi" w:cs="Times New Roman"/>
+          <w:color w:val="000000" w:themeColor="text1"/>
           <w:spacing w:val="-3"/>
         </w:rPr>
         <w:t xml:space="preserve"> </w:t>
       </w:r>
       <w:r>
         <w:rPr>
-          <w:color w:val="121212"/>
+          <w:rFonts w:asciiTheme="majorHAnsi" w:hAnsiTheme="majorHAnsi" w:cs="Times New Roman"/>
+          <w:color w:val="000000" w:themeColor="text1"/>
           <w:spacing w:val="-2"/>
         </w:rPr>
         <w:t>ARMINDA</w:t>
@@ -46,19 +55,23 @@
         <w:ind w:left="48" w:right="169"/>
         <w:jc w:val="center"/>
         <w:rPr>
-          <w:sz w:val="24"/>
-        </w:rPr>
-      </w:pPr>
-      <w:r>
-        <w:rPr>
-          <w:color w:val="404040"/>
+          <w:rFonts w:asciiTheme="majorHAnsi" w:hAnsiTheme="majorHAnsi" w:cs="Times New Roman"/>
+          <w:color w:val="000000" w:themeColor="text1"/>
+          <w:sz w:val="24"/>
+        </w:rPr>
+      </w:pPr>
+      <w:r>
+        <w:rPr>
+          <w:rFonts w:asciiTheme="majorHAnsi" w:hAnsiTheme="majorHAnsi" w:cs="Times New Roman"/>
+          <w:color w:val="000000" w:themeColor="text1"/>
           <w:sz w:val="24"/>
         </w:rPr>
         <w:t>(+62)</w:t>
       </w:r>
       <w:r>
         <w:rPr>
-          <w:color w:val="404040"/>
+          <w:rFonts w:asciiTheme="majorHAnsi" w:hAnsiTheme="majorHAnsi" w:cs="Times New Roman"/>
+          <w:color w:val="000000" w:themeColor="text1"/>
           <w:spacing w:val="-13"/>
           <w:sz w:val="24"/>
         </w:rPr>
@@ -66,14 +79,16 @@
       </w:r>
       <w:r>
         <w:rPr>
-          <w:color w:val="404040"/>
+          <w:rFonts w:asciiTheme="majorHAnsi" w:hAnsiTheme="majorHAnsi" w:cs="Times New Roman"/>
+          <w:color w:val="000000" w:themeColor="text1"/>
           <w:sz w:val="24"/>
         </w:rPr>
         <w:t>81770066447</w:t>
       </w:r>
       <w:r>
         <w:rPr>
-          <w:color w:val="404040"/>
+          <w:rFonts w:asciiTheme="majorHAnsi" w:hAnsiTheme="majorHAnsi" w:cs="Times New Roman"/>
+          <w:color w:val="000000" w:themeColor="text1"/>
           <w:spacing w:val="-8"/>
           <w:sz w:val="24"/>
         </w:rPr>
@@ -81,14 +96,16 @@
       </w:r>
       <w:r>
         <w:rPr>
-          <w:color w:val="404040"/>
+          <w:rFonts w:asciiTheme="majorHAnsi" w:hAnsiTheme="majorHAnsi" w:cs="Times New Roman"/>
+          <w:color w:val="000000" w:themeColor="text1"/>
           <w:sz w:val="24"/>
         </w:rPr>
         <w:t>|</w:t>
       </w:r>
       <w:r>
         <w:rPr>
-          <w:color w:val="404040"/>
+          <w:rFonts w:asciiTheme="majorHAnsi" w:hAnsiTheme="majorHAnsi" w:cs="Times New Roman"/>
+          <w:color w:val="000000" w:themeColor="text1"/>
           <w:spacing w:val="-7"/>
           <w:sz w:val="24"/>
         </w:rPr>
@@ -97,7 +114,8 @@
       <w:hyperlink r:id="rId5">
         <w:r>
           <w:rPr>
-            <w:color w:val="0000FF"/>
+            <w:rFonts w:asciiTheme="majorHAnsi" w:hAnsiTheme="majorHAnsi" w:cs="Times New Roman"/>
+            <w:color w:val="000000" w:themeColor="text1"/>
             <w:sz w:val="24"/>
             <w:u w:val="single" w:color="0000FF"/>
           </w:rPr>
@@ -106,7 +124,8 @@
       </w:hyperlink>
       <w:r>
         <w:rPr>
-          <w:color w:val="0000FF"/>
+          <w:rFonts w:asciiTheme="majorHAnsi" w:hAnsiTheme="majorHAnsi" w:cs="Times New Roman"/>
+          <w:color w:val="000000" w:themeColor="text1"/>
           <w:spacing w:val="-7"/>
           <w:sz w:val="24"/>
         </w:rPr>
@@ -114,14 +133,16 @@
       </w:r>
       <w:r>
         <w:rPr>
-          <w:color w:val="404040"/>
+          <w:rFonts w:asciiTheme="majorHAnsi" w:hAnsiTheme="majorHAnsi" w:cs="Times New Roman"/>
+          <w:color w:val="000000" w:themeColor="text1"/>
           <w:sz w:val="24"/>
         </w:rPr>
         <w:t>|</w:t>
       </w:r>
       <w:r>
         <w:rPr>
-          <w:color w:val="404040"/>
+          <w:rFonts w:asciiTheme="majorHAnsi" w:hAnsiTheme="majorHAnsi" w:cs="Times New Roman"/>
+          <w:color w:val="000000" w:themeColor="text1"/>
           <w:spacing w:val="-10"/>
           <w:sz w:val="24"/>
         </w:rPr>
@@ -129,14 +150,16 @@
       </w:r>
       <w:r>
         <w:rPr>
-          <w:color w:val="404040"/>
+          <w:rFonts w:asciiTheme="majorHAnsi" w:hAnsiTheme="majorHAnsi" w:cs="Times New Roman"/>
+          <w:color w:val="000000" w:themeColor="text1"/>
           <w:sz w:val="24"/>
         </w:rPr>
         <w:t>Tangerang</w:t>
       </w:r>
       <w:r>
         <w:rPr>
-          <w:color w:val="404040"/>
+          <w:rFonts w:asciiTheme="majorHAnsi" w:hAnsiTheme="majorHAnsi" w:cs="Times New Roman"/>
+          <w:color w:val="000000" w:themeColor="text1"/>
           <w:spacing w:val="-8"/>
           <w:sz w:val="24"/>
         </w:rPr>
@@ -144,14 +167,16 @@
       </w:r>
       <w:r>
         <w:rPr>
-          <w:color w:val="404040"/>
+          <w:rFonts w:asciiTheme="majorHAnsi" w:hAnsiTheme="majorHAnsi" w:cs="Times New Roman"/>
+          <w:color w:val="000000" w:themeColor="text1"/>
           <w:sz w:val="24"/>
         </w:rPr>
         <w:t>Selatan,</w:t>
       </w:r>
       <w:r>
         <w:rPr>
-          <w:color w:val="404040"/>
+          <w:rFonts w:asciiTheme="majorHAnsi" w:hAnsiTheme="majorHAnsi" w:cs="Times New Roman"/>
+          <w:color w:val="000000" w:themeColor="text1"/>
           <w:spacing w:val="-9"/>
           <w:sz w:val="24"/>
         </w:rPr>
@@ -159,7 +184,8 @@
       </w:r>
       <w:r>
         <w:rPr>
-          <w:color w:val="404040"/>
+          <w:rFonts w:asciiTheme="majorHAnsi" w:hAnsiTheme="majorHAnsi" w:cs="Times New Roman"/>
+          <w:color w:val="000000" w:themeColor="text1"/>
           <w:spacing w:val="-2"/>
           <w:sz w:val="24"/>
         </w:rPr>
@@ -172,11 +198,16 @@
         <w:spacing w:before="8"/>
         <w:ind w:left="60" w:right="169" w:firstLine="0"/>
         <w:jc w:val="center"/>
+        <w:rPr>
+          <w:rFonts w:asciiTheme="majorHAnsi" w:hAnsiTheme="majorHAnsi" w:cs="Times New Roman"/>
+          <w:color w:val="000000" w:themeColor="text1"/>
+        </w:rPr>
       </w:pPr>
       <w:hyperlink r:id="rId6">
         <w:r>
           <w:rPr>
-            <w:color w:val="0000FF"/>
+            <w:rFonts w:asciiTheme="majorHAnsi" w:hAnsiTheme="majorHAnsi" w:cs="Times New Roman"/>
+            <w:color w:val="000000" w:themeColor="text1"/>
             <w:spacing w:val="-2"/>
             <w:u w:val="single" w:color="0000FF"/>
           </w:rPr>
@@ -186,7 +217,8 @@
       <w:hyperlink r:id="rId7">
         <w:r>
           <w:rPr>
-            <w:color w:val="0000FF"/>
+            <w:rFonts w:asciiTheme="majorHAnsi" w:hAnsiTheme="majorHAnsi" w:cs="Times New Roman"/>
+            <w:color w:val="000000" w:themeColor="text1"/>
             <w:spacing w:val="-2"/>
             <w:u w:val="single" w:color="0000FF"/>
           </w:rPr>
@@ -196,7 +228,8 @@
       <w:hyperlink r:id="rId8">
         <w:r>
           <w:rPr>
-            <w:color w:val="0000FF"/>
+            <w:rFonts w:asciiTheme="majorHAnsi" w:hAnsiTheme="majorHAnsi" w:cs="Times New Roman"/>
+            <w:color w:val="000000" w:themeColor="text1"/>
             <w:spacing w:val="-2"/>
             <w:u w:val="single" w:color="0000FF"/>
           </w:rPr>
@@ -206,7 +239,8 @@
       <w:hyperlink r:id="rId9">
         <w:r>
           <w:rPr>
-            <w:color w:val="0000FF"/>
+            <w:rFonts w:asciiTheme="majorHAnsi" w:hAnsiTheme="majorHAnsi" w:cs="Times New Roman"/>
+            <w:color w:val="000000" w:themeColor="text1"/>
             <w:spacing w:val="-2"/>
             <w:u w:val="single" w:color="0000FF"/>
           </w:rPr>
@@ -216,7 +250,8 @@
       <w:hyperlink r:id="rId10">
         <w:r>
           <w:rPr>
-            <w:color w:val="0000FF"/>
+            <w:rFonts w:asciiTheme="majorHAnsi" w:hAnsiTheme="majorHAnsi" w:cs="Times New Roman"/>
+            <w:color w:val="000000" w:themeColor="text1"/>
             <w:spacing w:val="-2"/>
             <w:u w:val="single" w:color="0000FF"/>
           </w:rPr>
@@ -230,6 +265,8 @@
         <w:spacing w:before="0"/>
         <w:ind w:left="0" w:firstLine="0"/>
         <w:rPr>
+          <w:rFonts w:asciiTheme="majorHAnsi" w:hAnsiTheme="majorHAnsi" w:cs="Times New Roman"/>
+          <w:color w:val="000000" w:themeColor="text1"/>
           <w:sz w:val="20"/>
         </w:rPr>
       </w:pPr>
@@ -240,18 +277,22 @@
         <w:spacing w:before="113"/>
         <w:ind w:left="0" w:firstLine="0"/>
         <w:rPr>
+          <w:rFonts w:asciiTheme="majorHAnsi" w:hAnsiTheme="majorHAnsi" w:cs="Times New Roman"/>
+          <w:color w:val="000000" w:themeColor="text1"/>
           <w:sz w:val="20"/>
         </w:rPr>
       </w:pPr>
       <w:r>
         <w:rPr>
+          <w:rFonts w:asciiTheme="majorHAnsi" w:hAnsiTheme="majorHAnsi" w:cs="Times New Roman"/>
           <w:noProof/>
+          <w:color w:val="000000" w:themeColor="text1"/>
           <w:sz w:val="20"/>
         </w:rPr>
         <mc:AlternateContent>
           <mc:Choice Requires="wps">
             <w:drawing>
-              <wp:anchor distT="0" distB="0" distL="0" distR="0" simplePos="0" relativeHeight="487587840" behindDoc="1" locked="0" layoutInCell="1" allowOverlap="1" wp14:anchorId="23F68A43" wp14:editId="4422ED3A">
+              <wp:anchor distT="0" distB="0" distL="0" distR="0" simplePos="0" relativeHeight="251650560" behindDoc="1" locked="0" layoutInCell="1" allowOverlap="1" wp14:anchorId="23F68A43" wp14:editId="4422ED3A">
                 <wp:simplePos x="0" y="0"/>
                 <wp:positionH relativeFrom="page">
                   <wp:posOffset>612140</wp:posOffset>
@@ -322,7 +363,7 @@
           </mc:Choice>
           <mc:Fallback>
             <w:pict>
-              <v:shape w14:anchorId="51369632" id="Graphic 1" o:spid="_x0000_s1026" style="position:absolute;margin-left:48.2pt;margin-top:18.6pt;width:497.7pt;height:1.5pt;z-index:-15728640;visibility:visible;mso-wrap-style:square;mso-wrap-distance-left:0;mso-wrap-distance-top:0;mso-wrap-distance-right:0;mso-wrap-distance-bottom:0;mso-position-horizontal:absolute;mso-position-horizontal-relative:page;mso-position-vertical:absolute;mso-position-vertical-relative:text;v-text-anchor:top" coordsize="6320790,19050" o:gfxdata="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" path="m6320790,l,,,19050r6320790,l6320790,xe" fillcolor="#121212" stroked="f">
+              <v:shape w14:anchorId="4170C19B" id="Graphic 1" o:spid="_x0000_s1026" style="position:absolute;margin-left:48.2pt;margin-top:18.6pt;width:497.7pt;height:1.5pt;z-index:-251665920;visibility:visible;mso-wrap-style:square;mso-wrap-distance-left:0;mso-wrap-distance-top:0;mso-wrap-distance-right:0;mso-wrap-distance-bottom:0;mso-position-horizontal:absolute;mso-position-horizontal-relative:page;mso-position-vertical:absolute;mso-position-vertical-relative:text;v-text-anchor:top" coordsize="6320790,19050" o:gfxdata="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" path="m6320790,l,,,19050r6320790,l6320790,xe" fillcolor="#121212" stroked="f">
                 <v:path arrowok="t"/>
                 <w10:wrap type="topAndBottom" anchorx="page"/>
               </v:shape>
@@ -334,206 +375,233 @@
     <w:p>
       <w:pPr>
         <w:pStyle w:val="BodyText"/>
-        <w:spacing w:before="202" w:line="228" w:lineRule="auto"/>
+        <w:spacing w:before="202" w:line="360" w:lineRule="auto"/>
         <w:ind w:left="142" w:right="128" w:firstLine="0"/>
         <w:jc w:val="both"/>
-      </w:pPr>
-      <w:r>
-        <w:rPr>
-          <w:color w:val="404040"/>
+        <w:rPr>
+          <w:rFonts w:asciiTheme="majorHAnsi" w:hAnsiTheme="majorHAnsi" w:cs="Times New Roman"/>
+          <w:color w:val="000000" w:themeColor="text1"/>
+        </w:rPr>
+      </w:pPr>
+      <w:r>
+        <w:rPr>
+          <w:rFonts w:asciiTheme="majorHAnsi" w:hAnsiTheme="majorHAnsi" w:cs="Times New Roman"/>
+          <w:color w:val="000000" w:themeColor="text1"/>
           <w:spacing w:val="-2"/>
         </w:rPr>
         <w:t>Saya</w:t>
       </w:r>
       <w:r>
         <w:rPr>
-          <w:color w:val="404040"/>
+          <w:rFonts w:asciiTheme="majorHAnsi" w:hAnsiTheme="majorHAnsi" w:cs="Times New Roman"/>
+          <w:color w:val="000000" w:themeColor="text1"/>
           <w:spacing w:val="-4"/>
         </w:rPr>
         <w:t xml:space="preserve"> </w:t>
       </w:r>
       <w:r>
         <w:rPr>
-          <w:color w:val="404040"/>
+          <w:rFonts w:asciiTheme="majorHAnsi" w:hAnsiTheme="majorHAnsi" w:cs="Times New Roman"/>
+          <w:color w:val="000000" w:themeColor="text1"/>
           <w:spacing w:val="-2"/>
         </w:rPr>
         <w:t>adalah</w:t>
       </w:r>
       <w:r>
         <w:rPr>
-          <w:color w:val="404040"/>
+          <w:rFonts w:asciiTheme="majorHAnsi" w:hAnsiTheme="majorHAnsi" w:cs="Times New Roman"/>
+          <w:color w:val="000000" w:themeColor="text1"/>
           <w:spacing w:val="-3"/>
         </w:rPr>
         <w:t xml:space="preserve"> </w:t>
       </w:r>
       <w:r>
         <w:rPr>
-          <w:color w:val="404040"/>
+          <w:rFonts w:asciiTheme="majorHAnsi" w:hAnsiTheme="majorHAnsi" w:cs="Times New Roman"/>
+          <w:color w:val="000000" w:themeColor="text1"/>
           <w:spacing w:val="-2"/>
         </w:rPr>
         <w:t>mahasiswa</w:t>
       </w:r>
       <w:r>
         <w:rPr>
-          <w:color w:val="404040"/>
+          <w:rFonts w:asciiTheme="majorHAnsi" w:hAnsiTheme="majorHAnsi" w:cs="Times New Roman"/>
+          <w:color w:val="000000" w:themeColor="text1"/>
           <w:spacing w:val="-4"/>
         </w:rPr>
         <w:t xml:space="preserve"> </w:t>
       </w:r>
       <w:r>
         <w:rPr>
-          <w:color w:val="404040"/>
+          <w:rFonts w:asciiTheme="majorHAnsi" w:hAnsiTheme="majorHAnsi" w:cs="Times New Roman"/>
+          <w:color w:val="000000" w:themeColor="text1"/>
           <w:spacing w:val="-2"/>
         </w:rPr>
         <w:t>semester</w:t>
       </w:r>
       <w:r>
         <w:rPr>
-          <w:color w:val="404040"/>
+          <w:rFonts w:asciiTheme="majorHAnsi" w:hAnsiTheme="majorHAnsi" w:cs="Times New Roman"/>
+          <w:color w:val="000000" w:themeColor="text1"/>
           <w:spacing w:val="-3"/>
         </w:rPr>
         <w:t xml:space="preserve"> </w:t>
       </w:r>
       <w:r>
         <w:rPr>
-          <w:color w:val="404040"/>
+          <w:rFonts w:asciiTheme="majorHAnsi" w:hAnsiTheme="majorHAnsi" w:cs="Times New Roman"/>
+          <w:color w:val="000000" w:themeColor="text1"/>
           <w:spacing w:val="-2"/>
         </w:rPr>
         <w:t>8</w:t>
       </w:r>
       <w:r>
         <w:rPr>
-          <w:color w:val="404040"/>
+          <w:rFonts w:asciiTheme="majorHAnsi" w:hAnsiTheme="majorHAnsi" w:cs="Times New Roman"/>
+          <w:color w:val="000000" w:themeColor="text1"/>
           <w:spacing w:val="-4"/>
         </w:rPr>
         <w:t xml:space="preserve"> </w:t>
       </w:r>
       <w:r>
         <w:rPr>
-          <w:color w:val="404040"/>
+          <w:rFonts w:asciiTheme="majorHAnsi" w:hAnsiTheme="majorHAnsi" w:cs="Times New Roman"/>
+          <w:color w:val="000000" w:themeColor="text1"/>
           <w:spacing w:val="-2"/>
         </w:rPr>
         <w:t>Teknologi</w:t>
       </w:r>
       <w:r>
         <w:rPr>
-          <w:color w:val="404040"/>
+          <w:rFonts w:asciiTheme="majorHAnsi" w:hAnsiTheme="majorHAnsi" w:cs="Times New Roman"/>
+          <w:color w:val="000000" w:themeColor="text1"/>
           <w:spacing w:val="-3"/>
         </w:rPr>
         <w:t xml:space="preserve"> </w:t>
       </w:r>
       <w:r>
         <w:rPr>
-          <w:color w:val="404040"/>
+          <w:rFonts w:asciiTheme="majorHAnsi" w:hAnsiTheme="majorHAnsi" w:cs="Times New Roman"/>
+          <w:color w:val="000000" w:themeColor="text1"/>
           <w:spacing w:val="-2"/>
         </w:rPr>
         <w:t>Informasi</w:t>
       </w:r>
       <w:r>
         <w:rPr>
-          <w:color w:val="404040"/>
+          <w:rFonts w:asciiTheme="majorHAnsi" w:hAnsiTheme="majorHAnsi" w:cs="Times New Roman"/>
+          <w:color w:val="000000" w:themeColor="text1"/>
           <w:spacing w:val="-3"/>
         </w:rPr>
         <w:t xml:space="preserve"> </w:t>
       </w:r>
       <w:r>
         <w:rPr>
-          <w:color w:val="404040"/>
+          <w:rFonts w:asciiTheme="majorHAnsi" w:hAnsiTheme="majorHAnsi" w:cs="Times New Roman"/>
+          <w:color w:val="000000" w:themeColor="text1"/>
           <w:spacing w:val="-2"/>
         </w:rPr>
         <w:t>di</w:t>
       </w:r>
       <w:r>
         <w:rPr>
-          <w:color w:val="404040"/>
+          <w:rFonts w:asciiTheme="majorHAnsi" w:hAnsiTheme="majorHAnsi" w:cs="Times New Roman"/>
+          <w:color w:val="000000" w:themeColor="text1"/>
           <w:spacing w:val="-3"/>
         </w:rPr>
         <w:t xml:space="preserve"> </w:t>
       </w:r>
       <w:r>
         <w:rPr>
-          <w:color w:val="404040"/>
+          <w:rFonts w:asciiTheme="majorHAnsi" w:hAnsiTheme="majorHAnsi" w:cs="Times New Roman"/>
+          <w:color w:val="000000" w:themeColor="text1"/>
           <w:spacing w:val="-2"/>
         </w:rPr>
         <w:t>Universitas Bina</w:t>
       </w:r>
       <w:r>
         <w:rPr>
-          <w:color w:val="404040"/>
+          <w:rFonts w:asciiTheme="majorHAnsi" w:hAnsiTheme="majorHAnsi" w:cs="Times New Roman"/>
+          <w:color w:val="000000" w:themeColor="text1"/>
           <w:spacing w:val="-4"/>
         </w:rPr>
         <w:t xml:space="preserve"> </w:t>
       </w:r>
       <w:r>
         <w:rPr>
-          <w:color w:val="404040"/>
+          <w:rFonts w:asciiTheme="majorHAnsi" w:hAnsiTheme="majorHAnsi" w:cs="Times New Roman"/>
+          <w:color w:val="000000" w:themeColor="text1"/>
           <w:spacing w:val="-2"/>
         </w:rPr>
         <w:t>Sarana</w:t>
       </w:r>
       <w:r>
         <w:rPr>
-          <w:color w:val="404040"/>
+          <w:rFonts w:asciiTheme="majorHAnsi" w:hAnsiTheme="majorHAnsi" w:cs="Times New Roman"/>
+          <w:color w:val="000000" w:themeColor="text1"/>
           <w:spacing w:val="-4"/>
         </w:rPr>
         <w:t xml:space="preserve"> </w:t>
       </w:r>
       <w:r>
         <w:rPr>
-          <w:color w:val="404040"/>
+          <w:rFonts w:asciiTheme="majorHAnsi" w:hAnsiTheme="majorHAnsi" w:cs="Times New Roman"/>
+          <w:color w:val="000000" w:themeColor="text1"/>
           <w:spacing w:val="-2"/>
         </w:rPr>
         <w:t xml:space="preserve">Informatika dengan minat </w:t>
       </w:r>
       <w:r>
         <w:rPr>
-          <w:color w:val="404040"/>
-        </w:rPr>
-        <w:t>dalam bidang web developer dan software developer. Memiliki pengalaman kerja di beberapa event volunteer yang mengasah kemampuan kepemimpinan, komunikasi, dan analisis data. Siap menghadapi tantangan baru dengan semangat belajar yang tinggi dan dedikasi penuh.</w:t>
+          <w:rFonts w:asciiTheme="majorHAnsi" w:hAnsiTheme="majorHAnsi" w:cs="Times New Roman"/>
+          <w:color w:val="000000" w:themeColor="text1"/>
+        </w:rPr>
+        <w:t>dalam bidang web developer dan software developer. Memiliki pengalaman kerja di beberapa event volunteer yang mengasah kemampuan ke</w:t>
+      </w:r>
+      <w:r>
+        <w:rPr>
+          <w:rFonts w:asciiTheme="majorHAnsi" w:hAnsiTheme="majorHAnsi" w:cs="Times New Roman"/>
+          <w:color w:val="000000" w:themeColor="text1"/>
+        </w:rPr>
+        <w:t>rja sama tim, kepemimpinan</w:t>
+      </w:r>
+      <w:r>
+        <w:rPr>
+          <w:rFonts w:asciiTheme="majorHAnsi" w:hAnsiTheme="majorHAnsi" w:cs="Times New Roman"/>
+          <w:color w:val="000000" w:themeColor="text1"/>
+        </w:rPr>
+        <w:t>, komunikasi, dan analisis data. Siap menghadapi tantangan baru dengan semangat belajar yang tinggi dan dedikasi penuh.</w:t>
       </w:r>
     </w:p>
     <w:p>
       <w:pPr>
         <w:spacing w:before="249"/>
         <w:ind w:left="142"/>
-        <w:rPr>
+        <w:jc w:val="center"/>
+        <w:rPr>
+          <w:rFonts w:asciiTheme="majorHAnsi" w:hAnsiTheme="majorHAnsi" w:cs="Times New Roman"/>
           <w:b/>
-        </w:rPr>
-      </w:pPr>
-      <w:r>
-        <w:rPr>
-          <w:b/>
-          <w:color w:val="404040"/>
-          <w:spacing w:val="-2"/>
-        </w:rPr>
-        <w:t>PENDIDIKAN</w:t>
-      </w:r>
-    </w:p>
-    <w:p>
-      <w:pPr>
-        <w:pStyle w:val="BodyText"/>
-        <w:ind w:left="0" w:firstLine="0"/>
-        <w:rPr>
-          <w:b/>
-          <w:sz w:val="20"/>
-        </w:rPr>
-      </w:pPr>
-      <w:r>
-        <w:rPr>
+          <w:color w:val="000000" w:themeColor="text1"/>
+        </w:rPr>
+      </w:pPr>
+      <w:r>
+        <w:rPr>
+          <w:rFonts w:asciiTheme="majorHAnsi" w:hAnsiTheme="majorHAnsi" w:cs="Times New Roman"/>
           <w:b/>
           <w:noProof/>
+          <w:color w:val="000000" w:themeColor="text1"/>
           <w:sz w:val="20"/>
         </w:rPr>
         <mc:AlternateContent>
           <mc:Choice Requires="wps">
             <w:drawing>
-              <wp:anchor distT="0" distB="0" distL="0" distR="0" simplePos="0" relativeHeight="487588352" behindDoc="1" locked="0" layoutInCell="1" allowOverlap="1" wp14:anchorId="0AF3AF74" wp14:editId="419E9F67">
+              <wp:anchor distT="0" distB="0" distL="0" distR="0" simplePos="0" relativeHeight="251654656" behindDoc="1" locked="0" layoutInCell="1" allowOverlap="1" wp14:anchorId="0AF3AF74" wp14:editId="100C2A10">
                 <wp:simplePos x="0" y="0"/>
                 <wp:positionH relativeFrom="page">
-                  <wp:posOffset>625475</wp:posOffset>
+                  <wp:posOffset>608222</wp:posOffset>
                 </wp:positionH>
                 <wp:positionV relativeFrom="paragraph">
-                  <wp:posOffset>177155</wp:posOffset>
+                  <wp:posOffset>334573</wp:posOffset>
                 </wp:positionV>
                 <wp:extent cx="6320790" cy="9525"/>
                 <wp:effectExtent l="0" t="0" r="0" b="0"/>
@@ -598,7 +666,7 @@
           </mc:Choice>
           <mc:Fallback>
             <w:pict>
-              <v:shape w14:anchorId="48E95A54" id="Graphic 2" o:spid="_x0000_s1026" style="position:absolute;margin-left:49.25pt;margin-top:13.95pt;width:497.7pt;height:.75pt;z-index:-15728128;visibility:visible;mso-wrap-style:square;mso-wrap-distance-left:0;mso-wrap-distance-top:0;mso-wrap-distance-right:0;mso-wrap-distance-bottom:0;mso-position-horizontal:absolute;mso-position-horizontal-relative:page;mso-position-vertical:absolute;mso-position-vertical-relative:text;v-text-anchor:top" coordsize="6320790,9525" o:gfxdata="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" path="m6320790,l,,,9144r6320790,l6320790,xe" fillcolor="black" stroked="f">
+              <v:shape w14:anchorId="2A32EE12" id="Graphic 2" o:spid="_x0000_s1026" style="position:absolute;margin-left:47.9pt;margin-top:26.35pt;width:497.7pt;height:.75pt;z-index:-251661824;visibility:visible;mso-wrap-style:square;mso-wrap-distance-left:0;mso-wrap-distance-top:0;mso-wrap-distance-right:0;mso-wrap-distance-bottom:0;mso-position-horizontal:absolute;mso-position-horizontal-relative:page;mso-position-vertical:absolute;mso-position-vertical-relative:text;v-text-anchor:top" coordsize="6320790,9525" o:gfxdata="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" path="m6320790,l,,,9144r6320790,l6320790,xe" fillcolor="black" stroked="f">
                 <v:path arrowok="t"/>
                 <w10:wrap type="topAndBottom" anchorx="page"/>
               </v:shape>
@@ -606,6 +674,15 @@
           </mc:Fallback>
         </mc:AlternateContent>
       </w:r>
+      <w:r>
+        <w:rPr>
+          <w:rFonts w:asciiTheme="majorHAnsi" w:hAnsiTheme="majorHAnsi" w:cs="Times New Roman"/>
+          <w:b/>
+          <w:color w:val="000000" w:themeColor="text1"/>
+          <w:spacing w:val="-2"/>
+        </w:rPr>
+        <w:t>PENDIDIKAN</w:t>
+      </w:r>
     </w:p>
     <w:p>
       <w:pPr>
@@ -615,97 +692,138 @@
         </w:tabs>
         <w:spacing w:before="240"/>
         <w:ind w:left="142"/>
+        <w:rPr>
+          <w:rFonts w:asciiTheme="majorHAnsi" w:hAnsiTheme="majorHAnsi" w:cs="Times New Roman"/>
+          <w:color w:val="000000" w:themeColor="text1"/>
+        </w:rPr>
       </w:pPr>
       <w:bookmarkStart w:id="0" w:name="UNIVERSITAS_BINA_SARANA_INFORMATIKA__Sep"/>
       <w:bookmarkEnd w:id="0"/>
       <w:r>
         <w:rPr>
-          <w:color w:val="4E4E4E"/>
+          <w:rFonts w:asciiTheme="majorHAnsi" w:hAnsiTheme="majorHAnsi" w:cs="Times New Roman"/>
+          <w:color w:val="000000" w:themeColor="text1"/>
           <w:spacing w:val="-2"/>
         </w:rPr>
         <w:t>UNIVERSITAS</w:t>
       </w:r>
       <w:r>
         <w:rPr>
-          <w:color w:val="4E4E4E"/>
+          <w:rFonts w:asciiTheme="majorHAnsi" w:hAnsiTheme="majorHAnsi" w:cs="Times New Roman"/>
+          <w:color w:val="000000" w:themeColor="text1"/>
           <w:spacing w:val="-1"/>
         </w:rPr>
         <w:t xml:space="preserve"> </w:t>
       </w:r>
       <w:r>
         <w:rPr>
-          <w:color w:val="4E4E4E"/>
+          <w:rFonts w:asciiTheme="majorHAnsi" w:hAnsiTheme="majorHAnsi" w:cs="Times New Roman"/>
+          <w:color w:val="000000" w:themeColor="text1"/>
           <w:spacing w:val="-2"/>
         </w:rPr>
         <w:t>BINA</w:t>
       </w:r>
       <w:r>
         <w:rPr>
-          <w:color w:val="4E4E4E"/>
+          <w:rFonts w:asciiTheme="majorHAnsi" w:hAnsiTheme="majorHAnsi" w:cs="Times New Roman"/>
+          <w:color w:val="000000" w:themeColor="text1"/>
           <w:spacing w:val="-4"/>
         </w:rPr>
         <w:t xml:space="preserve"> </w:t>
       </w:r>
       <w:r>
         <w:rPr>
-          <w:color w:val="4E4E4E"/>
+          <w:rFonts w:asciiTheme="majorHAnsi" w:hAnsiTheme="majorHAnsi" w:cs="Times New Roman"/>
+          <w:color w:val="000000" w:themeColor="text1"/>
           <w:spacing w:val="-2"/>
         </w:rPr>
         <w:t>SARANA</w:t>
       </w:r>
       <w:r>
         <w:rPr>
-          <w:color w:val="4E4E4E"/>
+          <w:rFonts w:asciiTheme="majorHAnsi" w:hAnsiTheme="majorHAnsi" w:cs="Times New Roman"/>
+          <w:color w:val="000000" w:themeColor="text1"/>
           <w:spacing w:val="-8"/>
         </w:rPr>
         <w:t xml:space="preserve"> </w:t>
       </w:r>
       <w:r>
         <w:rPr>
-          <w:color w:val="4E4E4E"/>
+          <w:rFonts w:asciiTheme="majorHAnsi" w:hAnsiTheme="majorHAnsi" w:cs="Times New Roman"/>
+          <w:color w:val="000000" w:themeColor="text1"/>
           <w:spacing w:val="-2"/>
         </w:rPr>
         <w:t>INFORMATIKA</w:t>
       </w:r>
       <w:r>
         <w:rPr>
-          <w:color w:val="4E4E4E"/>
+          <w:rFonts w:asciiTheme="majorHAnsi" w:hAnsiTheme="majorHAnsi" w:cs="Times New Roman"/>
+          <w:color w:val="000000" w:themeColor="text1"/>
         </w:rPr>
         <w:tab/>
-        <w:t>September</w:t>
-      </w:r>
-      <w:r>
-        <w:rPr>
-          <w:color w:val="4E4E4E"/>
+      </w:r>
+      <w:r>
+        <w:rPr>
+          <w:rFonts w:asciiTheme="majorHAnsi" w:hAnsiTheme="majorHAnsi" w:cs="Times New Roman"/>
+          <w:color w:val="000000" w:themeColor="text1"/>
           <w:spacing w:val="-3"/>
         </w:rPr>
         <w:t xml:space="preserve"> </w:t>
       </w:r>
       <w:r>
         <w:rPr>
-          <w:color w:val="4E4E4E"/>
+          <w:rFonts w:asciiTheme="majorHAnsi" w:hAnsiTheme="majorHAnsi" w:cs="Times New Roman"/>
+          <w:color w:val="000000" w:themeColor="text1"/>
+          <w:spacing w:val="-3"/>
+        </w:rPr>
+        <w:tab/>
+      </w:r>
+      <w:r>
+        <w:rPr>
+          <w:rFonts w:asciiTheme="majorHAnsi" w:hAnsiTheme="majorHAnsi" w:cs="Times New Roman"/>
+          <w:color w:val="000000" w:themeColor="text1"/>
+          <w:spacing w:val="-3"/>
+        </w:rPr>
+        <w:tab/>
+        <w:t xml:space="preserve">       </w:t>
+      </w:r>
+      <w:r>
+        <w:rPr>
+          <w:rFonts w:asciiTheme="majorHAnsi" w:hAnsiTheme="majorHAnsi" w:cs="Times New Roman"/>
+          <w:color w:val="000000" w:themeColor="text1"/>
         </w:rPr>
         <w:t>2022</w:t>
       </w:r>
       <w:r>
         <w:rPr>
-          <w:color w:val="4E4E4E"/>
+          <w:rFonts w:asciiTheme="majorHAnsi" w:hAnsiTheme="majorHAnsi" w:cs="Times New Roman"/>
+          <w:color w:val="000000" w:themeColor="text1"/>
           <w:spacing w:val="-1"/>
         </w:rPr>
         <w:t xml:space="preserve"> </w:t>
       </w:r>
       <w:r>
         <w:rPr>
-          <w:color w:val="4E4E4E"/>
+          <w:rFonts w:asciiTheme="majorHAnsi" w:hAnsiTheme="majorHAnsi" w:cs="Times New Roman"/>
+          <w:color w:val="000000" w:themeColor="text1"/>
         </w:rPr>
         <w:t>-</w:t>
       </w:r>
       <w:r>
         <w:rPr>
-          <w:color w:val="4E4E4E"/>
+          <w:rFonts w:asciiTheme="majorHAnsi" w:hAnsiTheme="majorHAnsi" w:cs="Times New Roman"/>
+          <w:color w:val="000000" w:themeColor="text1"/>
           <w:spacing w:val="-2"/>
         </w:rPr>
-        <w:t xml:space="preserve"> Sekarang</w:t>
+        <w:t xml:space="preserve"> </w:t>
+      </w:r>
+      <w:r>
+        <w:rPr>
+          <w:rFonts w:asciiTheme="majorHAnsi" w:hAnsiTheme="majorHAnsi" w:cs="Times New Roman"/>
+          <w:color w:val="000000" w:themeColor="text1"/>
+          <w:spacing w:val="-2"/>
+        </w:rPr>
+        <w:t>2026</w:t>
       </w:r>
     </w:p>
     <w:p>
@@ -713,19 +831,23 @@
         <w:spacing w:before="24" w:line="259" w:lineRule="auto"/>
         <w:ind w:left="127" w:right="7069"/>
         <w:rPr>
-          <w:sz w:val="24"/>
-        </w:rPr>
-      </w:pPr>
-      <w:r>
-        <w:rPr>
-          <w:color w:val="4E4E4E"/>
+          <w:rFonts w:asciiTheme="majorHAnsi" w:hAnsiTheme="majorHAnsi" w:cs="Times New Roman"/>
+          <w:color w:val="000000" w:themeColor="text1"/>
+          <w:sz w:val="24"/>
+        </w:rPr>
+      </w:pPr>
+      <w:r>
+        <w:rPr>
+          <w:rFonts w:asciiTheme="majorHAnsi" w:hAnsiTheme="majorHAnsi" w:cs="Times New Roman"/>
+          <w:color w:val="000000" w:themeColor="text1"/>
           <w:sz w:val="24"/>
         </w:rPr>
         <w:t>TEKNOLOGI</w:t>
       </w:r>
       <w:r>
         <w:rPr>
-          <w:color w:val="4E4E4E"/>
+          <w:rFonts w:asciiTheme="majorHAnsi" w:hAnsiTheme="majorHAnsi" w:cs="Times New Roman"/>
+          <w:color w:val="000000" w:themeColor="text1"/>
           <w:spacing w:val="-14"/>
           <w:sz w:val="24"/>
         </w:rPr>
@@ -733,14 +855,16 @@
       </w:r>
       <w:r>
         <w:rPr>
-          <w:color w:val="4E4E4E"/>
+          <w:rFonts w:asciiTheme="majorHAnsi" w:hAnsiTheme="majorHAnsi" w:cs="Times New Roman"/>
+          <w:color w:val="000000" w:themeColor="text1"/>
           <w:sz w:val="24"/>
         </w:rPr>
         <w:t>INFORMASI</w:t>
       </w:r>
       <w:r>
         <w:rPr>
-          <w:color w:val="4E4E4E"/>
+          <w:rFonts w:asciiTheme="majorHAnsi" w:hAnsiTheme="majorHAnsi" w:cs="Times New Roman"/>
+          <w:color w:val="000000" w:themeColor="text1"/>
           <w:spacing w:val="-13"/>
           <w:sz w:val="24"/>
         </w:rPr>
@@ -748,21 +872,24 @@
       </w:r>
       <w:r>
         <w:rPr>
-          <w:color w:val="4E4E4E"/>
+          <w:rFonts w:asciiTheme="majorHAnsi" w:hAnsiTheme="majorHAnsi" w:cs="Times New Roman"/>
+          <w:color w:val="000000" w:themeColor="text1"/>
           <w:sz w:val="24"/>
         </w:rPr>
         <w:t>S1 IPK 3.</w:t>
       </w:r>
       <w:r>
         <w:rPr>
-          <w:color w:val="4E4E4E"/>
+          <w:rFonts w:asciiTheme="majorHAnsi" w:hAnsiTheme="majorHAnsi" w:cs="Times New Roman"/>
+          <w:color w:val="000000" w:themeColor="text1"/>
           <w:sz w:val="24"/>
         </w:rPr>
         <w:t>50</w:t>
       </w:r>
       <w:r>
         <w:rPr>
-          <w:color w:val="4E4E4E"/>
+          <w:rFonts w:asciiTheme="majorHAnsi" w:hAnsiTheme="majorHAnsi" w:cs="Times New Roman"/>
+          <w:color w:val="000000" w:themeColor="text1"/>
           <w:sz w:val="24"/>
         </w:rPr>
         <w:t>/4.00</w:t>
@@ -770,211 +897,140 @@
     </w:p>
     <w:p>
       <w:pPr>
-        <w:spacing w:before="8" w:line="247" w:lineRule="auto"/>
-        <w:ind w:left="137" w:hanging="10"/>
-        <w:rPr>
-          <w:sz w:val="24"/>
-        </w:rPr>
-      </w:pPr>
-      <w:r>
-        <w:rPr>
-          <w:color w:val="4E4E4E"/>
-          <w:sz w:val="24"/>
-        </w:rPr>
-        <w:t>Mata</w:t>
-      </w:r>
-      <w:r>
-        <w:rPr>
-          <w:color w:val="4E4E4E"/>
-          <w:spacing w:val="40"/>
-          <w:sz w:val="24"/>
-        </w:rPr>
-        <w:t xml:space="preserve"> </w:t>
-      </w:r>
-      <w:r>
-        <w:rPr>
-          <w:color w:val="4E4E4E"/>
-          <w:sz w:val="24"/>
-        </w:rPr>
-        <w:t>Kuliah</w:t>
-      </w:r>
-      <w:r>
-        <w:rPr>
-          <w:color w:val="4E4E4E"/>
-          <w:spacing w:val="40"/>
-          <w:sz w:val="24"/>
-        </w:rPr>
-        <w:t xml:space="preserve"> </w:t>
-      </w:r>
-      <w:r>
-        <w:rPr>
-          <w:color w:val="4E4E4E"/>
-          <w:sz w:val="24"/>
-        </w:rPr>
-        <w:t>Relevan:</w:t>
-      </w:r>
-      <w:r>
-        <w:rPr>
-          <w:color w:val="4E4E4E"/>
-          <w:spacing w:val="40"/>
-          <w:sz w:val="24"/>
-        </w:rPr>
-        <w:t xml:space="preserve"> </w:t>
-      </w:r>
-      <w:r>
-        <w:rPr>
-          <w:color w:val="4E4E4E"/>
-          <w:sz w:val="24"/>
-        </w:rPr>
-        <w:t>Web</w:t>
-      </w:r>
-      <w:r>
-        <w:rPr>
-          <w:color w:val="4E4E4E"/>
-          <w:spacing w:val="40"/>
-          <w:sz w:val="24"/>
-        </w:rPr>
-        <w:t xml:space="preserve"> </w:t>
-      </w:r>
-      <w:r>
-        <w:rPr>
-          <w:color w:val="4E4E4E"/>
-          <w:sz w:val="24"/>
-        </w:rPr>
-        <w:t>Programming</w:t>
-      </w:r>
-      <w:r>
-        <w:rPr>
-          <w:color w:val="4E4E4E"/>
-          <w:spacing w:val="40"/>
-          <w:sz w:val="24"/>
-        </w:rPr>
-        <w:t xml:space="preserve"> </w:t>
-      </w:r>
-      <w:r>
-        <w:rPr>
-          <w:color w:val="4E4E4E"/>
-          <w:sz w:val="24"/>
-        </w:rPr>
-        <w:t>II,</w:t>
-      </w:r>
-      <w:r>
-        <w:rPr>
-          <w:color w:val="4E4E4E"/>
-          <w:spacing w:val="40"/>
-          <w:sz w:val="24"/>
-        </w:rPr>
-        <w:t xml:space="preserve"> </w:t>
-      </w:r>
-      <w:r>
-        <w:rPr>
-          <w:color w:val="4E4E4E"/>
-          <w:sz w:val="24"/>
-        </w:rPr>
-        <w:t>Mobile</w:t>
-      </w:r>
-      <w:r>
-        <w:rPr>
-          <w:color w:val="4E4E4E"/>
-          <w:spacing w:val="40"/>
-          <w:sz w:val="24"/>
-        </w:rPr>
-        <w:t xml:space="preserve"> </w:t>
-      </w:r>
-      <w:r>
-        <w:rPr>
-          <w:color w:val="4E4E4E"/>
-          <w:sz w:val="24"/>
-        </w:rPr>
-        <w:t>Programming,</w:t>
-      </w:r>
-      <w:r>
-        <w:rPr>
-          <w:color w:val="4E4E4E"/>
-          <w:spacing w:val="40"/>
-          <w:sz w:val="24"/>
-        </w:rPr>
-        <w:t xml:space="preserve"> </w:t>
-      </w:r>
-      <w:r>
-        <w:rPr>
-          <w:color w:val="4E4E4E"/>
-          <w:sz w:val="24"/>
-        </w:rPr>
-        <w:t>Pengolahan</w:t>
-      </w:r>
-      <w:r>
-        <w:rPr>
-          <w:color w:val="4E4E4E"/>
-          <w:spacing w:val="40"/>
-          <w:sz w:val="24"/>
-        </w:rPr>
-        <w:t xml:space="preserve"> </w:t>
-      </w:r>
-      <w:r>
-        <w:rPr>
-          <w:color w:val="4E4E4E"/>
-          <w:sz w:val="24"/>
-        </w:rPr>
-        <w:t>Citra,</w:t>
-      </w:r>
-      <w:r>
-        <w:rPr>
-          <w:color w:val="4E4E4E"/>
-          <w:spacing w:val="40"/>
-          <w:sz w:val="24"/>
-        </w:rPr>
-        <w:t xml:space="preserve"> </w:t>
-      </w:r>
-      <w:r>
-        <w:rPr>
-          <w:color w:val="4E4E4E"/>
-          <w:sz w:val="24"/>
-        </w:rPr>
-        <w:t>Rekayasa Perangkat Lunak, Virtual Augmented Reality, Kriptografi.</w:t>
+        <w:pStyle w:val="Heading2"/>
+        <w:tabs>
+          <w:tab w:val="left" w:pos="7200"/>
+        </w:tabs>
+        <w:spacing w:before="240"/>
+        <w:ind w:left="142"/>
+        <w:rPr>
+          <w:rFonts w:asciiTheme="majorHAnsi" w:hAnsiTheme="majorHAnsi" w:cs="Times New Roman"/>
+          <w:color w:val="000000" w:themeColor="text1"/>
+        </w:rPr>
+      </w:pPr>
+      <w:r>
+        <w:rPr>
+          <w:rFonts w:asciiTheme="majorHAnsi" w:hAnsiTheme="majorHAnsi" w:cs="Times New Roman"/>
+          <w:color w:val="000000" w:themeColor="text1"/>
+          <w:spacing w:val="-2"/>
+        </w:rPr>
+        <w:t>SMAN 22 KABUPATEN TANGERANG</w:t>
+      </w:r>
+      <w:r>
+        <w:rPr>
+          <w:rFonts w:asciiTheme="majorHAnsi" w:hAnsiTheme="majorHAnsi" w:cs="Times New Roman"/>
+          <w:color w:val="000000" w:themeColor="text1"/>
+        </w:rPr>
+        <w:tab/>
+      </w:r>
+      <w:r>
+        <w:rPr>
+          <w:rFonts w:asciiTheme="majorHAnsi" w:hAnsiTheme="majorHAnsi" w:cs="Times New Roman"/>
+          <w:color w:val="000000" w:themeColor="text1"/>
+        </w:rPr>
+        <w:tab/>
+      </w:r>
+      <w:r>
+        <w:rPr>
+          <w:rFonts w:asciiTheme="majorHAnsi" w:hAnsiTheme="majorHAnsi" w:cs="Times New Roman"/>
+          <w:color w:val="000000" w:themeColor="text1"/>
+        </w:rPr>
+        <w:tab/>
+        <w:t xml:space="preserve">       </w:t>
+      </w:r>
+      <w:r>
+        <w:rPr>
+          <w:rFonts w:asciiTheme="majorHAnsi" w:hAnsiTheme="majorHAnsi" w:cs="Times New Roman"/>
+          <w:color w:val="000000" w:themeColor="text1"/>
+        </w:rPr>
+        <w:t>20</w:t>
+      </w:r>
+      <w:r>
+        <w:rPr>
+          <w:rFonts w:asciiTheme="majorHAnsi" w:hAnsiTheme="majorHAnsi" w:cs="Times New Roman"/>
+          <w:color w:val="000000" w:themeColor="text1"/>
+        </w:rPr>
+        <w:t>19</w:t>
+      </w:r>
+      <w:r>
+        <w:rPr>
+          <w:rFonts w:asciiTheme="majorHAnsi" w:hAnsiTheme="majorHAnsi" w:cs="Times New Roman"/>
+          <w:color w:val="000000" w:themeColor="text1"/>
+          <w:spacing w:val="-1"/>
+        </w:rPr>
+        <w:t xml:space="preserve"> </w:t>
+      </w:r>
+      <w:r>
+        <w:rPr>
+          <w:rFonts w:asciiTheme="majorHAnsi" w:hAnsiTheme="majorHAnsi" w:cs="Times New Roman"/>
+          <w:color w:val="000000" w:themeColor="text1"/>
+        </w:rPr>
+        <w:t>-</w:t>
+      </w:r>
+      <w:r>
+        <w:rPr>
+          <w:rFonts w:asciiTheme="majorHAnsi" w:hAnsiTheme="majorHAnsi" w:cs="Times New Roman"/>
+          <w:color w:val="000000" w:themeColor="text1"/>
+          <w:spacing w:val="-2"/>
+        </w:rPr>
+        <w:t xml:space="preserve"> </w:t>
+      </w:r>
+      <w:r>
+        <w:rPr>
+          <w:rFonts w:asciiTheme="majorHAnsi" w:hAnsiTheme="majorHAnsi" w:cs="Times New Roman"/>
+          <w:color w:val="000000" w:themeColor="text1"/>
+          <w:spacing w:val="-2"/>
+        </w:rPr>
+        <w:t>2022</w:t>
       </w:r>
     </w:p>
     <w:p>
       <w:pPr>
+        <w:spacing w:before="24" w:line="360" w:lineRule="auto"/>
+        <w:ind w:left="127" w:right="5246"/>
+        <w:rPr>
+          <w:rFonts w:asciiTheme="majorHAnsi" w:hAnsiTheme="majorHAnsi" w:cs="Times New Roman"/>
+          <w:color w:val="000000" w:themeColor="text1"/>
+          <w:sz w:val="24"/>
+        </w:rPr>
+      </w:pPr>
+      <w:r>
+        <w:rPr>
+          <w:rFonts w:asciiTheme="majorHAnsi" w:hAnsiTheme="majorHAnsi" w:cs="Times New Roman"/>
+          <w:color w:val="000000" w:themeColor="text1"/>
+          <w:sz w:val="24"/>
+        </w:rPr>
+        <w:t>Matematika dan Ilmu Pengetahuan Alam (MIPA)</w:t>
+      </w:r>
+    </w:p>
+    <w:p>
+      <w:pPr>
         <w:pStyle w:val="Heading1"/>
         <w:ind w:left="127"/>
-      </w:pPr>
-      <w:bookmarkStart w:id="1" w:name="PENGALAMAN"/>
-      <w:bookmarkEnd w:id="1"/>
-      <w:r>
-        <w:rPr>
-          <w:color w:val="4E4E4E"/>
-          <w:spacing w:val="-2"/>
-        </w:rPr>
-        <w:t>PENGALAMAN</w:t>
-      </w:r>
-    </w:p>
-    <w:p>
-      <w:pPr>
-        <w:pStyle w:val="BodyText"/>
-        <w:spacing w:before="22"/>
-        <w:ind w:left="0" w:firstLine="0"/>
-        <w:rPr>
-          <w:b/>
-          <w:sz w:val="20"/>
-        </w:rPr>
-      </w:pPr>
-      <w:r>
-        <w:rPr>
-          <w:b/>
+        <w:jc w:val="center"/>
+        <w:rPr>
+          <w:rFonts w:asciiTheme="majorHAnsi" w:hAnsiTheme="majorHAnsi" w:cs="Times New Roman"/>
+          <w:color w:val="000000" w:themeColor="text1"/>
+        </w:rPr>
+      </w:pPr>
+      <w:r>
+        <w:rPr>
+          <w:rFonts w:asciiTheme="majorHAnsi" w:hAnsiTheme="majorHAnsi" w:cs="Times New Roman"/>
+          <w:b w:val="0"/>
           <w:noProof/>
+          <w:color w:val="000000" w:themeColor="text1"/>
           <w:sz w:val="20"/>
         </w:rPr>
         <mc:AlternateContent>
           <mc:Choice Requires="wps">
             <w:drawing>
-              <wp:anchor distT="0" distB="0" distL="0" distR="0" simplePos="0" relativeHeight="487588864" behindDoc="1" locked="0" layoutInCell="1" allowOverlap="1" wp14:anchorId="7D55F6F9" wp14:editId="65F0B660">
+              <wp:anchor distT="0" distB="0" distL="0" distR="0" simplePos="0" relativeHeight="251658752" behindDoc="1" locked="0" layoutInCell="1" allowOverlap="1" wp14:anchorId="7D55F6F9" wp14:editId="6E49A18E">
                 <wp:simplePos x="0" y="0"/>
                 <wp:positionH relativeFrom="page">
-                  <wp:posOffset>622300</wp:posOffset>
+                  <wp:posOffset>613673</wp:posOffset>
                 </wp:positionH>
                 <wp:positionV relativeFrom="paragraph">
-                  <wp:posOffset>178115</wp:posOffset>
+                  <wp:posOffset>201859</wp:posOffset>
                 </wp:positionV>
                 <wp:extent cx="6320790" cy="9525"/>
                 <wp:effectExtent l="0" t="0" r="0" b="0"/>
@@ -1039,7 +1095,7 @@
           </mc:Choice>
           <mc:Fallback>
             <w:pict>
-              <v:shape w14:anchorId="18C8C2F9" id="Graphic 3" o:spid="_x0000_s1026" style="position:absolute;margin-left:49pt;margin-top:14pt;width:497.7pt;height:.75pt;z-index:-15727616;visibility:visible;mso-wrap-style:square;mso-wrap-distance-left:0;mso-wrap-distance-top:0;mso-wrap-distance-right:0;mso-wrap-distance-bottom:0;mso-position-horizontal:absolute;mso-position-horizontal-relative:page;mso-position-vertical:absolute;mso-position-vertical-relative:text;v-text-anchor:top" coordsize="6320790,9525" o:gfxdata="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" path="m6320790,l,,,9144r6320790,l6320790,xe" fillcolor="black" stroked="f">
+              <v:shape w14:anchorId="505D7332" id="Graphic 3" o:spid="_x0000_s1026" style="position:absolute;margin-left:48.3pt;margin-top:15.9pt;width:497.7pt;height:.75pt;z-index:-251657728;visibility:visible;mso-wrap-style:square;mso-wrap-distance-left:0;mso-wrap-distance-top:0;mso-wrap-distance-right:0;mso-wrap-distance-bottom:0;mso-position-horizontal:absolute;mso-position-horizontal-relative:page;mso-position-vertical:absolute;mso-position-vertical-relative:text;v-text-anchor:top" coordsize="6320790,9525" o:gfxdata="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" path="m6320790,l,,,9144r6320790,l6320790,xe" fillcolor="black" stroked="f">
                 <v:path arrowok="t"/>
                 <w10:wrap type="topAndBottom" anchorx="page"/>
               </v:shape>
@@ -1047,6 +1103,14 @@
           </mc:Fallback>
         </mc:AlternateContent>
       </w:r>
+      <w:r>
+        <w:rPr>
+          <w:rFonts w:asciiTheme="majorHAnsi" w:hAnsiTheme="majorHAnsi" w:cs="Times New Roman"/>
+          <w:color w:val="000000" w:themeColor="text1"/>
+          <w:spacing w:val="-2"/>
+        </w:rPr>
+        <w:t>PENGALAMAN</w:t>
+      </w:r>
     </w:p>
     <w:p>
       <w:pPr>
@@ -1056,31 +1120,56 @@
         <w:spacing w:before="64"/>
         <w:ind w:left="284" w:right="146" w:hanging="140"/>
         <w:rPr>
+          <w:rFonts w:asciiTheme="majorHAnsi" w:hAnsiTheme="majorHAnsi" w:cs="Times New Roman"/>
           <w:b/>
-          <w:sz w:val="24"/>
-        </w:rPr>
-      </w:pPr>
-      <w:r>
-        <w:rPr>
+          <w:color w:val="000000" w:themeColor="text1"/>
+          <w:sz w:val="24"/>
+        </w:rPr>
+      </w:pPr>
+      <w:r>
+        <w:rPr>
+          <w:rFonts w:asciiTheme="majorHAnsi" w:hAnsiTheme="majorHAnsi" w:cs="Times New Roman"/>
+          <w:b/>
+          <w:iCs/>
+          <w:color w:val="000000" w:themeColor="text1"/>
+          <w:sz w:val="24"/>
+        </w:rPr>
+        <w:t>Magang</w:t>
+      </w:r>
+      <w:r>
+        <w:rPr>
+          <w:rFonts w:asciiTheme="majorHAnsi" w:hAnsiTheme="majorHAnsi" w:cs="Times New Roman"/>
           <w:b/>
           <w:i/>
-          <w:color w:val="4E4E4E"/>
-          <w:sz w:val="24"/>
-        </w:rPr>
-        <w:t xml:space="preserve">Magang Lautan Air Indonesia                                                          </w:t>
-      </w:r>
-      <w:r>
-        <w:rPr>
+          <w:color w:val="000000" w:themeColor="text1"/>
+          <w:sz w:val="24"/>
+        </w:rPr>
+        <w:t xml:space="preserve"> </w:t>
+      </w:r>
+      <w:r>
+        <w:rPr>
+          <w:rFonts w:asciiTheme="majorHAnsi" w:hAnsiTheme="majorHAnsi" w:cs="Times New Roman"/>
           <w:b/>
-          <w:color w:val="4E4E4E"/>
+          <w:iCs/>
+          <w:color w:val="000000" w:themeColor="text1"/>
+          <w:sz w:val="24"/>
+        </w:rPr>
+        <w:t xml:space="preserve">Lautan Air Indonesia                                                          </w:t>
+      </w:r>
+      <w:r>
+        <w:rPr>
+          <w:rFonts w:asciiTheme="majorHAnsi" w:hAnsiTheme="majorHAnsi" w:cs="Times New Roman"/>
+          <w:b/>
+          <w:color w:val="000000" w:themeColor="text1"/>
           <w:sz w:val="24"/>
         </w:rPr>
         <w:t>September 2025</w:t>
       </w:r>
       <w:r>
         <w:rPr>
+          <w:rFonts w:asciiTheme="majorHAnsi" w:hAnsiTheme="majorHAnsi" w:cs="Times New Roman"/>
           <w:b/>
-          <w:color w:val="4E4E4E"/>
+          <w:color w:val="000000" w:themeColor="text1"/>
           <w:spacing w:val="-4"/>
           <w:sz w:val="24"/>
         </w:rPr>
@@ -1088,16 +1177,18 @@
       </w:r>
       <w:r>
         <w:rPr>
+          <w:rFonts w:asciiTheme="majorHAnsi" w:hAnsiTheme="majorHAnsi" w:cs="Times New Roman"/>
           <w:b/>
-          <w:color w:val="4E4E4E"/>
+          <w:color w:val="000000" w:themeColor="text1"/>
           <w:sz w:val="24"/>
         </w:rPr>
         <w:t>–</w:t>
       </w:r>
       <w:r>
         <w:rPr>
+          <w:rFonts w:asciiTheme="majorHAnsi" w:hAnsiTheme="majorHAnsi" w:cs="Times New Roman"/>
           <w:b/>
-          <w:color w:val="4E4E4E"/>
+          <w:color w:val="000000" w:themeColor="text1"/>
           <w:spacing w:val="-2"/>
           <w:sz w:val="24"/>
         </w:rPr>
@@ -1105,16 +1196,18 @@
       </w:r>
       <w:r>
         <w:rPr>
+          <w:rFonts w:asciiTheme="majorHAnsi" w:hAnsiTheme="majorHAnsi" w:cs="Times New Roman"/>
           <w:b/>
-          <w:color w:val="4E4E4E"/>
+          <w:color w:val="000000" w:themeColor="text1"/>
           <w:sz w:val="24"/>
         </w:rPr>
         <w:t xml:space="preserve">Desember </w:t>
       </w:r>
       <w:r>
         <w:rPr>
+          <w:rFonts w:asciiTheme="majorHAnsi" w:hAnsiTheme="majorHAnsi" w:cs="Times New Roman"/>
           <w:b/>
-          <w:color w:val="4E4E4E"/>
+          <w:color w:val="000000" w:themeColor="text1"/>
           <w:spacing w:val="-4"/>
           <w:sz w:val="24"/>
         </w:rPr>
@@ -1126,10 +1219,19 @@
         <w:pStyle w:val="BodyText"/>
         <w:spacing w:before="2"/>
         <w:ind w:left="142" w:firstLine="0"/>
-      </w:pPr>
-      <w:r>
-        <w:rPr>
-          <w:color w:val="4E4E4E"/>
+        <w:rPr>
+          <w:rFonts w:asciiTheme="majorHAnsi" w:hAnsiTheme="majorHAnsi" w:cs="Times New Roman"/>
+          <w:i/>
+          <w:iCs/>
+          <w:color w:val="000000" w:themeColor="text1"/>
+        </w:rPr>
+      </w:pPr>
+      <w:r>
+        <w:rPr>
+          <w:rFonts w:asciiTheme="majorHAnsi" w:hAnsiTheme="majorHAnsi" w:cs="Times New Roman"/>
+          <w:i/>
+          <w:iCs/>
+          <w:color w:val="000000" w:themeColor="text1"/>
         </w:rPr>
         <w:t>Software Engineer</w:t>
       </w:r>
@@ -1144,17 +1246,19 @@
         <w:tabs>
           <w:tab w:val="left" w:pos="847"/>
         </w:tabs>
-        <w:spacing w:before="18" w:line="223" w:lineRule="auto"/>
+        <w:spacing w:before="18"/>
         <w:ind w:right="132"/>
         <w:jc w:val="both"/>
         <w:rPr>
-          <w:color w:val="4E4E4E"/>
+          <w:rFonts w:asciiTheme="majorHAnsi" w:hAnsiTheme="majorHAnsi" w:cs="Times New Roman"/>
+          <w:color w:val="000000" w:themeColor="text1"/>
           <w:lang w:val="en-US"/>
         </w:rPr>
       </w:pPr>
       <w:r>
         <w:rPr>
-          <w:color w:val="4E4E4E"/>
+          <w:rFonts w:asciiTheme="majorHAnsi" w:hAnsiTheme="majorHAnsi" w:cs="Times New Roman"/>
+          <w:color w:val="000000" w:themeColor="text1"/>
           <w:lang w:val="en-US"/>
         </w:rPr>
         <w:t>Mengembangkan aplikasi web berbasis Laravel untuk sistem monitoring dan manajemen perangkat.</w:t>
@@ -1170,20 +1274,37 @@
         <w:tabs>
           <w:tab w:val="left" w:pos="847"/>
         </w:tabs>
-        <w:spacing w:line="223" w:lineRule="auto"/>
         <w:ind w:right="124"/>
         <w:jc w:val="both"/>
         <w:rPr>
-          <w:color w:val="4E4E4E"/>
+          <w:rFonts w:asciiTheme="majorHAnsi" w:hAnsiTheme="majorHAnsi" w:cs="Times New Roman"/>
+          <w:color w:val="000000" w:themeColor="text1"/>
           <w:lang w:val="en-US"/>
         </w:rPr>
       </w:pPr>
       <w:r>
         <w:rPr>
-          <w:color w:val="4E4E4E"/>
+          <w:rFonts w:asciiTheme="majorHAnsi" w:hAnsiTheme="majorHAnsi" w:cs="Times New Roman"/>
+          <w:color w:val="000000" w:themeColor="text1"/>
           <w:lang w:val="en-US"/>
         </w:rPr>
-        <w:t>Mengelola database menggunakan PostgreSQL dan MongoDB (NoSQL) untuk penyimpanan data terstruktur dan real-time.</w:t>
+        <w:t>Mengelola database menggunakan PostgreSQL dan MongoDB (NoSQL) untuk penyimpanan data terstruktur dan real</w:t>
+      </w:r>
+      <w:r>
+        <w:rPr>
+          <w:rFonts w:asciiTheme="majorHAnsi" w:hAnsiTheme="majorHAnsi" w:cs="Times New Roman"/>
+          <w:color w:val="000000" w:themeColor="text1"/>
+          <w:lang w:val="en-US"/>
+        </w:rPr>
+        <w:t xml:space="preserve"> </w:t>
+      </w:r>
+      <w:r>
+        <w:rPr>
+          <w:rFonts w:asciiTheme="majorHAnsi" w:hAnsiTheme="majorHAnsi" w:cs="Times New Roman"/>
+          <w:color w:val="000000" w:themeColor="text1"/>
+          <w:lang w:val="en-US"/>
+        </w:rPr>
+        <w:t>time.</w:t>
       </w:r>
     </w:p>
     <w:p>
@@ -1196,234 +1317,21 @@
         <w:tabs>
           <w:tab w:val="left" w:pos="847"/>
         </w:tabs>
-        <w:spacing w:line="223" w:lineRule="auto"/>
         <w:ind w:right="124"/>
         <w:jc w:val="both"/>
         <w:rPr>
-          <w:color w:val="4E4E4E"/>
+          <w:rFonts w:asciiTheme="majorHAnsi" w:hAnsiTheme="majorHAnsi" w:cs="Times New Roman"/>
+          <w:color w:val="000000" w:themeColor="text1"/>
           <w:lang w:val="en-US"/>
         </w:rPr>
       </w:pPr>
       <w:r>
         <w:rPr>
-          <w:color w:val="4E4E4E"/>
+          <w:rFonts w:asciiTheme="majorHAnsi" w:hAnsiTheme="majorHAnsi" w:cs="Times New Roman"/>
+          <w:color w:val="000000" w:themeColor="text1"/>
           <w:lang w:val="en-US"/>
         </w:rPr>
         <w:t>Mengimplementasikan dan mengintegrasikan API untuk pertukaran data antara sistem frontend, backend, dan layanan eksternal.</w:t>
-      </w:r>
-    </w:p>
-    <w:p>
-      <w:pPr>
-        <w:tabs>
-          <w:tab w:val="left" w:pos="7670"/>
-        </w:tabs>
-        <w:spacing w:before="64"/>
-        <w:ind w:left="142"/>
-        <w:rPr>
-          <w:b/>
-          <w:sz w:val="24"/>
-        </w:rPr>
-      </w:pPr>
-      <w:r>
-        <w:rPr>
-          <w:b/>
-          <w:i/>
-          <w:color w:val="4E4E4E"/>
-          <w:sz w:val="24"/>
-        </w:rPr>
-        <w:t>Project</w:t>
-      </w:r>
-      <w:r>
-        <w:rPr>
-          <w:b/>
-          <w:i/>
-          <w:color w:val="4E4E4E"/>
-          <w:spacing w:val="-6"/>
-          <w:sz w:val="24"/>
-        </w:rPr>
-        <w:t xml:space="preserve"> </w:t>
-      </w:r>
-      <w:r>
-        <w:rPr>
-          <w:b/>
-          <w:i/>
-          <w:color w:val="4E4E4E"/>
-          <w:spacing w:val="-2"/>
-          <w:sz w:val="24"/>
-        </w:rPr>
-        <w:t>Kriptogra</w:t>
-      </w:r>
-      <w:r>
-        <w:rPr>
-          <w:b/>
-          <w:i/>
-          <w:color w:val="4E4E4E"/>
-          <w:spacing w:val="-2"/>
-          <w:sz w:val="24"/>
-        </w:rPr>
-        <w:t>f</w:t>
-      </w:r>
-      <w:r>
-        <w:rPr>
-          <w:b/>
-          <w:i/>
-          <w:color w:val="4E4E4E"/>
-          <w:spacing w:val="-2"/>
-          <w:sz w:val="24"/>
-        </w:rPr>
-        <w:t>i</w:t>
-      </w:r>
-      <w:r>
-        <w:rPr>
-          <w:b/>
-          <w:i/>
-          <w:color w:val="4E4E4E"/>
-          <w:sz w:val="24"/>
-        </w:rPr>
-        <w:tab/>
-      </w:r>
-      <w:r>
-        <w:rPr>
-          <w:b/>
-          <w:color w:val="4E4E4E"/>
-          <w:sz w:val="24"/>
-        </w:rPr>
-        <w:t>Maret</w:t>
-      </w:r>
-      <w:r>
-        <w:rPr>
-          <w:b/>
-          <w:color w:val="4E4E4E"/>
-          <w:spacing w:val="-2"/>
-          <w:sz w:val="24"/>
-        </w:rPr>
-        <w:t xml:space="preserve"> </w:t>
-      </w:r>
-      <w:r>
-        <w:rPr>
-          <w:b/>
-          <w:color w:val="4E4E4E"/>
-          <w:sz w:val="24"/>
-        </w:rPr>
-        <w:t>2025</w:t>
-      </w:r>
-      <w:r>
-        <w:rPr>
-          <w:b/>
-          <w:color w:val="4E4E4E"/>
-          <w:spacing w:val="-4"/>
-          <w:sz w:val="24"/>
-        </w:rPr>
-        <w:t xml:space="preserve"> </w:t>
-      </w:r>
-      <w:r>
-        <w:rPr>
-          <w:b/>
-          <w:color w:val="4E4E4E"/>
-          <w:sz w:val="24"/>
-        </w:rPr>
-        <w:t>–</w:t>
-      </w:r>
-      <w:r>
-        <w:rPr>
-          <w:b/>
-          <w:color w:val="4E4E4E"/>
-          <w:spacing w:val="-2"/>
-          <w:sz w:val="24"/>
-        </w:rPr>
-        <w:t xml:space="preserve"> </w:t>
-      </w:r>
-      <w:r>
-        <w:rPr>
-          <w:b/>
-          <w:color w:val="4E4E4E"/>
-          <w:sz w:val="24"/>
-        </w:rPr>
-        <w:t>Juni</w:t>
-      </w:r>
-      <w:r>
-        <w:rPr>
-          <w:b/>
-          <w:color w:val="4E4E4E"/>
-          <w:spacing w:val="-3"/>
-          <w:sz w:val="24"/>
-        </w:rPr>
-        <w:t xml:space="preserve"> </w:t>
-      </w:r>
-      <w:r>
-        <w:rPr>
-          <w:b/>
-          <w:color w:val="4E4E4E"/>
-          <w:spacing w:val="-4"/>
-          <w:sz w:val="24"/>
-        </w:rPr>
-        <w:t>2025</w:t>
-      </w:r>
-    </w:p>
-    <w:p>
-      <w:pPr>
-        <w:pStyle w:val="BodyText"/>
-        <w:spacing w:before="2"/>
-        <w:ind w:left="142" w:firstLine="0"/>
-      </w:pPr>
-      <w:r>
-        <w:rPr>
-          <w:color w:val="4E4E4E"/>
-        </w:rPr>
-        <w:t>Mini</w:t>
-      </w:r>
-      <w:r>
-        <w:rPr>
-          <w:color w:val="4E4E4E"/>
-          <w:spacing w:val="-11"/>
-        </w:rPr>
-        <w:t xml:space="preserve"> </w:t>
-      </w:r>
-      <w:r>
-        <w:rPr>
-          <w:color w:val="4E4E4E"/>
-        </w:rPr>
-        <w:t>Project</w:t>
-      </w:r>
-      <w:r>
-        <w:rPr>
-          <w:color w:val="4E4E4E"/>
-          <w:spacing w:val="-10"/>
-        </w:rPr>
-        <w:t xml:space="preserve"> </w:t>
-      </w:r>
-      <w:r>
-        <w:rPr>
-          <w:color w:val="4E4E4E"/>
-        </w:rPr>
-        <w:t>Pembuatan</w:t>
-      </w:r>
-      <w:r>
-        <w:rPr>
-          <w:color w:val="4E4E4E"/>
-          <w:spacing w:val="-8"/>
-        </w:rPr>
-        <w:t xml:space="preserve"> </w:t>
-      </w:r>
-      <w:r>
-        <w:rPr>
-          <w:color w:val="4E4E4E"/>
-        </w:rPr>
-        <w:t>Website</w:t>
-      </w:r>
-      <w:r>
-        <w:rPr>
-          <w:color w:val="4E4E4E"/>
-          <w:spacing w:val="-11"/>
-        </w:rPr>
-        <w:t xml:space="preserve"> </w:t>
-      </w:r>
-      <w:r>
-        <w:rPr>
-          <w:color w:val="4E4E4E"/>
-          <w:spacing w:val="-2"/>
-        </w:rPr>
-        <w:t>SecureDiary</w:t>
       </w:r>
     </w:p>
     <w:p>
@@ -1436,149 +1344,278 @@
         <w:tabs>
           <w:tab w:val="left" w:pos="847"/>
         </w:tabs>
-        <w:spacing w:before="18" w:line="223" w:lineRule="auto"/>
-        <w:ind w:right="132"/>
+        <w:ind w:right="124"/>
         <w:jc w:val="both"/>
         <w:rPr>
-          <w:rFonts w:ascii="Arial MT" w:hAnsi="Arial MT"/>
-          <w:color w:val="4E4E4E"/>
-        </w:rPr>
-      </w:pPr>
-      <w:r>
-        <w:rPr>
-          <w:color w:val="4E4E4E"/>
-        </w:rPr>
-        <w:t>Mendesain</w:t>
-      </w:r>
-      <w:r>
-        <w:rPr>
-          <w:color w:val="4E4E4E"/>
-          <w:spacing w:val="40"/>
-        </w:rPr>
-        <w:t xml:space="preserve"> </w:t>
-      </w:r>
-      <w:r>
-        <w:rPr>
-          <w:color w:val="4E4E4E"/>
-        </w:rPr>
-        <w:t>dan</w:t>
-      </w:r>
-      <w:r>
-        <w:rPr>
-          <w:color w:val="4E4E4E"/>
-          <w:spacing w:val="40"/>
-        </w:rPr>
-        <w:t xml:space="preserve"> </w:t>
-      </w:r>
-      <w:r>
-        <w:rPr>
-          <w:color w:val="4E4E4E"/>
-        </w:rPr>
-        <w:t>mengimplementasikan</w:t>
-      </w:r>
-      <w:r>
-        <w:rPr>
-          <w:color w:val="4E4E4E"/>
-          <w:spacing w:val="40"/>
-        </w:rPr>
-        <w:t xml:space="preserve"> </w:t>
-      </w:r>
-      <w:r>
-        <w:rPr>
-          <w:color w:val="4E4E4E"/>
-        </w:rPr>
-        <w:t>sistem</w:t>
-      </w:r>
-      <w:r>
-        <w:rPr>
-          <w:color w:val="4E4E4E"/>
-          <w:spacing w:val="40"/>
-        </w:rPr>
-        <w:t xml:space="preserve"> </w:t>
-      </w:r>
-      <w:r>
-        <w:rPr>
-          <w:color w:val="4E4E4E"/>
-        </w:rPr>
-        <w:t>login</w:t>
-      </w:r>
-      <w:r>
-        <w:rPr>
-          <w:color w:val="4E4E4E"/>
-          <w:spacing w:val="40"/>
-        </w:rPr>
-        <w:t xml:space="preserve"> </w:t>
-      </w:r>
-      <w:r>
-        <w:rPr>
-          <w:color w:val="4E4E4E"/>
-        </w:rPr>
-        <w:t>dan</w:t>
-      </w:r>
-      <w:r>
-        <w:rPr>
-          <w:color w:val="4E4E4E"/>
-          <w:spacing w:val="40"/>
-        </w:rPr>
-        <w:t xml:space="preserve"> </w:t>
-      </w:r>
-      <w:r>
-        <w:rPr>
-          <w:color w:val="4E4E4E"/>
-        </w:rPr>
-        <w:t>registrasi</w:t>
-      </w:r>
-      <w:r>
-        <w:rPr>
-          <w:color w:val="4E4E4E"/>
-          <w:spacing w:val="40"/>
-        </w:rPr>
-        <w:t xml:space="preserve"> </w:t>
-      </w:r>
-      <w:r>
-        <w:rPr>
-          <w:color w:val="4E4E4E"/>
-        </w:rPr>
-        <w:t>dengan</w:t>
-      </w:r>
-      <w:r>
-        <w:rPr>
-          <w:color w:val="4E4E4E"/>
-          <w:spacing w:val="40"/>
-        </w:rPr>
-        <w:t xml:space="preserve"> </w:t>
-      </w:r>
-      <w:r>
-        <w:rPr>
-          <w:color w:val="4E4E4E"/>
-        </w:rPr>
-        <w:t>keamanan</w:t>
-      </w:r>
-      <w:r>
-        <w:rPr>
-          <w:color w:val="4E4E4E"/>
-          <w:spacing w:val="40"/>
-        </w:rPr>
-        <w:t xml:space="preserve"> </w:t>
-      </w:r>
-      <w:r>
-        <w:rPr>
-          <w:color w:val="4E4E4E"/>
-        </w:rPr>
-        <w:t>berbasis</w:t>
-      </w:r>
-      <w:r>
-        <w:rPr>
-          <w:color w:val="4E4E4E"/>
-          <w:spacing w:val="40"/>
-        </w:rPr>
-        <w:t xml:space="preserve"> </w:t>
-      </w:r>
-      <w:r>
-        <w:rPr>
-          <w:color w:val="4E4E4E"/>
-        </w:rPr>
-        <w:t>hashing password (Werkzeug) dan manajemen sesi (Flask-Login).</w:t>
+          <w:rFonts w:asciiTheme="majorHAnsi" w:hAnsiTheme="majorHAnsi" w:cs="Times New Roman"/>
+          <w:color w:val="000000" w:themeColor="text1"/>
+          <w:lang w:val="en-US"/>
+        </w:rPr>
+      </w:pPr>
+      <w:r>
+        <w:rPr>
+          <w:rFonts w:asciiTheme="majorHAnsi" w:hAnsiTheme="majorHAnsi" w:cs="Times New Roman"/>
+          <w:color w:val="000000" w:themeColor="text1"/>
+        </w:rPr>
+        <w:t>Melakukan debugging dan migrasi query database dari MySQL ke PostgreSQL, serta quality control terhadap kesesuaian fitur website hasil kerja sama dengan pihak eksternal.</w:t>
+      </w:r>
+    </w:p>
+    <w:p>
+      <w:pPr>
+        <w:tabs>
+          <w:tab w:val="left" w:pos="7670"/>
+        </w:tabs>
+        <w:spacing w:before="64"/>
+        <w:ind w:left="142"/>
+        <w:rPr>
+          <w:rFonts w:asciiTheme="majorHAnsi" w:hAnsiTheme="majorHAnsi" w:cs="Times New Roman"/>
+          <w:b/>
+          <w:color w:val="000000" w:themeColor="text1"/>
+          <w:sz w:val="24"/>
+        </w:rPr>
+      </w:pPr>
+      <w:r>
+        <w:rPr>
+          <w:rFonts w:asciiTheme="majorHAnsi" w:hAnsiTheme="majorHAnsi" w:cs="Times New Roman"/>
+          <w:b/>
+          <w:i/>
+          <w:color w:val="000000" w:themeColor="text1"/>
+          <w:sz w:val="24"/>
+        </w:rPr>
+        <w:t>Project</w:t>
+      </w:r>
+      <w:r>
+        <w:rPr>
+          <w:rFonts w:asciiTheme="majorHAnsi" w:hAnsiTheme="majorHAnsi" w:cs="Times New Roman"/>
+          <w:b/>
+          <w:i/>
+          <w:color w:val="000000" w:themeColor="text1"/>
+          <w:spacing w:val="-6"/>
+          <w:sz w:val="24"/>
+        </w:rPr>
+        <w:t xml:space="preserve"> </w:t>
+      </w:r>
+      <w:r>
+        <w:rPr>
+          <w:rFonts w:asciiTheme="majorHAnsi" w:hAnsiTheme="majorHAnsi" w:cs="Times New Roman"/>
+          <w:b/>
+          <w:iCs/>
+          <w:color w:val="000000" w:themeColor="text1"/>
+          <w:spacing w:val="-2"/>
+          <w:sz w:val="24"/>
+        </w:rPr>
+        <w:t>Kriptogra</w:t>
+      </w:r>
+      <w:r>
+        <w:rPr>
+          <w:rFonts w:asciiTheme="majorHAnsi" w:hAnsiTheme="majorHAnsi" w:cs="Times New Roman"/>
+          <w:b/>
+          <w:iCs/>
+          <w:color w:val="000000" w:themeColor="text1"/>
+          <w:spacing w:val="-2"/>
+          <w:sz w:val="24"/>
+        </w:rPr>
+        <w:t>f</w:t>
+      </w:r>
+      <w:r>
+        <w:rPr>
+          <w:rFonts w:asciiTheme="majorHAnsi" w:hAnsiTheme="majorHAnsi" w:cs="Times New Roman"/>
+          <w:b/>
+          <w:iCs/>
+          <w:color w:val="000000" w:themeColor="text1"/>
+          <w:spacing w:val="-2"/>
+          <w:sz w:val="24"/>
+        </w:rPr>
+        <w:t>i</w:t>
+      </w:r>
+      <w:r>
+        <w:rPr>
+          <w:rFonts w:asciiTheme="majorHAnsi" w:hAnsiTheme="majorHAnsi" w:cs="Times New Roman"/>
+          <w:b/>
+          <w:i/>
+          <w:color w:val="000000" w:themeColor="text1"/>
+          <w:sz w:val="24"/>
+        </w:rPr>
+        <w:tab/>
+      </w:r>
+      <w:r>
+        <w:rPr>
+          <w:rFonts w:asciiTheme="majorHAnsi" w:hAnsiTheme="majorHAnsi" w:cs="Times New Roman"/>
+          <w:b/>
+          <w:color w:val="000000" w:themeColor="text1"/>
+          <w:sz w:val="24"/>
+        </w:rPr>
+        <w:t>Maret</w:t>
+      </w:r>
+      <w:r>
+        <w:rPr>
+          <w:rFonts w:asciiTheme="majorHAnsi" w:hAnsiTheme="majorHAnsi" w:cs="Times New Roman"/>
+          <w:b/>
+          <w:color w:val="000000" w:themeColor="text1"/>
+          <w:spacing w:val="-2"/>
+          <w:sz w:val="24"/>
+        </w:rPr>
+        <w:t xml:space="preserve"> </w:t>
+      </w:r>
+      <w:r>
+        <w:rPr>
+          <w:rFonts w:asciiTheme="majorHAnsi" w:hAnsiTheme="majorHAnsi" w:cs="Times New Roman"/>
+          <w:b/>
+          <w:color w:val="000000" w:themeColor="text1"/>
+          <w:sz w:val="24"/>
+        </w:rPr>
+        <w:t>2025</w:t>
+      </w:r>
+      <w:r>
+        <w:rPr>
+          <w:rFonts w:asciiTheme="majorHAnsi" w:hAnsiTheme="majorHAnsi" w:cs="Times New Roman"/>
+          <w:b/>
+          <w:color w:val="000000" w:themeColor="text1"/>
+          <w:spacing w:val="-4"/>
+          <w:sz w:val="24"/>
+        </w:rPr>
+        <w:t xml:space="preserve"> </w:t>
+      </w:r>
+      <w:r>
+        <w:rPr>
+          <w:rFonts w:asciiTheme="majorHAnsi" w:hAnsiTheme="majorHAnsi" w:cs="Times New Roman"/>
+          <w:b/>
+          <w:color w:val="000000" w:themeColor="text1"/>
+          <w:sz w:val="24"/>
+        </w:rPr>
+        <w:t>–</w:t>
+      </w:r>
+      <w:r>
+        <w:rPr>
+          <w:rFonts w:asciiTheme="majorHAnsi" w:hAnsiTheme="majorHAnsi" w:cs="Times New Roman"/>
+          <w:b/>
+          <w:color w:val="000000" w:themeColor="text1"/>
+          <w:spacing w:val="-2"/>
+          <w:sz w:val="24"/>
+        </w:rPr>
+        <w:t xml:space="preserve"> </w:t>
+      </w:r>
+      <w:r>
+        <w:rPr>
+          <w:rFonts w:asciiTheme="majorHAnsi" w:hAnsiTheme="majorHAnsi" w:cs="Times New Roman"/>
+          <w:b/>
+          <w:color w:val="000000" w:themeColor="text1"/>
+          <w:sz w:val="24"/>
+        </w:rPr>
+        <w:t>Juni</w:t>
+      </w:r>
+      <w:r>
+        <w:rPr>
+          <w:rFonts w:asciiTheme="majorHAnsi" w:hAnsiTheme="majorHAnsi" w:cs="Times New Roman"/>
+          <w:b/>
+          <w:color w:val="000000" w:themeColor="text1"/>
+          <w:spacing w:val="-3"/>
+          <w:sz w:val="24"/>
+        </w:rPr>
+        <w:t xml:space="preserve"> </w:t>
+      </w:r>
+      <w:r>
+        <w:rPr>
+          <w:rFonts w:asciiTheme="majorHAnsi" w:hAnsiTheme="majorHAnsi" w:cs="Times New Roman"/>
+          <w:b/>
+          <w:color w:val="000000" w:themeColor="text1"/>
+          <w:spacing w:val="-4"/>
+          <w:sz w:val="24"/>
+        </w:rPr>
+        <w:t>2025</w:t>
+      </w:r>
+    </w:p>
+    <w:p>
+      <w:pPr>
+        <w:pStyle w:val="BodyText"/>
+        <w:spacing w:before="2"/>
+        <w:ind w:left="142" w:firstLine="0"/>
+        <w:rPr>
+          <w:rFonts w:asciiTheme="majorHAnsi" w:hAnsiTheme="majorHAnsi" w:cs="Times New Roman"/>
+          <w:i/>
+          <w:iCs/>
+          <w:color w:val="000000" w:themeColor="text1"/>
+        </w:rPr>
+      </w:pPr>
+      <w:r>
+        <w:rPr>
+          <w:rFonts w:asciiTheme="majorHAnsi" w:hAnsiTheme="majorHAnsi" w:cs="Times New Roman"/>
+          <w:i/>
+          <w:iCs/>
+          <w:color w:val="000000" w:themeColor="text1"/>
+        </w:rPr>
+        <w:t>Mini</w:t>
+      </w:r>
+      <w:r>
+        <w:rPr>
+          <w:rFonts w:asciiTheme="majorHAnsi" w:hAnsiTheme="majorHAnsi" w:cs="Times New Roman"/>
+          <w:i/>
+          <w:iCs/>
+          <w:color w:val="000000" w:themeColor="text1"/>
+          <w:spacing w:val="-11"/>
+        </w:rPr>
+        <w:t xml:space="preserve"> </w:t>
+      </w:r>
+      <w:r>
+        <w:rPr>
+          <w:rFonts w:asciiTheme="majorHAnsi" w:hAnsiTheme="majorHAnsi" w:cs="Times New Roman"/>
+          <w:i/>
+          <w:iCs/>
+          <w:color w:val="000000" w:themeColor="text1"/>
+        </w:rPr>
+        <w:t>Project</w:t>
+      </w:r>
+      <w:r>
+        <w:rPr>
+          <w:rFonts w:asciiTheme="majorHAnsi" w:hAnsiTheme="majorHAnsi" w:cs="Times New Roman"/>
+          <w:color w:val="000000" w:themeColor="text1"/>
+          <w:spacing w:val="-10"/>
+        </w:rPr>
+        <w:t xml:space="preserve"> </w:t>
+      </w:r>
+      <w:r>
+        <w:rPr>
+          <w:rFonts w:asciiTheme="majorHAnsi" w:hAnsiTheme="majorHAnsi" w:cs="Times New Roman"/>
+          <w:color w:val="000000" w:themeColor="text1"/>
+        </w:rPr>
+        <w:t>Pembuatan</w:t>
+      </w:r>
+      <w:r>
+        <w:rPr>
+          <w:rFonts w:asciiTheme="majorHAnsi" w:hAnsiTheme="majorHAnsi" w:cs="Times New Roman"/>
+          <w:color w:val="000000" w:themeColor="text1"/>
+          <w:spacing w:val="-8"/>
+        </w:rPr>
+        <w:t xml:space="preserve"> </w:t>
+      </w:r>
+      <w:r>
+        <w:rPr>
+          <w:rFonts w:asciiTheme="majorHAnsi" w:hAnsiTheme="majorHAnsi" w:cs="Times New Roman"/>
+          <w:i/>
+          <w:iCs/>
+          <w:color w:val="000000" w:themeColor="text1"/>
+        </w:rPr>
+        <w:t>Website</w:t>
+      </w:r>
+      <w:r>
+        <w:rPr>
+          <w:rFonts w:asciiTheme="majorHAnsi" w:hAnsiTheme="majorHAnsi" w:cs="Times New Roman"/>
+          <w:i/>
+          <w:iCs/>
+          <w:color w:val="000000" w:themeColor="text1"/>
+          <w:spacing w:val="-11"/>
+        </w:rPr>
+        <w:t xml:space="preserve"> </w:t>
+      </w:r>
+      <w:r>
+        <w:rPr>
+          <w:rFonts w:asciiTheme="majorHAnsi" w:hAnsiTheme="majorHAnsi" w:cs="Times New Roman"/>
+          <w:i/>
+          <w:iCs/>
+          <w:color w:val="000000" w:themeColor="text1"/>
+          <w:spacing w:val="-2"/>
+        </w:rPr>
+        <w:t>SecureDiary</w:t>
       </w:r>
     </w:p>
     <w:p>
@@ -1591,149 +1628,184 @@
         <w:tabs>
           <w:tab w:val="left" w:pos="847"/>
         </w:tabs>
-        <w:spacing w:line="223" w:lineRule="auto"/>
-        <w:ind w:right="124"/>
+        <w:spacing w:before="18"/>
+        <w:ind w:right="132"/>
         <w:jc w:val="both"/>
         <w:rPr>
-          <w:rFonts w:ascii="Arial MT" w:hAnsi="Arial MT"/>
-          <w:color w:val="4E4E4E"/>
-        </w:rPr>
-      </w:pPr>
-      <w:r>
-        <w:rPr>
-          <w:color w:val="4E4E4E"/>
-        </w:rPr>
-        <w:t>Membuat</w:t>
-      </w:r>
-      <w:r>
-        <w:rPr>
-          <w:color w:val="4E4E4E"/>
-          <w:spacing w:val="79"/>
-        </w:rPr>
-        <w:t xml:space="preserve"> </w:t>
-      </w:r>
-      <w:r>
-        <w:rPr>
-          <w:color w:val="4E4E4E"/>
-        </w:rPr>
-        <w:t>antarmuka</w:t>
-      </w:r>
-      <w:r>
-        <w:rPr>
-          <w:color w:val="4E4E4E"/>
-          <w:spacing w:val="75"/>
-        </w:rPr>
-        <w:t xml:space="preserve"> </w:t>
-      </w:r>
-      <w:r>
-        <w:rPr>
-          <w:color w:val="4E4E4E"/>
-        </w:rPr>
-        <w:t>modern</w:t>
-      </w:r>
-      <w:r>
-        <w:rPr>
-          <w:color w:val="4E4E4E"/>
-          <w:spacing w:val="80"/>
-        </w:rPr>
-        <w:t xml:space="preserve"> </w:t>
-      </w:r>
-      <w:r>
-        <w:rPr>
-          <w:color w:val="4E4E4E"/>
+          <w:rFonts w:asciiTheme="majorHAnsi" w:hAnsiTheme="majorHAnsi" w:cs="Times New Roman"/>
+          <w:color w:val="000000" w:themeColor="text1"/>
+        </w:rPr>
+      </w:pPr>
+      <w:r>
+        <w:rPr>
+          <w:rFonts w:asciiTheme="majorHAnsi" w:hAnsiTheme="majorHAnsi" w:cs="Times New Roman"/>
+          <w:color w:val="000000" w:themeColor="text1"/>
+        </w:rPr>
+        <w:t>Mendesain</w:t>
+      </w:r>
+      <w:r>
+        <w:rPr>
+          <w:rFonts w:asciiTheme="majorHAnsi" w:hAnsiTheme="majorHAnsi" w:cs="Times New Roman"/>
+          <w:color w:val="000000" w:themeColor="text1"/>
+          <w:spacing w:val="40"/>
+        </w:rPr>
+        <w:t xml:space="preserve"> </w:t>
+      </w:r>
+      <w:r>
+        <w:rPr>
+          <w:rFonts w:asciiTheme="majorHAnsi" w:hAnsiTheme="majorHAnsi" w:cs="Times New Roman"/>
+          <w:color w:val="000000" w:themeColor="text1"/>
         </w:rPr>
         <w:t>dan</w:t>
       </w:r>
       <w:r>
         <w:rPr>
-          <w:color w:val="4E4E4E"/>
-          <w:spacing w:val="80"/>
-        </w:rPr>
-        <w:t xml:space="preserve"> </w:t>
-      </w:r>
-      <w:r>
-        <w:rPr>
-          <w:color w:val="4E4E4E"/>
-        </w:rPr>
-        <w:t>responsif</w:t>
-      </w:r>
-      <w:r>
-        <w:rPr>
-          <w:color w:val="4E4E4E"/>
-          <w:spacing w:val="76"/>
-        </w:rPr>
-        <w:t xml:space="preserve"> </w:t>
-      </w:r>
-      <w:r>
-        <w:rPr>
-          <w:color w:val="4E4E4E"/>
-        </w:rPr>
-        <w:t>menggunakan</w:t>
-      </w:r>
-      <w:r>
-        <w:rPr>
-          <w:color w:val="4E4E4E"/>
-          <w:spacing w:val="80"/>
-        </w:rPr>
-        <w:t xml:space="preserve"> </w:t>
-      </w:r>
-      <w:r>
-        <w:rPr>
-          <w:color w:val="4E4E4E"/>
-        </w:rPr>
-        <w:t>HTML,</w:t>
-      </w:r>
-      <w:r>
-        <w:rPr>
-          <w:color w:val="4E4E4E"/>
-          <w:spacing w:val="73"/>
-        </w:rPr>
-        <w:t xml:space="preserve"> </w:t>
-      </w:r>
-      <w:r>
-        <w:rPr>
-          <w:color w:val="4E4E4E"/>
-        </w:rPr>
-        <w:t>CSS,</w:t>
-      </w:r>
-      <w:r>
-        <w:rPr>
-          <w:color w:val="4E4E4E"/>
-          <w:spacing w:val="78"/>
-        </w:rPr>
-        <w:t xml:space="preserve"> </w:t>
-      </w:r>
-      <w:r>
-        <w:rPr>
-          <w:color w:val="4E4E4E"/>
+          <w:rFonts w:asciiTheme="majorHAnsi" w:hAnsiTheme="majorHAnsi" w:cs="Times New Roman"/>
+          <w:color w:val="000000" w:themeColor="text1"/>
+          <w:spacing w:val="40"/>
+        </w:rPr>
+        <w:t xml:space="preserve"> </w:t>
+      </w:r>
+      <w:r>
+        <w:rPr>
+          <w:rFonts w:asciiTheme="majorHAnsi" w:hAnsiTheme="majorHAnsi" w:cs="Times New Roman"/>
+          <w:color w:val="000000" w:themeColor="text1"/>
+        </w:rPr>
+        <w:t>mengimplementasikan</w:t>
+      </w:r>
+      <w:r>
+        <w:rPr>
+          <w:rFonts w:asciiTheme="majorHAnsi" w:hAnsiTheme="majorHAnsi" w:cs="Times New Roman"/>
+          <w:color w:val="000000" w:themeColor="text1"/>
+          <w:spacing w:val="40"/>
+        </w:rPr>
+        <w:t xml:space="preserve"> </w:t>
+      </w:r>
+      <w:r>
+        <w:rPr>
+          <w:rFonts w:asciiTheme="majorHAnsi" w:hAnsiTheme="majorHAnsi" w:cs="Times New Roman"/>
+          <w:color w:val="000000" w:themeColor="text1"/>
+        </w:rPr>
+        <w:t>sistem</w:t>
+      </w:r>
+      <w:r>
+        <w:rPr>
+          <w:rFonts w:asciiTheme="majorHAnsi" w:hAnsiTheme="majorHAnsi" w:cs="Times New Roman"/>
+          <w:color w:val="000000" w:themeColor="text1"/>
+          <w:spacing w:val="40"/>
+        </w:rPr>
+        <w:t xml:space="preserve"> </w:t>
+      </w:r>
+      <w:r>
+        <w:rPr>
+          <w:rFonts w:asciiTheme="majorHAnsi" w:hAnsiTheme="majorHAnsi" w:cs="Times New Roman"/>
+          <w:color w:val="000000" w:themeColor="text1"/>
+        </w:rPr>
+        <w:t>login</w:t>
+      </w:r>
+      <w:r>
+        <w:rPr>
+          <w:rFonts w:asciiTheme="majorHAnsi" w:hAnsiTheme="majorHAnsi" w:cs="Times New Roman"/>
+          <w:color w:val="000000" w:themeColor="text1"/>
+          <w:spacing w:val="40"/>
+        </w:rPr>
+        <w:t xml:space="preserve"> </w:t>
+      </w:r>
+      <w:r>
+        <w:rPr>
+          <w:rFonts w:asciiTheme="majorHAnsi" w:hAnsiTheme="majorHAnsi" w:cs="Times New Roman"/>
+          <w:color w:val="000000" w:themeColor="text1"/>
         </w:rPr>
         <w:t>dan</w:t>
       </w:r>
       <w:r>
         <w:rPr>
-          <w:color w:val="4E4E4E"/>
-          <w:spacing w:val="80"/>
-        </w:rPr>
-        <w:t xml:space="preserve"> </w:t>
-      </w:r>
-      <w:r>
-        <w:rPr>
-          <w:color w:val="4E4E4E"/>
-        </w:rPr>
-        <w:t>Bootstrap</w:t>
-      </w:r>
-      <w:r>
-        <w:rPr>
-          <w:color w:val="4E4E4E"/>
-          <w:spacing w:val="76"/>
-        </w:rPr>
-        <w:t xml:space="preserve"> </w:t>
-      </w:r>
-      <w:r>
-        <w:rPr>
-          <w:color w:val="4E4E4E"/>
-        </w:rPr>
-        <w:t>untuk pengalaman pengguna yang lebih nyaman.</w:t>
+          <w:rFonts w:asciiTheme="majorHAnsi" w:hAnsiTheme="majorHAnsi" w:cs="Times New Roman"/>
+          <w:color w:val="000000" w:themeColor="text1"/>
+          <w:spacing w:val="40"/>
+        </w:rPr>
+        <w:t xml:space="preserve"> </w:t>
+      </w:r>
+      <w:r>
+        <w:rPr>
+          <w:rFonts w:asciiTheme="majorHAnsi" w:hAnsiTheme="majorHAnsi" w:cs="Times New Roman"/>
+          <w:color w:val="000000" w:themeColor="text1"/>
+        </w:rPr>
+        <w:t>registrasi</w:t>
+      </w:r>
+      <w:r>
+        <w:rPr>
+          <w:rFonts w:asciiTheme="majorHAnsi" w:hAnsiTheme="majorHAnsi" w:cs="Times New Roman"/>
+          <w:color w:val="000000" w:themeColor="text1"/>
+          <w:spacing w:val="40"/>
+        </w:rPr>
+        <w:t xml:space="preserve"> </w:t>
+      </w:r>
+      <w:r>
+        <w:rPr>
+          <w:rFonts w:asciiTheme="majorHAnsi" w:hAnsiTheme="majorHAnsi" w:cs="Times New Roman"/>
+          <w:color w:val="000000" w:themeColor="text1"/>
+        </w:rPr>
+        <w:t>dengan</w:t>
+      </w:r>
+      <w:r>
+        <w:rPr>
+          <w:rFonts w:asciiTheme="majorHAnsi" w:hAnsiTheme="majorHAnsi" w:cs="Times New Roman"/>
+          <w:color w:val="000000" w:themeColor="text1"/>
+          <w:spacing w:val="40"/>
+        </w:rPr>
+        <w:t xml:space="preserve"> </w:t>
+      </w:r>
+      <w:r>
+        <w:rPr>
+          <w:rFonts w:asciiTheme="majorHAnsi" w:hAnsiTheme="majorHAnsi" w:cs="Times New Roman"/>
+          <w:color w:val="000000" w:themeColor="text1"/>
+        </w:rPr>
+        <w:t>keamanan</w:t>
+      </w:r>
+      <w:r>
+        <w:rPr>
+          <w:rFonts w:asciiTheme="majorHAnsi" w:hAnsiTheme="majorHAnsi" w:cs="Times New Roman"/>
+          <w:color w:val="000000" w:themeColor="text1"/>
+          <w:spacing w:val="40"/>
+        </w:rPr>
+        <w:t xml:space="preserve"> </w:t>
+      </w:r>
+      <w:r>
+        <w:rPr>
+          <w:rFonts w:asciiTheme="majorHAnsi" w:hAnsiTheme="majorHAnsi" w:cs="Times New Roman"/>
+          <w:color w:val="000000" w:themeColor="text1"/>
+        </w:rPr>
+        <w:t>berbasis</w:t>
+      </w:r>
+      <w:r>
+        <w:rPr>
+          <w:rFonts w:asciiTheme="majorHAnsi" w:hAnsiTheme="majorHAnsi" w:cs="Times New Roman"/>
+          <w:color w:val="000000" w:themeColor="text1"/>
+          <w:spacing w:val="40"/>
+        </w:rPr>
+        <w:t xml:space="preserve"> </w:t>
+      </w:r>
+      <w:r>
+        <w:rPr>
+          <w:rFonts w:asciiTheme="majorHAnsi" w:hAnsiTheme="majorHAnsi" w:cs="Times New Roman"/>
+          <w:color w:val="000000" w:themeColor="text1"/>
+        </w:rPr>
+        <w:t>hashing password (Werkzeug) dan manajemen sesi (Flask</w:t>
+      </w:r>
+      <w:r>
+        <w:rPr>
+          <w:rFonts w:asciiTheme="majorHAnsi" w:hAnsiTheme="majorHAnsi" w:cs="Times New Roman"/>
+          <w:color w:val="000000" w:themeColor="text1"/>
+        </w:rPr>
+        <w:t xml:space="preserve"> </w:t>
+      </w:r>
+      <w:r>
+        <w:rPr>
+          <w:rFonts w:asciiTheme="majorHAnsi" w:hAnsiTheme="majorHAnsi" w:cs="Times New Roman"/>
+          <w:color w:val="000000" w:themeColor="text1"/>
+        </w:rPr>
+        <w:t>Login).</w:t>
       </w:r>
     </w:p>
     <w:p>
@@ -1746,69 +1818,252 @@
         <w:tabs>
           <w:tab w:val="left" w:pos="847"/>
         </w:tabs>
-        <w:spacing w:line="223" w:lineRule="auto"/>
+        <w:ind w:right="124"/>
+        <w:jc w:val="both"/>
+        <w:rPr>
+          <w:rFonts w:asciiTheme="majorHAnsi" w:hAnsiTheme="majorHAnsi" w:cs="Times New Roman"/>
+          <w:color w:val="000000" w:themeColor="text1"/>
+        </w:rPr>
+      </w:pPr>
+      <w:r>
+        <w:rPr>
+          <w:rFonts w:asciiTheme="majorHAnsi" w:hAnsiTheme="majorHAnsi" w:cs="Times New Roman"/>
+          <w:color w:val="000000" w:themeColor="text1"/>
+        </w:rPr>
+        <w:t>Membuat</w:t>
+      </w:r>
+      <w:r>
+        <w:rPr>
+          <w:rFonts w:asciiTheme="majorHAnsi" w:hAnsiTheme="majorHAnsi" w:cs="Times New Roman"/>
+          <w:color w:val="000000" w:themeColor="text1"/>
+          <w:spacing w:val="79"/>
+        </w:rPr>
+        <w:t xml:space="preserve"> </w:t>
+      </w:r>
+      <w:r>
+        <w:rPr>
+          <w:rFonts w:asciiTheme="majorHAnsi" w:hAnsiTheme="majorHAnsi" w:cs="Times New Roman"/>
+          <w:color w:val="000000" w:themeColor="text1"/>
+        </w:rPr>
+        <w:t>antarmuka</w:t>
+      </w:r>
+      <w:r>
+        <w:rPr>
+          <w:rFonts w:asciiTheme="majorHAnsi" w:hAnsiTheme="majorHAnsi" w:cs="Times New Roman"/>
+          <w:color w:val="000000" w:themeColor="text1"/>
+          <w:spacing w:val="75"/>
+        </w:rPr>
+        <w:t xml:space="preserve"> </w:t>
+      </w:r>
+      <w:r>
+        <w:rPr>
+          <w:rFonts w:asciiTheme="majorHAnsi" w:hAnsiTheme="majorHAnsi" w:cs="Times New Roman"/>
+          <w:color w:val="000000" w:themeColor="text1"/>
+        </w:rPr>
+        <w:t>modern</w:t>
+      </w:r>
+      <w:r>
+        <w:rPr>
+          <w:rFonts w:asciiTheme="majorHAnsi" w:hAnsiTheme="majorHAnsi" w:cs="Times New Roman"/>
+          <w:color w:val="000000" w:themeColor="text1"/>
+          <w:spacing w:val="80"/>
+        </w:rPr>
+        <w:t xml:space="preserve"> </w:t>
+      </w:r>
+      <w:r>
+        <w:rPr>
+          <w:rFonts w:asciiTheme="majorHAnsi" w:hAnsiTheme="majorHAnsi" w:cs="Times New Roman"/>
+          <w:color w:val="000000" w:themeColor="text1"/>
+        </w:rPr>
+        <w:t>dan</w:t>
+      </w:r>
+      <w:r>
+        <w:rPr>
+          <w:rFonts w:asciiTheme="majorHAnsi" w:hAnsiTheme="majorHAnsi" w:cs="Times New Roman"/>
+          <w:color w:val="000000" w:themeColor="text1"/>
+          <w:spacing w:val="80"/>
+        </w:rPr>
+        <w:t xml:space="preserve"> </w:t>
+      </w:r>
+      <w:r>
+        <w:rPr>
+          <w:rFonts w:asciiTheme="majorHAnsi" w:hAnsiTheme="majorHAnsi" w:cs="Times New Roman"/>
+          <w:color w:val="000000" w:themeColor="text1"/>
+        </w:rPr>
+        <w:t>responsif</w:t>
+      </w:r>
+      <w:r>
+        <w:rPr>
+          <w:rFonts w:asciiTheme="majorHAnsi" w:hAnsiTheme="majorHAnsi" w:cs="Times New Roman"/>
+          <w:color w:val="000000" w:themeColor="text1"/>
+          <w:spacing w:val="76"/>
+        </w:rPr>
+        <w:t xml:space="preserve"> </w:t>
+      </w:r>
+      <w:r>
+        <w:rPr>
+          <w:rFonts w:asciiTheme="majorHAnsi" w:hAnsiTheme="majorHAnsi" w:cs="Times New Roman"/>
+          <w:color w:val="000000" w:themeColor="text1"/>
+        </w:rPr>
+        <w:t>menggunakan</w:t>
+      </w:r>
+      <w:r>
+        <w:rPr>
+          <w:rFonts w:asciiTheme="majorHAnsi" w:hAnsiTheme="majorHAnsi" w:cs="Times New Roman"/>
+          <w:color w:val="000000" w:themeColor="text1"/>
+          <w:spacing w:val="80"/>
+        </w:rPr>
+        <w:t xml:space="preserve"> </w:t>
+      </w:r>
+      <w:r>
+        <w:rPr>
+          <w:rFonts w:asciiTheme="majorHAnsi" w:hAnsiTheme="majorHAnsi" w:cs="Times New Roman"/>
+          <w:color w:val="000000" w:themeColor="text1"/>
+        </w:rPr>
+        <w:t>HTML,</w:t>
+      </w:r>
+      <w:r>
+        <w:rPr>
+          <w:rFonts w:asciiTheme="majorHAnsi" w:hAnsiTheme="majorHAnsi" w:cs="Times New Roman"/>
+          <w:color w:val="000000" w:themeColor="text1"/>
+          <w:spacing w:val="73"/>
+        </w:rPr>
+        <w:t xml:space="preserve"> </w:t>
+      </w:r>
+      <w:r>
+        <w:rPr>
+          <w:rFonts w:asciiTheme="majorHAnsi" w:hAnsiTheme="majorHAnsi" w:cs="Times New Roman"/>
+          <w:color w:val="000000" w:themeColor="text1"/>
+        </w:rPr>
+        <w:t>CSS,</w:t>
+      </w:r>
+      <w:r>
+        <w:rPr>
+          <w:rFonts w:asciiTheme="majorHAnsi" w:hAnsiTheme="majorHAnsi" w:cs="Times New Roman"/>
+          <w:color w:val="000000" w:themeColor="text1"/>
+          <w:spacing w:val="78"/>
+        </w:rPr>
+        <w:t xml:space="preserve"> </w:t>
+      </w:r>
+      <w:r>
+        <w:rPr>
+          <w:rFonts w:asciiTheme="majorHAnsi" w:hAnsiTheme="majorHAnsi" w:cs="Times New Roman"/>
+          <w:color w:val="000000" w:themeColor="text1"/>
+        </w:rPr>
+        <w:t>dan</w:t>
+      </w:r>
+      <w:r>
+        <w:rPr>
+          <w:rFonts w:asciiTheme="majorHAnsi" w:hAnsiTheme="majorHAnsi" w:cs="Times New Roman"/>
+          <w:color w:val="000000" w:themeColor="text1"/>
+          <w:spacing w:val="80"/>
+        </w:rPr>
+        <w:t xml:space="preserve"> </w:t>
+      </w:r>
+      <w:r>
+        <w:rPr>
+          <w:rFonts w:asciiTheme="majorHAnsi" w:hAnsiTheme="majorHAnsi" w:cs="Times New Roman"/>
+          <w:color w:val="000000" w:themeColor="text1"/>
+        </w:rPr>
+        <w:t>Bootstrap</w:t>
+      </w:r>
+      <w:r>
+        <w:rPr>
+          <w:rFonts w:asciiTheme="majorHAnsi" w:hAnsiTheme="majorHAnsi" w:cs="Times New Roman"/>
+          <w:color w:val="000000" w:themeColor="text1"/>
+          <w:spacing w:val="76"/>
+        </w:rPr>
+        <w:t xml:space="preserve"> </w:t>
+      </w:r>
+      <w:r>
+        <w:rPr>
+          <w:rFonts w:asciiTheme="majorHAnsi" w:hAnsiTheme="majorHAnsi" w:cs="Times New Roman"/>
+          <w:color w:val="000000" w:themeColor="text1"/>
+        </w:rPr>
+        <w:t>untuk pengalaman pengguna yang lebih nyaman.</w:t>
+      </w:r>
+    </w:p>
+    <w:p>
+      <w:pPr>
+        <w:pStyle w:val="ListParagraph"/>
+        <w:numPr>
+          <w:ilvl w:val="0"/>
+          <w:numId w:val="2"/>
+        </w:numPr>
+        <w:tabs>
+          <w:tab w:val="left" w:pos="847"/>
+        </w:tabs>
         <w:ind w:right="128"/>
         <w:jc w:val="both"/>
         <w:rPr>
-          <w:rFonts w:ascii="Arial MT" w:hAnsi="Arial MT"/>
-          <w:color w:val="4E4E4E"/>
-        </w:rPr>
-      </w:pPr>
-      <w:r>
-        <w:rPr>
-          <w:color w:val="4E4E4E"/>
+          <w:rFonts w:asciiTheme="majorHAnsi" w:hAnsiTheme="majorHAnsi" w:cs="Times New Roman"/>
+          <w:color w:val="000000" w:themeColor="text1"/>
+        </w:rPr>
+      </w:pPr>
+      <w:r>
+        <w:rPr>
+          <w:rFonts w:asciiTheme="majorHAnsi" w:hAnsiTheme="majorHAnsi" w:cs="Times New Roman"/>
+          <w:color w:val="000000" w:themeColor="text1"/>
         </w:rPr>
         <w:t>Menggunakan</w:t>
       </w:r>
       <w:r>
         <w:rPr>
-          <w:color w:val="4E4E4E"/>
+          <w:rFonts w:asciiTheme="majorHAnsi" w:hAnsiTheme="majorHAnsi" w:cs="Times New Roman"/>
+          <w:color w:val="000000" w:themeColor="text1"/>
           <w:spacing w:val="18"/>
         </w:rPr>
         <w:t xml:space="preserve"> </w:t>
       </w:r>
       <w:r>
         <w:rPr>
-          <w:color w:val="4E4E4E"/>
+          <w:rFonts w:asciiTheme="majorHAnsi" w:hAnsiTheme="majorHAnsi" w:cs="Times New Roman"/>
+          <w:color w:val="000000" w:themeColor="text1"/>
         </w:rPr>
         <w:t>AES (Advanced Encryption</w:t>
       </w:r>
       <w:r>
         <w:rPr>
-          <w:color w:val="4E4E4E"/>
+          <w:rFonts w:asciiTheme="majorHAnsi" w:hAnsiTheme="majorHAnsi" w:cs="Times New Roman"/>
+          <w:color w:val="000000" w:themeColor="text1"/>
           <w:spacing w:val="18"/>
         </w:rPr>
         <w:t xml:space="preserve"> </w:t>
       </w:r>
       <w:r>
         <w:rPr>
-          <w:color w:val="4E4E4E"/>
+          <w:rFonts w:asciiTheme="majorHAnsi" w:hAnsiTheme="majorHAnsi" w:cs="Times New Roman"/>
+          <w:color w:val="000000" w:themeColor="text1"/>
         </w:rPr>
         <w:t>Standard) untuk enkripsi dan</w:t>
       </w:r>
       <w:r>
         <w:rPr>
-          <w:color w:val="4E4E4E"/>
+          <w:rFonts w:asciiTheme="majorHAnsi" w:hAnsiTheme="majorHAnsi" w:cs="Times New Roman"/>
+          <w:color w:val="000000" w:themeColor="text1"/>
           <w:spacing w:val="18"/>
         </w:rPr>
         <w:t xml:space="preserve"> </w:t>
       </w:r>
       <w:r>
         <w:rPr>
-          <w:color w:val="4E4E4E"/>
+          <w:rFonts w:asciiTheme="majorHAnsi" w:hAnsiTheme="majorHAnsi" w:cs="Times New Roman"/>
+          <w:color w:val="000000" w:themeColor="text1"/>
         </w:rPr>
         <w:t>dekripsi catatan</w:t>
       </w:r>
       <w:r>
         <w:rPr>
-          <w:color w:val="4E4E4E"/>
+          <w:rFonts w:asciiTheme="majorHAnsi" w:hAnsiTheme="majorHAnsi" w:cs="Times New Roman"/>
+          <w:color w:val="000000" w:themeColor="text1"/>
           <w:spacing w:val="18"/>
         </w:rPr>
         <w:t xml:space="preserve"> </w:t>
       </w:r>
       <w:r>
         <w:rPr>
-          <w:color w:val="4E4E4E"/>
+          <w:rFonts w:asciiTheme="majorHAnsi" w:hAnsiTheme="majorHAnsi" w:cs="Times New Roman"/>
+          <w:color w:val="000000" w:themeColor="text1"/>
         </w:rPr>
         <w:t>sehingga data sensitif tetap aman meskipun tersimpan di database.</w:t>
       </w:r>
@@ -1821,111 +2076,135 @@
         </w:tabs>
         <w:spacing w:before="32"/>
         <w:ind w:left="142"/>
-      </w:pPr>
-      <w:bookmarkStart w:id="2" w:name="Project_Web_Programming_II__Maret_2025_–"/>
-      <w:bookmarkEnd w:id="2"/>
-      <w:r>
-        <w:rPr>
-          <w:color w:val="4E4E4E"/>
+        <w:rPr>
+          <w:rFonts w:asciiTheme="majorHAnsi" w:hAnsiTheme="majorHAnsi" w:cs="Times New Roman"/>
+          <w:color w:val="000000" w:themeColor="text1"/>
+        </w:rPr>
+      </w:pPr>
+      <w:bookmarkStart w:id="1" w:name="Project_Web_Programming_II__Maret_2025_–"/>
+      <w:bookmarkEnd w:id="1"/>
+      <w:r>
+        <w:rPr>
+          <w:rFonts w:asciiTheme="majorHAnsi" w:hAnsiTheme="majorHAnsi" w:cs="Times New Roman"/>
+          <w:i/>
+          <w:iCs/>
+          <w:color w:val="000000" w:themeColor="text1"/>
         </w:rPr>
         <w:t>Project</w:t>
       </w:r>
       <w:r>
         <w:rPr>
-          <w:color w:val="4E4E4E"/>
+          <w:rFonts w:asciiTheme="majorHAnsi" w:hAnsiTheme="majorHAnsi" w:cs="Times New Roman"/>
+          <w:i/>
+          <w:iCs/>
+          <w:color w:val="000000" w:themeColor="text1"/>
           <w:spacing w:val="-12"/>
         </w:rPr>
         <w:t xml:space="preserve"> </w:t>
       </w:r>
       <w:r>
         <w:rPr>
-          <w:color w:val="4E4E4E"/>
+          <w:rFonts w:asciiTheme="majorHAnsi" w:hAnsiTheme="majorHAnsi" w:cs="Times New Roman"/>
+          <w:color w:val="000000" w:themeColor="text1"/>
         </w:rPr>
         <w:t>Web</w:t>
       </w:r>
       <w:r>
         <w:rPr>
-          <w:color w:val="4E4E4E"/>
+          <w:rFonts w:asciiTheme="majorHAnsi" w:hAnsiTheme="majorHAnsi" w:cs="Times New Roman"/>
+          <w:color w:val="000000" w:themeColor="text1"/>
           <w:spacing w:val="-13"/>
         </w:rPr>
         <w:t xml:space="preserve"> </w:t>
       </w:r>
       <w:r>
         <w:rPr>
-          <w:color w:val="4E4E4E"/>
+          <w:rFonts w:asciiTheme="majorHAnsi" w:hAnsiTheme="majorHAnsi" w:cs="Times New Roman"/>
+          <w:color w:val="000000" w:themeColor="text1"/>
         </w:rPr>
         <w:t>Programming</w:t>
       </w:r>
       <w:r>
         <w:rPr>
-          <w:color w:val="4E4E4E"/>
+          <w:rFonts w:asciiTheme="majorHAnsi" w:hAnsiTheme="majorHAnsi" w:cs="Times New Roman"/>
+          <w:color w:val="000000" w:themeColor="text1"/>
           <w:spacing w:val="-12"/>
         </w:rPr>
         <w:t xml:space="preserve"> </w:t>
       </w:r>
       <w:r>
         <w:rPr>
-          <w:color w:val="4E4E4E"/>
+          <w:rFonts w:asciiTheme="majorHAnsi" w:hAnsiTheme="majorHAnsi" w:cs="Times New Roman"/>
+          <w:color w:val="000000" w:themeColor="text1"/>
           <w:spacing w:val="-5"/>
         </w:rPr>
         <w:t>II</w:t>
       </w:r>
       <w:r>
         <w:rPr>
-          <w:color w:val="4E4E4E"/>
+          <w:rFonts w:asciiTheme="majorHAnsi" w:hAnsiTheme="majorHAnsi" w:cs="Times New Roman"/>
+          <w:color w:val="000000" w:themeColor="text1"/>
         </w:rPr>
         <w:tab/>
         <w:t>Maret</w:t>
       </w:r>
       <w:r>
         <w:rPr>
-          <w:color w:val="4E4E4E"/>
+          <w:rFonts w:asciiTheme="majorHAnsi" w:hAnsiTheme="majorHAnsi" w:cs="Times New Roman"/>
+          <w:color w:val="000000" w:themeColor="text1"/>
           <w:spacing w:val="-2"/>
         </w:rPr>
         <w:t xml:space="preserve"> </w:t>
       </w:r>
       <w:r>
         <w:rPr>
-          <w:color w:val="4E4E4E"/>
+          <w:rFonts w:asciiTheme="majorHAnsi" w:hAnsiTheme="majorHAnsi" w:cs="Times New Roman"/>
+          <w:color w:val="000000" w:themeColor="text1"/>
         </w:rPr>
         <w:t>2025</w:t>
       </w:r>
       <w:r>
         <w:rPr>
-          <w:color w:val="4E4E4E"/>
+          <w:rFonts w:asciiTheme="majorHAnsi" w:hAnsiTheme="majorHAnsi" w:cs="Times New Roman"/>
+          <w:color w:val="000000" w:themeColor="text1"/>
           <w:spacing w:val="-3"/>
         </w:rPr>
         <w:t xml:space="preserve"> </w:t>
       </w:r>
       <w:r>
         <w:rPr>
-          <w:color w:val="4E4E4E"/>
+          <w:rFonts w:asciiTheme="majorHAnsi" w:hAnsiTheme="majorHAnsi" w:cs="Times New Roman"/>
+          <w:color w:val="000000" w:themeColor="text1"/>
         </w:rPr>
         <w:t>–</w:t>
       </w:r>
       <w:r>
         <w:rPr>
-          <w:color w:val="4E4E4E"/>
+          <w:rFonts w:asciiTheme="majorHAnsi" w:hAnsiTheme="majorHAnsi" w:cs="Times New Roman"/>
+          <w:color w:val="000000" w:themeColor="text1"/>
           <w:spacing w:val="-2"/>
         </w:rPr>
         <w:t xml:space="preserve"> </w:t>
       </w:r>
       <w:r>
         <w:rPr>
-          <w:color w:val="4E4E4E"/>
+          <w:rFonts w:asciiTheme="majorHAnsi" w:hAnsiTheme="majorHAnsi" w:cs="Times New Roman"/>
+          <w:color w:val="000000" w:themeColor="text1"/>
         </w:rPr>
         <w:t>Juli</w:t>
       </w:r>
       <w:r>
         <w:rPr>
-          <w:color w:val="4E4E4E"/>
+          <w:rFonts w:asciiTheme="majorHAnsi" w:hAnsiTheme="majorHAnsi" w:cs="Times New Roman"/>
+          <w:color w:val="000000" w:themeColor="text1"/>
           <w:spacing w:val="-3"/>
         </w:rPr>
         <w:t xml:space="preserve"> </w:t>
       </w:r>
       <w:r>
         <w:rPr>
-          <w:color w:val="4E4E4E"/>
+          <w:rFonts w:asciiTheme="majorHAnsi" w:hAnsiTheme="majorHAnsi" w:cs="Times New Roman"/>
+          <w:color w:val="000000" w:themeColor="text1"/>
           <w:spacing w:val="-4"/>
         </w:rPr>
         <w:t>2025</w:t>
@@ -1936,75 +2215,90 @@
         <w:pStyle w:val="BodyText"/>
         <w:spacing w:before="8"/>
         <w:ind w:left="142" w:firstLine="0"/>
-      </w:pPr>
-      <w:r>
-        <w:rPr>
-          <w:color w:val="4E4E4E"/>
+        <w:rPr>
+          <w:rFonts w:asciiTheme="majorHAnsi" w:hAnsiTheme="majorHAnsi" w:cs="Times New Roman"/>
+          <w:color w:val="000000" w:themeColor="text1"/>
+        </w:rPr>
+      </w:pPr>
+      <w:r>
+        <w:rPr>
+          <w:rFonts w:asciiTheme="majorHAnsi" w:hAnsiTheme="majorHAnsi" w:cs="Times New Roman"/>
+          <w:color w:val="000000" w:themeColor="text1"/>
         </w:rPr>
         <w:t>Mini</w:t>
       </w:r>
       <w:r>
         <w:rPr>
-          <w:color w:val="4E4E4E"/>
+          <w:rFonts w:asciiTheme="majorHAnsi" w:hAnsiTheme="majorHAnsi" w:cs="Times New Roman"/>
+          <w:color w:val="000000" w:themeColor="text1"/>
           <w:spacing w:val="-11"/>
         </w:rPr>
         <w:t xml:space="preserve"> </w:t>
       </w:r>
       <w:r>
         <w:rPr>
-          <w:color w:val="4E4E4E"/>
+          <w:rFonts w:asciiTheme="majorHAnsi" w:hAnsiTheme="majorHAnsi" w:cs="Times New Roman"/>
+          <w:color w:val="000000" w:themeColor="text1"/>
         </w:rPr>
         <w:t>Project</w:t>
       </w:r>
       <w:r>
         <w:rPr>
-          <w:color w:val="4E4E4E"/>
+          <w:rFonts w:asciiTheme="majorHAnsi" w:hAnsiTheme="majorHAnsi" w:cs="Times New Roman"/>
+          <w:color w:val="000000" w:themeColor="text1"/>
           <w:spacing w:val="-9"/>
         </w:rPr>
         <w:t xml:space="preserve"> </w:t>
       </w:r>
       <w:r>
         <w:rPr>
-          <w:color w:val="4E4E4E"/>
+          <w:rFonts w:asciiTheme="majorHAnsi" w:hAnsiTheme="majorHAnsi" w:cs="Times New Roman"/>
+          <w:color w:val="000000" w:themeColor="text1"/>
         </w:rPr>
         <w:t>Pembuatan</w:t>
       </w:r>
       <w:r>
         <w:rPr>
-          <w:color w:val="4E4E4E"/>
+          <w:rFonts w:asciiTheme="majorHAnsi" w:hAnsiTheme="majorHAnsi" w:cs="Times New Roman"/>
+          <w:color w:val="000000" w:themeColor="text1"/>
           <w:spacing w:val="-8"/>
         </w:rPr>
         <w:t xml:space="preserve"> </w:t>
       </w:r>
       <w:r>
         <w:rPr>
-          <w:color w:val="4E4E4E"/>
+          <w:rFonts w:asciiTheme="majorHAnsi" w:hAnsiTheme="majorHAnsi" w:cs="Times New Roman"/>
+          <w:color w:val="000000" w:themeColor="text1"/>
         </w:rPr>
         <w:t>Website</w:t>
       </w:r>
       <w:r>
         <w:rPr>
-          <w:color w:val="4E4E4E"/>
+          <w:rFonts w:asciiTheme="majorHAnsi" w:hAnsiTheme="majorHAnsi" w:cs="Times New Roman"/>
+          <w:color w:val="000000" w:themeColor="text1"/>
           <w:spacing w:val="-11"/>
         </w:rPr>
         <w:t xml:space="preserve"> </w:t>
       </w:r>
       <w:r>
         <w:rPr>
-          <w:color w:val="4E4E4E"/>
+          <w:rFonts w:asciiTheme="majorHAnsi" w:hAnsiTheme="majorHAnsi" w:cs="Times New Roman"/>
+          <w:color w:val="000000" w:themeColor="text1"/>
         </w:rPr>
         <w:t>Manajemen</w:t>
       </w:r>
       <w:r>
         <w:rPr>
-          <w:color w:val="4E4E4E"/>
+          <w:rFonts w:asciiTheme="majorHAnsi" w:hAnsiTheme="majorHAnsi" w:cs="Times New Roman"/>
+          <w:color w:val="000000" w:themeColor="text1"/>
           <w:spacing w:val="-7"/>
         </w:rPr>
         <w:t xml:space="preserve"> </w:t>
       </w:r>
       <w:r>
         <w:rPr>
-          <w:color w:val="4E4E4E"/>
+          <w:rFonts w:asciiTheme="majorHAnsi" w:hAnsiTheme="majorHAnsi" w:cs="Times New Roman"/>
+          <w:color w:val="000000" w:themeColor="text1"/>
           <w:spacing w:val="-4"/>
         </w:rPr>
         <w:t>Hotel</w:t>
@@ -2023,123 +2317,141 @@
         <w:spacing w:before="12"/>
         <w:jc w:val="both"/>
         <w:rPr>
-          <w:rFonts w:ascii="Arial MT" w:hAnsi="Arial MT"/>
-          <w:color w:val="4E4E4E"/>
-        </w:rPr>
-      </w:pPr>
-      <w:r>
-        <w:rPr>
-          <w:color w:val="4E4E4E"/>
+          <w:rFonts w:asciiTheme="majorHAnsi" w:hAnsiTheme="majorHAnsi" w:cs="Times New Roman"/>
+          <w:color w:val="000000" w:themeColor="text1"/>
+        </w:rPr>
+      </w:pPr>
+      <w:r>
+        <w:rPr>
+          <w:rFonts w:asciiTheme="majorHAnsi" w:hAnsiTheme="majorHAnsi" w:cs="Times New Roman"/>
+          <w:color w:val="000000" w:themeColor="text1"/>
         </w:rPr>
         <w:t>Membangun</w:t>
       </w:r>
       <w:r>
         <w:rPr>
-          <w:color w:val="4E4E4E"/>
+          <w:rFonts w:asciiTheme="majorHAnsi" w:hAnsiTheme="majorHAnsi" w:cs="Times New Roman"/>
+          <w:color w:val="000000" w:themeColor="text1"/>
           <w:spacing w:val="-10"/>
         </w:rPr>
         <w:t xml:space="preserve"> </w:t>
       </w:r>
       <w:r>
         <w:rPr>
-          <w:color w:val="4E4E4E"/>
+          <w:rFonts w:asciiTheme="majorHAnsi" w:hAnsiTheme="majorHAnsi" w:cs="Times New Roman"/>
+          <w:color w:val="000000" w:themeColor="text1"/>
         </w:rPr>
         <w:t>sistem</w:t>
       </w:r>
       <w:r>
         <w:rPr>
-          <w:color w:val="4E4E4E"/>
+          <w:rFonts w:asciiTheme="majorHAnsi" w:hAnsiTheme="majorHAnsi" w:cs="Times New Roman"/>
+          <w:color w:val="000000" w:themeColor="text1"/>
           <w:spacing w:val="-8"/>
         </w:rPr>
         <w:t xml:space="preserve"> </w:t>
       </w:r>
       <w:r>
         <w:rPr>
-          <w:color w:val="4E4E4E"/>
+          <w:rFonts w:asciiTheme="majorHAnsi" w:hAnsiTheme="majorHAnsi" w:cs="Times New Roman"/>
+          <w:color w:val="000000" w:themeColor="text1"/>
         </w:rPr>
         <w:t>berbasis</w:t>
       </w:r>
       <w:r>
         <w:rPr>
-          <w:color w:val="4E4E4E"/>
+          <w:rFonts w:asciiTheme="majorHAnsi" w:hAnsiTheme="majorHAnsi" w:cs="Times New Roman"/>
+          <w:color w:val="000000" w:themeColor="text1"/>
           <w:spacing w:val="-9"/>
         </w:rPr>
         <w:t xml:space="preserve"> </w:t>
       </w:r>
       <w:r>
         <w:rPr>
-          <w:color w:val="4E4E4E"/>
+          <w:rFonts w:asciiTheme="majorHAnsi" w:hAnsiTheme="majorHAnsi" w:cs="Times New Roman"/>
+          <w:color w:val="000000" w:themeColor="text1"/>
         </w:rPr>
         <w:t>Laravel</w:t>
       </w:r>
       <w:r>
         <w:rPr>
-          <w:color w:val="4E4E4E"/>
+          <w:rFonts w:asciiTheme="majorHAnsi" w:hAnsiTheme="majorHAnsi" w:cs="Times New Roman"/>
+          <w:color w:val="000000" w:themeColor="text1"/>
           <w:spacing w:val="-9"/>
         </w:rPr>
         <w:t xml:space="preserve"> </w:t>
       </w:r>
       <w:r>
         <w:rPr>
-          <w:color w:val="4E4E4E"/>
+          <w:rFonts w:asciiTheme="majorHAnsi" w:hAnsiTheme="majorHAnsi" w:cs="Times New Roman"/>
+          <w:color w:val="000000" w:themeColor="text1"/>
         </w:rPr>
         <w:t>Framework</w:t>
       </w:r>
       <w:r>
         <w:rPr>
-          <w:color w:val="4E4E4E"/>
+          <w:rFonts w:asciiTheme="majorHAnsi" w:hAnsiTheme="majorHAnsi" w:cs="Times New Roman"/>
+          <w:color w:val="000000" w:themeColor="text1"/>
           <w:spacing w:val="-10"/>
         </w:rPr>
         <w:t xml:space="preserve"> </w:t>
       </w:r>
       <w:r>
         <w:rPr>
-          <w:color w:val="4E4E4E"/>
+          <w:rFonts w:asciiTheme="majorHAnsi" w:hAnsiTheme="majorHAnsi" w:cs="Times New Roman"/>
+          <w:color w:val="000000" w:themeColor="text1"/>
         </w:rPr>
         <w:t>dengan</w:t>
       </w:r>
       <w:r>
         <w:rPr>
-          <w:color w:val="4E4E4E"/>
+          <w:rFonts w:asciiTheme="majorHAnsi" w:hAnsiTheme="majorHAnsi" w:cs="Times New Roman"/>
+          <w:color w:val="000000" w:themeColor="text1"/>
           <w:spacing w:val="-8"/>
         </w:rPr>
         <w:t xml:space="preserve"> </w:t>
       </w:r>
       <w:r>
         <w:rPr>
-          <w:color w:val="4E4E4E"/>
+          <w:rFonts w:asciiTheme="majorHAnsi" w:hAnsiTheme="majorHAnsi" w:cs="Times New Roman"/>
+          <w:color w:val="000000" w:themeColor="text1"/>
         </w:rPr>
         <w:t>integrasi</w:t>
       </w:r>
       <w:r>
         <w:rPr>
-          <w:color w:val="4E4E4E"/>
+          <w:rFonts w:asciiTheme="majorHAnsi" w:hAnsiTheme="majorHAnsi" w:cs="Times New Roman"/>
+          <w:color w:val="000000" w:themeColor="text1"/>
           <w:spacing w:val="-10"/>
         </w:rPr>
         <w:t xml:space="preserve"> </w:t>
       </w:r>
       <w:r>
         <w:rPr>
-          <w:color w:val="4E4E4E"/>
+          <w:rFonts w:asciiTheme="majorHAnsi" w:hAnsiTheme="majorHAnsi" w:cs="Times New Roman"/>
+          <w:color w:val="000000" w:themeColor="text1"/>
         </w:rPr>
         <w:t>database</w:t>
       </w:r>
       <w:r>
         <w:rPr>
-          <w:color w:val="4E4E4E"/>
+          <w:rFonts w:asciiTheme="majorHAnsi" w:hAnsiTheme="majorHAnsi" w:cs="Times New Roman"/>
+          <w:color w:val="000000" w:themeColor="text1"/>
           <w:spacing w:val="-11"/>
         </w:rPr>
         <w:t xml:space="preserve"> </w:t>
       </w:r>
       <w:r>
         <w:rPr>
-          <w:color w:val="4E4E4E"/>
+          <w:rFonts w:asciiTheme="majorHAnsi" w:hAnsiTheme="majorHAnsi" w:cs="Times New Roman"/>
+          <w:color w:val="000000" w:themeColor="text1"/>
         </w:rPr>
         <w:t>HeidiSQL</w:t>
       </w:r>
       <w:r>
         <w:rPr>
-          <w:color w:val="4E4E4E"/>
+          <w:rFonts w:asciiTheme="majorHAnsi" w:hAnsiTheme="majorHAnsi" w:cs="Times New Roman"/>
+          <w:color w:val="000000" w:themeColor="text1"/>
           <w:spacing w:val="-2"/>
         </w:rPr>
         <w:t>.</w:t>
@@ -2155,121 +2467,138 @@
         <w:tabs>
           <w:tab w:val="left" w:pos="847"/>
         </w:tabs>
-        <w:spacing w:before="17" w:line="223" w:lineRule="auto"/>
+        <w:spacing w:before="17"/>
         <w:ind w:right="118"/>
         <w:jc w:val="both"/>
         <w:rPr>
-          <w:rFonts w:ascii="Arial MT" w:hAnsi="Arial MT"/>
-          <w:color w:val="4E4E4E"/>
-        </w:rPr>
-      </w:pPr>
-      <w:r>
-        <w:rPr>
-          <w:color w:val="4E4E4E"/>
+          <w:rFonts w:asciiTheme="majorHAnsi" w:hAnsiTheme="majorHAnsi" w:cs="Times New Roman"/>
+          <w:color w:val="000000" w:themeColor="text1"/>
+        </w:rPr>
+      </w:pPr>
+      <w:r>
+        <w:rPr>
+          <w:rFonts w:asciiTheme="majorHAnsi" w:hAnsiTheme="majorHAnsi" w:cs="Times New Roman"/>
+          <w:color w:val="000000" w:themeColor="text1"/>
         </w:rPr>
         <w:t>Mengimplementasikan</w:t>
       </w:r>
       <w:r>
         <w:rPr>
-          <w:color w:val="4E4E4E"/>
+          <w:rFonts w:asciiTheme="majorHAnsi" w:hAnsiTheme="majorHAnsi" w:cs="Times New Roman"/>
+          <w:color w:val="000000" w:themeColor="text1"/>
           <w:spacing w:val="26"/>
         </w:rPr>
         <w:t xml:space="preserve"> </w:t>
       </w:r>
       <w:r>
         <w:rPr>
-          <w:color w:val="4E4E4E"/>
+          <w:rFonts w:asciiTheme="majorHAnsi" w:hAnsiTheme="majorHAnsi" w:cs="Times New Roman"/>
+          <w:color w:val="000000" w:themeColor="text1"/>
         </w:rPr>
         <w:t>fitur</w:t>
       </w:r>
       <w:r>
         <w:rPr>
-          <w:color w:val="4E4E4E"/>
+          <w:rFonts w:asciiTheme="majorHAnsi" w:hAnsiTheme="majorHAnsi" w:cs="Times New Roman"/>
+          <w:color w:val="000000" w:themeColor="text1"/>
           <w:spacing w:val="23"/>
         </w:rPr>
         <w:t xml:space="preserve"> </w:t>
       </w:r>
       <w:r>
         <w:rPr>
-          <w:color w:val="4E4E4E"/>
+          <w:rFonts w:asciiTheme="majorHAnsi" w:hAnsiTheme="majorHAnsi" w:cs="Times New Roman"/>
+          <w:color w:val="000000" w:themeColor="text1"/>
         </w:rPr>
         <w:t>manajemen</w:t>
       </w:r>
       <w:r>
         <w:rPr>
-          <w:color w:val="4E4E4E"/>
+          <w:rFonts w:asciiTheme="majorHAnsi" w:hAnsiTheme="majorHAnsi" w:cs="Times New Roman"/>
+          <w:color w:val="000000" w:themeColor="text1"/>
           <w:spacing w:val="26"/>
         </w:rPr>
         <w:t xml:space="preserve"> </w:t>
       </w:r>
       <w:r>
         <w:rPr>
-          <w:color w:val="4E4E4E"/>
+          <w:rFonts w:asciiTheme="majorHAnsi" w:hAnsiTheme="majorHAnsi" w:cs="Times New Roman"/>
+          <w:color w:val="000000" w:themeColor="text1"/>
         </w:rPr>
         <w:t>data</w:t>
       </w:r>
       <w:r>
         <w:rPr>
-          <w:color w:val="4E4E4E"/>
+          <w:rFonts w:asciiTheme="majorHAnsi" w:hAnsiTheme="majorHAnsi" w:cs="Times New Roman"/>
+          <w:color w:val="000000" w:themeColor="text1"/>
           <w:spacing w:val="23"/>
         </w:rPr>
         <w:t xml:space="preserve"> </w:t>
       </w:r>
       <w:r>
         <w:rPr>
-          <w:color w:val="4E4E4E"/>
+          <w:rFonts w:asciiTheme="majorHAnsi" w:hAnsiTheme="majorHAnsi" w:cs="Times New Roman"/>
+          <w:color w:val="000000" w:themeColor="text1"/>
         </w:rPr>
         <w:t>meliputi</w:t>
       </w:r>
       <w:r>
         <w:rPr>
-          <w:color w:val="4E4E4E"/>
+          <w:rFonts w:asciiTheme="majorHAnsi" w:hAnsiTheme="majorHAnsi" w:cs="Times New Roman"/>
+          <w:color w:val="000000" w:themeColor="text1"/>
           <w:spacing w:val="24"/>
         </w:rPr>
         <w:t xml:space="preserve"> </w:t>
       </w:r>
       <w:r>
         <w:rPr>
-          <w:color w:val="4E4E4E"/>
+          <w:rFonts w:asciiTheme="majorHAnsi" w:hAnsiTheme="majorHAnsi" w:cs="Times New Roman"/>
+          <w:color w:val="000000" w:themeColor="text1"/>
         </w:rPr>
         <w:t>pengguna,</w:t>
       </w:r>
       <w:r>
         <w:rPr>
-          <w:color w:val="4E4E4E"/>
+          <w:rFonts w:asciiTheme="majorHAnsi" w:hAnsiTheme="majorHAnsi" w:cs="Times New Roman"/>
+          <w:color w:val="000000" w:themeColor="text1"/>
           <w:spacing w:val="24"/>
         </w:rPr>
         <w:t xml:space="preserve"> </w:t>
       </w:r>
       <w:r>
         <w:rPr>
-          <w:color w:val="4E4E4E"/>
+          <w:rFonts w:asciiTheme="majorHAnsi" w:hAnsiTheme="majorHAnsi" w:cs="Times New Roman"/>
+          <w:color w:val="000000" w:themeColor="text1"/>
         </w:rPr>
         <w:t>pemesanan,</w:t>
       </w:r>
       <w:r>
         <w:rPr>
-          <w:color w:val="4E4E4E"/>
+          <w:rFonts w:asciiTheme="majorHAnsi" w:hAnsiTheme="majorHAnsi" w:cs="Times New Roman"/>
+          <w:color w:val="000000" w:themeColor="text1"/>
           <w:spacing w:val="24"/>
         </w:rPr>
         <w:t xml:space="preserve"> </w:t>
       </w:r>
       <w:r>
         <w:rPr>
-          <w:color w:val="4E4E4E"/>
+          <w:rFonts w:asciiTheme="majorHAnsi" w:hAnsiTheme="majorHAnsi" w:cs="Times New Roman"/>
+          <w:color w:val="000000" w:themeColor="text1"/>
         </w:rPr>
         <w:t>check-in,</w:t>
       </w:r>
       <w:r>
         <w:rPr>
-          <w:color w:val="4E4E4E"/>
+          <w:rFonts w:asciiTheme="majorHAnsi" w:hAnsiTheme="majorHAnsi" w:cs="Times New Roman"/>
+          <w:color w:val="000000" w:themeColor="text1"/>
           <w:spacing w:val="24"/>
         </w:rPr>
         <w:t xml:space="preserve"> </w:t>
       </w:r>
       <w:r>
         <w:rPr>
-          <w:color w:val="4E4E4E"/>
+          <w:rFonts w:asciiTheme="majorHAnsi" w:hAnsiTheme="majorHAnsi" w:cs="Times New Roman"/>
+          <w:color w:val="000000" w:themeColor="text1"/>
         </w:rPr>
         <w:t>check-out, dan pengelolaan kamar.</w:t>
       </w:r>
@@ -2284,23 +2613,25 @@
         <w:tabs>
           <w:tab w:val="left" w:pos="847"/>
         </w:tabs>
-        <w:spacing w:before="0" w:line="223" w:lineRule="auto"/>
+        <w:spacing w:before="0"/>
         <w:ind w:right="128"/>
         <w:jc w:val="both"/>
         <w:rPr>
-          <w:rFonts w:ascii="Arial MT" w:hAnsi="Arial MT"/>
-          <w:color w:val="4E4E4E"/>
-        </w:rPr>
-      </w:pPr>
-      <w:r>
-        <w:rPr>
-          <w:color w:val="4E4E4E"/>
+          <w:rFonts w:asciiTheme="majorHAnsi" w:hAnsiTheme="majorHAnsi" w:cs="Times New Roman"/>
+          <w:color w:val="000000" w:themeColor="text1"/>
+        </w:rPr>
+      </w:pPr>
+      <w:r>
+        <w:rPr>
+          <w:rFonts w:asciiTheme="majorHAnsi" w:hAnsiTheme="majorHAnsi" w:cs="Times New Roman"/>
+          <w:color w:val="000000" w:themeColor="text1"/>
         </w:rPr>
         <w:t xml:space="preserve">Membuat dashboard interaktif untuk admin dan resepsionis dengan hak akses berbeda sesuai role </w:t>
       </w:r>
       <w:r>
         <w:rPr>
-          <w:color w:val="4E4E4E"/>
+          <w:rFonts w:asciiTheme="majorHAnsi" w:hAnsiTheme="majorHAnsi" w:cs="Times New Roman"/>
+          <w:color w:val="000000" w:themeColor="text1"/>
           <w:spacing w:val="-2"/>
         </w:rPr>
         <w:t>pengguna.</w:t>
@@ -2310,44 +2641,34 @@
       <w:pPr>
         <w:pStyle w:val="Heading1"/>
         <w:spacing w:before="21"/>
-      </w:pPr>
-      <w:bookmarkStart w:id="3" w:name="Project_Pengolahan_Citra__Desember_2024_"/>
-      <w:bookmarkStart w:id="4" w:name="SERTIFIKAT"/>
+        <w:jc w:val="center"/>
+        <w:rPr>
+          <w:rFonts w:asciiTheme="majorHAnsi" w:hAnsiTheme="majorHAnsi" w:cs="Times New Roman"/>
+          <w:color w:val="000000" w:themeColor="text1"/>
+        </w:rPr>
+      </w:pPr>
+      <w:bookmarkStart w:id="2" w:name="Project_Pengolahan_Citra__Desember_2024_"/>
+      <w:bookmarkStart w:id="3" w:name="SERTIFIKAT"/>
+      <w:bookmarkEnd w:id="2"/>
       <w:bookmarkEnd w:id="3"/>
-      <w:bookmarkEnd w:id="4"/>
-      <w:r>
-        <w:rPr>
-          <w:color w:val="4E4E4E"/>
-          <w:spacing w:val="-2"/>
-        </w:rPr>
-        <w:t>SERTIFIKAT</w:t>
-      </w:r>
-    </w:p>
-    <w:p>
-      <w:pPr>
-        <w:pStyle w:val="BodyText"/>
-        <w:ind w:left="0" w:firstLine="0"/>
-        <w:rPr>
-          <w:b/>
-          <w:sz w:val="20"/>
-        </w:rPr>
-      </w:pPr>
-      <w:r>
-        <w:rPr>
-          <w:b/>
+      <w:r>
+        <w:rPr>
+          <w:rFonts w:asciiTheme="majorHAnsi" w:hAnsiTheme="majorHAnsi" w:cs="Times New Roman"/>
+          <w:b w:val="0"/>
           <w:noProof/>
+          <w:color w:val="000000" w:themeColor="text1"/>
           <w:sz w:val="20"/>
         </w:rPr>
         <mc:AlternateContent>
           <mc:Choice Requires="wps">
             <w:drawing>
-              <wp:anchor distT="0" distB="0" distL="0" distR="0" simplePos="0" relativeHeight="487589376" behindDoc="1" locked="0" layoutInCell="1" allowOverlap="1" wp14:anchorId="5E916DE5" wp14:editId="0C31CF0C">
+              <wp:anchor distT="0" distB="0" distL="0" distR="0" simplePos="0" relativeHeight="251662848" behindDoc="1" locked="0" layoutInCell="1" allowOverlap="1" wp14:anchorId="5E916DE5" wp14:editId="0EED5DC2">
                 <wp:simplePos x="0" y="0"/>
                 <wp:positionH relativeFrom="page">
                   <wp:posOffset>621665</wp:posOffset>
                 </wp:positionH>
                 <wp:positionV relativeFrom="paragraph">
-                  <wp:posOffset>177452</wp:posOffset>
+                  <wp:posOffset>198120</wp:posOffset>
                 </wp:positionV>
                 <wp:extent cx="6320790" cy="9525"/>
                 <wp:effectExtent l="0" t="0" r="0" b="0"/>
@@ -2412,13 +2733,21 @@
           </mc:Choice>
           <mc:Fallback>
             <w:pict>
-              <v:shape w14:anchorId="6851BB3F" id="Graphic 4" o:spid="_x0000_s1026" style="position:absolute;margin-left:48.95pt;margin-top:13.95pt;width:497.7pt;height:.75pt;z-index:-15727104;visibility:visible;mso-wrap-style:square;mso-wrap-distance-left:0;mso-wrap-distance-top:0;mso-wrap-distance-right:0;mso-wrap-distance-bottom:0;mso-position-horizontal:absolute;mso-position-horizontal-relative:page;mso-position-vertical:absolute;mso-position-vertical-relative:text;v-text-anchor:top" coordsize="6320790,9525" o:gfxdata="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" path="m6320790,l,,,9144r6320790,l6320790,xe" fillcolor="black" stroked="f">
+              <v:shape w14:anchorId="32BC34F1" id="Graphic 4" o:spid="_x0000_s1026" style="position:absolute;margin-left:48.95pt;margin-top:15.6pt;width:497.7pt;height:.75pt;z-index:-251653632;visibility:visible;mso-wrap-style:square;mso-wrap-distance-left:0;mso-wrap-distance-top:0;mso-wrap-distance-right:0;mso-wrap-distance-bottom:0;mso-position-horizontal:absolute;mso-position-horizontal-relative:page;mso-position-vertical:absolute;mso-position-vertical-relative:text;v-text-anchor:top" coordsize="6320790,9525" o:gfxdata="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" path="m6320790,l,,,9144r6320790,l6320790,xe" fillcolor="black" stroked="f">
                 <v:path arrowok="t"/>
                 <w10:wrap type="topAndBottom" anchorx="page"/>
               </v:shape>
             </w:pict>
           </mc:Fallback>
         </mc:AlternateContent>
+      </w:r>
+      <w:r>
+        <w:rPr>
+          <w:rFonts w:asciiTheme="majorHAnsi" w:hAnsiTheme="majorHAnsi" w:cs="Times New Roman"/>
+          <w:color w:val="000000" w:themeColor="text1"/>
+          <w:spacing w:val="-2"/>
+        </w:rPr>
+        <w:t>SERTIFIKAT</w:t>
       </w:r>
     </w:p>
     <w:p>
@@ -2433,78 +2762,89 @@
         </w:tabs>
         <w:spacing w:before="54"/>
         <w:rPr>
-          <w:rFonts w:ascii="Arial MT" w:hAnsi="Arial MT"/>
-          <w:color w:val="4E4E4E"/>
-        </w:rPr>
-      </w:pPr>
-      <w:r>
-        <w:rPr>
-          <w:color w:val="4E4E4E"/>
+          <w:rFonts w:asciiTheme="majorHAnsi" w:hAnsiTheme="majorHAnsi" w:cs="Times New Roman"/>
+          <w:color w:val="000000" w:themeColor="text1"/>
+        </w:rPr>
+      </w:pPr>
+      <w:r>
+        <w:rPr>
+          <w:rFonts w:asciiTheme="majorHAnsi" w:hAnsiTheme="majorHAnsi" w:cs="Times New Roman"/>
+          <w:color w:val="000000" w:themeColor="text1"/>
         </w:rPr>
         <w:t>Skema</w:t>
       </w:r>
       <w:r>
         <w:rPr>
-          <w:color w:val="4E4E4E"/>
+          <w:rFonts w:asciiTheme="majorHAnsi" w:hAnsiTheme="majorHAnsi" w:cs="Times New Roman"/>
+          <w:color w:val="000000" w:themeColor="text1"/>
           <w:spacing w:val="-8"/>
         </w:rPr>
         <w:t xml:space="preserve"> </w:t>
       </w:r>
       <w:r>
         <w:rPr>
-          <w:color w:val="4E4E4E"/>
+          <w:rFonts w:asciiTheme="majorHAnsi" w:hAnsiTheme="majorHAnsi" w:cs="Times New Roman"/>
+          <w:color w:val="000000" w:themeColor="text1"/>
         </w:rPr>
         <w:t>Analisis</w:t>
       </w:r>
       <w:r>
         <w:rPr>
-          <w:color w:val="4E4E4E"/>
+          <w:rFonts w:asciiTheme="majorHAnsi" w:hAnsiTheme="majorHAnsi" w:cs="Times New Roman"/>
+          <w:color w:val="000000" w:themeColor="text1"/>
           <w:spacing w:val="-5"/>
         </w:rPr>
         <w:t xml:space="preserve"> </w:t>
       </w:r>
       <w:r>
         <w:rPr>
-          <w:color w:val="4E4E4E"/>
+          <w:rFonts w:asciiTheme="majorHAnsi" w:hAnsiTheme="majorHAnsi" w:cs="Times New Roman"/>
+          <w:color w:val="000000" w:themeColor="text1"/>
         </w:rPr>
         <w:t>Program</w:t>
       </w:r>
       <w:r>
         <w:rPr>
-          <w:color w:val="4E4E4E"/>
+          <w:rFonts w:asciiTheme="majorHAnsi" w:hAnsiTheme="majorHAnsi" w:cs="Times New Roman"/>
+          <w:color w:val="000000" w:themeColor="text1"/>
           <w:spacing w:val="-3"/>
         </w:rPr>
         <w:t xml:space="preserve"> </w:t>
       </w:r>
       <w:r>
         <w:rPr>
-          <w:color w:val="4E4E4E"/>
+          <w:rFonts w:asciiTheme="majorHAnsi" w:hAnsiTheme="majorHAnsi" w:cs="Times New Roman"/>
+          <w:color w:val="000000" w:themeColor="text1"/>
         </w:rPr>
         <w:t>(LSP</w:t>
       </w:r>
       <w:r>
         <w:rPr>
-          <w:color w:val="4E4E4E"/>
+          <w:rFonts w:asciiTheme="majorHAnsi" w:hAnsiTheme="majorHAnsi" w:cs="Times New Roman"/>
+          <w:color w:val="000000" w:themeColor="text1"/>
           <w:spacing w:val="-5"/>
         </w:rPr>
         <w:t xml:space="preserve"> </w:t>
       </w:r>
       <w:r>
         <w:rPr>
-          <w:color w:val="4E4E4E"/>
+          <w:rFonts w:asciiTheme="majorHAnsi" w:hAnsiTheme="majorHAnsi" w:cs="Times New Roman"/>
+          <w:color w:val="000000" w:themeColor="text1"/>
         </w:rPr>
         <w:t>UBSI,</w:t>
       </w:r>
       <w:r>
         <w:rPr>
-          <w:color w:val="4E4E4E"/>
+          <w:rFonts w:asciiTheme="majorHAnsi" w:hAnsiTheme="majorHAnsi" w:cs="Times New Roman"/>
+          <w:color w:val="000000" w:themeColor="text1"/>
           <w:spacing w:val="-4"/>
         </w:rPr>
         <w:t xml:space="preserve"> </w:t>
       </w:r>
       <w:r>
         <w:rPr>
-          <w:color w:val="4E4E4E"/>
+          <w:rFonts w:asciiTheme="majorHAnsi" w:hAnsiTheme="majorHAnsi" w:cs="Times New Roman"/>
+          <w:color w:val="000000" w:themeColor="text1"/>
           <w:spacing w:val="-2"/>
         </w:rPr>
         <w:t>2025)</w:t>
@@ -2522,78 +2862,103 @@
         </w:tabs>
         <w:spacing w:before="12"/>
         <w:rPr>
-          <w:rFonts w:ascii="Arial MT" w:hAnsi="Arial MT"/>
-          <w:color w:val="4E4E4E"/>
-        </w:rPr>
-      </w:pPr>
-      <w:r>
-        <w:rPr>
-          <w:color w:val="4E4E4E"/>
+          <w:rFonts w:asciiTheme="majorHAnsi" w:hAnsiTheme="majorHAnsi" w:cs="Times New Roman"/>
+          <w:color w:val="000000" w:themeColor="text1"/>
+        </w:rPr>
+      </w:pPr>
+      <w:r>
+        <w:rPr>
+          <w:rFonts w:asciiTheme="majorHAnsi" w:hAnsiTheme="majorHAnsi" w:cs="Times New Roman"/>
+          <w:i/>
+          <w:iCs/>
+          <w:color w:val="000000" w:themeColor="text1"/>
         </w:rPr>
         <w:t>Mikrotik</w:t>
       </w:r>
       <w:r>
         <w:rPr>
-          <w:color w:val="4E4E4E"/>
+          <w:rFonts w:asciiTheme="majorHAnsi" w:hAnsiTheme="majorHAnsi" w:cs="Times New Roman"/>
+          <w:i/>
+          <w:iCs/>
+          <w:color w:val="000000" w:themeColor="text1"/>
           <w:spacing w:val="-8"/>
         </w:rPr>
         <w:t xml:space="preserve"> </w:t>
       </w:r>
       <w:r>
         <w:rPr>
-          <w:color w:val="4E4E4E"/>
+          <w:rFonts w:asciiTheme="majorHAnsi" w:hAnsiTheme="majorHAnsi" w:cs="Times New Roman"/>
+          <w:i/>
+          <w:iCs/>
+          <w:color w:val="000000" w:themeColor="text1"/>
         </w:rPr>
         <w:t>Certified</w:t>
       </w:r>
       <w:r>
         <w:rPr>
-          <w:color w:val="4E4E4E"/>
+          <w:rFonts w:asciiTheme="majorHAnsi" w:hAnsiTheme="majorHAnsi" w:cs="Times New Roman"/>
+          <w:i/>
+          <w:iCs/>
+          <w:color w:val="000000" w:themeColor="text1"/>
           <w:spacing w:val="-8"/>
         </w:rPr>
         <w:t xml:space="preserve"> </w:t>
       </w:r>
       <w:r>
         <w:rPr>
-          <w:color w:val="4E4E4E"/>
+          <w:rFonts w:asciiTheme="majorHAnsi" w:hAnsiTheme="majorHAnsi" w:cs="Times New Roman"/>
+          <w:i/>
+          <w:iCs/>
+          <w:color w:val="000000" w:themeColor="text1"/>
         </w:rPr>
         <w:t>Network</w:t>
       </w:r>
       <w:r>
         <w:rPr>
-          <w:color w:val="4E4E4E"/>
+          <w:rFonts w:asciiTheme="majorHAnsi" w:hAnsiTheme="majorHAnsi" w:cs="Times New Roman"/>
+          <w:i/>
+          <w:iCs/>
+          <w:color w:val="000000" w:themeColor="text1"/>
           <w:spacing w:val="-7"/>
         </w:rPr>
         <w:t xml:space="preserve"> </w:t>
       </w:r>
       <w:r>
         <w:rPr>
-          <w:color w:val="4E4E4E"/>
+          <w:rFonts w:asciiTheme="majorHAnsi" w:hAnsiTheme="majorHAnsi" w:cs="Times New Roman"/>
+          <w:i/>
+          <w:iCs/>
+          <w:color w:val="000000" w:themeColor="text1"/>
         </w:rPr>
         <w:t>Associate</w:t>
       </w:r>
       <w:r>
         <w:rPr>
-          <w:color w:val="4E4E4E"/>
+          <w:rFonts w:asciiTheme="majorHAnsi" w:hAnsiTheme="majorHAnsi" w:cs="Times New Roman"/>
+          <w:color w:val="000000" w:themeColor="text1"/>
           <w:spacing w:val="-8"/>
         </w:rPr>
         <w:t xml:space="preserve"> </w:t>
       </w:r>
       <w:r>
         <w:rPr>
-          <w:color w:val="4E4E4E"/>
+          <w:rFonts w:asciiTheme="majorHAnsi" w:hAnsiTheme="majorHAnsi" w:cs="Times New Roman"/>
+          <w:color w:val="000000" w:themeColor="text1"/>
         </w:rPr>
         <w:t>(Mikrotik,</w:t>
       </w:r>
       <w:r>
         <w:rPr>
-          <w:color w:val="4E4E4E"/>
+          <w:rFonts w:asciiTheme="majorHAnsi" w:hAnsiTheme="majorHAnsi" w:cs="Times New Roman"/>
+          <w:color w:val="000000" w:themeColor="text1"/>
           <w:spacing w:val="-6"/>
         </w:rPr>
         <w:t xml:space="preserve"> </w:t>
       </w:r>
       <w:r>
         <w:rPr>
-          <w:color w:val="4E4E4E"/>
+          <w:rFonts w:asciiTheme="majorHAnsi" w:hAnsiTheme="majorHAnsi" w:cs="Times New Roman"/>
+          <w:color w:val="000000" w:themeColor="text1"/>
           <w:spacing w:val="-4"/>
         </w:rPr>
         <w:t>2025)</w:t>
@@ -2603,43 +2968,32 @@
       <w:pPr>
         <w:pStyle w:val="Heading1"/>
         <w:spacing w:before="254"/>
-      </w:pPr>
-      <w:bookmarkStart w:id="5" w:name="KEMAMPUAN"/>
-      <w:bookmarkEnd w:id="5"/>
-      <w:r>
-        <w:rPr>
-          <w:color w:val="4E4E4E"/>
-          <w:spacing w:val="-2"/>
-        </w:rPr>
-        <w:t>KEMAMPUAN</w:t>
-      </w:r>
-    </w:p>
-    <w:p>
-      <w:pPr>
-        <w:pStyle w:val="BodyText"/>
-        <w:spacing w:before="17"/>
-        <w:ind w:left="0" w:firstLine="0"/>
-        <w:rPr>
-          <w:b/>
-          <w:sz w:val="20"/>
-        </w:rPr>
-      </w:pPr>
-      <w:r>
-        <w:rPr>
-          <w:b/>
+        <w:jc w:val="center"/>
+        <w:rPr>
+          <w:rFonts w:asciiTheme="majorHAnsi" w:hAnsiTheme="majorHAnsi" w:cs="Times New Roman"/>
+          <w:color w:val="000000" w:themeColor="text1"/>
+        </w:rPr>
+      </w:pPr>
+      <w:bookmarkStart w:id="4" w:name="KEMAMPUAN"/>
+      <w:bookmarkEnd w:id="4"/>
+      <w:r>
+        <w:rPr>
+          <w:rFonts w:asciiTheme="majorHAnsi" w:hAnsiTheme="majorHAnsi" w:cs="Times New Roman"/>
+          <w:b w:val="0"/>
           <w:noProof/>
+          <w:color w:val="000000" w:themeColor="text1"/>
           <w:sz w:val="20"/>
         </w:rPr>
         <mc:AlternateContent>
           <mc:Choice Requires="wps">
             <w:drawing>
-              <wp:anchor distT="0" distB="0" distL="0" distR="0" simplePos="0" relativeHeight="487589888" behindDoc="1" locked="0" layoutInCell="1" allowOverlap="1" wp14:anchorId="6DE0C591" wp14:editId="63082D15">
+              <wp:anchor distT="0" distB="0" distL="0" distR="0" simplePos="0" relativeHeight="251666944" behindDoc="1" locked="0" layoutInCell="1" allowOverlap="1" wp14:anchorId="6DE0C591" wp14:editId="3D60AC7C">
                 <wp:simplePos x="0" y="0"/>
                 <wp:positionH relativeFrom="page">
                   <wp:posOffset>621665</wp:posOffset>
                 </wp:positionH>
                 <wp:positionV relativeFrom="paragraph">
-                  <wp:posOffset>175382</wp:posOffset>
+                  <wp:posOffset>353695</wp:posOffset>
                 </wp:positionV>
                 <wp:extent cx="6320790" cy="9525"/>
                 <wp:effectExtent l="0" t="0" r="0" b="0"/>
@@ -2704,13 +3058,21 @@
           </mc:Choice>
           <mc:Fallback>
             <w:pict>
-              <v:shape w14:anchorId="0DA79F2D" id="Graphic 5" o:spid="_x0000_s1026" style="position:absolute;margin-left:48.95pt;margin-top:13.8pt;width:497.7pt;height:.75pt;z-index:-15726592;visibility:visible;mso-wrap-style:square;mso-wrap-distance-left:0;mso-wrap-distance-top:0;mso-wrap-distance-right:0;mso-wrap-distance-bottom:0;mso-position-horizontal:absolute;mso-position-horizontal-relative:page;mso-position-vertical:absolute;mso-position-vertical-relative:text;v-text-anchor:top" coordsize="6320790,9525" o:gfxdata="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" path="m6320790,l,,,9143r6320790,l6320790,xe" fillcolor="black" stroked="f">
+              <v:shape w14:anchorId="3CA8AD15" id="Graphic 5" o:spid="_x0000_s1026" style="position:absolute;margin-left:48.95pt;margin-top:27.85pt;width:497.7pt;height:.75pt;z-index:-251649536;visibility:visible;mso-wrap-style:square;mso-wrap-distance-left:0;mso-wrap-distance-top:0;mso-wrap-distance-right:0;mso-wrap-distance-bottom:0;mso-position-horizontal:absolute;mso-position-horizontal-relative:page;mso-position-vertical:absolute;mso-position-vertical-relative:text;v-text-anchor:top" coordsize="6320790,9525" o:gfxdata="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" path="m6320790,l,,,9143r6320790,l6320790,xe" fillcolor="black" stroked="f">
                 <v:path arrowok="t"/>
                 <w10:wrap type="topAndBottom" anchorx="page"/>
               </v:shape>
             </w:pict>
           </mc:Fallback>
         </mc:AlternateContent>
+      </w:r>
+      <w:r>
+        <w:rPr>
+          <w:rFonts w:asciiTheme="majorHAnsi" w:hAnsiTheme="majorHAnsi" w:cs="Times New Roman"/>
+          <w:color w:val="000000" w:themeColor="text1"/>
+          <w:spacing w:val="-2"/>
+        </w:rPr>
+        <w:t>KEMAMPUAN</w:t>
       </w:r>
     </w:p>
     <w:p>
@@ -2726,45 +3088,75 @@
         <w:spacing w:before="77"/>
         <w:ind w:left="851"/>
         <w:jc w:val="both"/>
-      </w:pPr>
-      <w:r>
+        <w:rPr>
+          <w:rFonts w:asciiTheme="majorHAnsi" w:hAnsiTheme="majorHAnsi" w:cs="Times New Roman"/>
+          <w:color w:val="000000" w:themeColor="text1"/>
+        </w:rPr>
+      </w:pPr>
+      <w:r>
+        <w:rPr>
+          <w:rFonts w:asciiTheme="majorHAnsi" w:hAnsiTheme="majorHAnsi" w:cs="Times New Roman"/>
+          <w:color w:val="000000" w:themeColor="text1"/>
+        </w:rPr>
         <w:t>Bahasa:</w:t>
       </w:r>
       <w:r>
         <w:rPr>
+          <w:rFonts w:asciiTheme="majorHAnsi" w:hAnsiTheme="majorHAnsi" w:cs="Times New Roman"/>
+          <w:color w:val="000000" w:themeColor="text1"/>
           <w:spacing w:val="-6"/>
         </w:rPr>
         <w:t xml:space="preserve"> </w:t>
       </w:r>
       <w:r>
+        <w:rPr>
+          <w:rFonts w:asciiTheme="majorHAnsi" w:hAnsiTheme="majorHAnsi" w:cs="Times New Roman"/>
+          <w:color w:val="000000" w:themeColor="text1"/>
+        </w:rPr>
         <w:t>Indonesia</w:t>
       </w:r>
       <w:r>
         <w:rPr>
+          <w:rFonts w:asciiTheme="majorHAnsi" w:hAnsiTheme="majorHAnsi" w:cs="Times New Roman"/>
+          <w:color w:val="000000" w:themeColor="text1"/>
           <w:spacing w:val="-9"/>
         </w:rPr>
         <w:t xml:space="preserve"> </w:t>
       </w:r>
       <w:r>
+        <w:rPr>
+          <w:rFonts w:asciiTheme="majorHAnsi" w:hAnsiTheme="majorHAnsi" w:cs="Times New Roman"/>
+          <w:color w:val="000000" w:themeColor="text1"/>
+        </w:rPr>
         <w:t>(Native),</w:t>
       </w:r>
       <w:r>
         <w:rPr>
+          <w:rFonts w:asciiTheme="majorHAnsi" w:hAnsiTheme="majorHAnsi" w:cs="Times New Roman"/>
+          <w:color w:val="000000" w:themeColor="text1"/>
           <w:spacing w:val="-7"/>
         </w:rPr>
         <w:t xml:space="preserve"> </w:t>
       </w:r>
       <w:r>
+        <w:rPr>
+          <w:rFonts w:asciiTheme="majorHAnsi" w:hAnsiTheme="majorHAnsi" w:cs="Times New Roman"/>
+          <w:color w:val="000000" w:themeColor="text1"/>
+        </w:rPr>
         <w:t>Inggris</w:t>
       </w:r>
       <w:r>
         <w:rPr>
+          <w:rFonts w:asciiTheme="majorHAnsi" w:hAnsiTheme="majorHAnsi" w:cs="Times New Roman"/>
+          <w:color w:val="000000" w:themeColor="text1"/>
           <w:spacing w:val="-6"/>
         </w:rPr>
         <w:t xml:space="preserve"> </w:t>
       </w:r>
       <w:r>
         <w:rPr>
+          <w:rFonts w:asciiTheme="majorHAnsi" w:hAnsiTheme="majorHAnsi" w:cs="Times New Roman"/>
+          <w:color w:val="000000" w:themeColor="text1"/>
           <w:spacing w:val="-2"/>
         </w:rPr>
         <w:t>(Intermediate).</w:t>
@@ -2783,21 +3175,31 @@
         <w:spacing w:before="17" w:line="252" w:lineRule="auto"/>
         <w:ind w:left="851" w:right="127"/>
         <w:jc w:val="both"/>
-      </w:pPr>
-      <w:r>
-        <w:rPr>
+        <w:rPr>
+          <w:rFonts w:asciiTheme="majorHAnsi" w:hAnsiTheme="majorHAnsi" w:cs="Times New Roman"/>
+          <w:color w:val="000000" w:themeColor="text1"/>
+        </w:rPr>
+      </w:pPr>
+      <w:r>
+        <w:rPr>
+          <w:rFonts w:asciiTheme="majorHAnsi" w:hAnsiTheme="majorHAnsi" w:cs="Times New Roman"/>
+          <w:color w:val="000000" w:themeColor="text1"/>
           <w:spacing w:val="-2"/>
         </w:rPr>
         <w:t xml:space="preserve">Lainnya: Problem solving, critical thinking, adaptability, communication, teamwork, time management, </w:t>
       </w:r>
       <w:r>
+        <w:rPr>
+          <w:rFonts w:asciiTheme="majorHAnsi" w:hAnsiTheme="majorHAnsi" w:cs="Times New Roman"/>
+          <w:color w:val="000000" w:themeColor="text1"/>
+        </w:rPr>
         <w:t>responsibility, initiative.</w:t>
       </w:r>
     </w:p>
     <w:sectPr>
       <w:type w:val="continuous"/>
       <w:pgSz w:w="11910" w:h="16840"/>
-      <w:pgMar w:top="780" w:right="850" w:bottom="280" w:left="708" w:header="720" w:footer="720" w:gutter="0"/>
+      <w:pgMar w:top="780" w:right="853" w:bottom="280" w:left="708" w:header="720" w:footer="720" w:gutter="0"/>
       <w:cols w:space="720"/>
     </w:sectPr>
   </w:body>
@@ -2805,7 +3207,7 @@
 </file>
 
 <file path=word/numbering.xml><?xml version="1.0" encoding="utf-8"?>
-<w:numbering xmlns:wpc="http://schemas.microsoft.com/office/word/2010/wordprocessingCanvas" xmlns:cx="http://schemas.microsoft.com/office/drawing/2014/chartex" xmlns:cx1="http://schemas.microsoft.com/office/drawing/2015/9/8/chartex" xmlns:cx2="http://schemas.microsoft.com/office/drawing/2015/10/21/chartex" xmlns:cx3="http://schemas.microsoft.com/office/drawing/2016/5/9/chartex" xmlns:cx4="http://schemas.microsoft.com/office/drawing/2016/5/10/chartex" xmlns:cx5="http://schemas.microsoft.com/office/drawing/2016/5/11/chartex" xmlns:cx6="http://schemas.microsoft.com/office/drawing/2016/5/12/chartex" xmlns:cx7="http://schemas.microsoft.com/office/drawing/2016/5/13/chartex" xmlns:cx8="http://schemas.microsoft.com/office/drawing/2016/5/14/chartex" xmlns:mc="http://schemas.openxmlformats.org/markup-compatibility/2006" xmlns:aink="http://schemas.microsoft.com/office/drawing/2016/ink" xmlns:am3d="http://schemas.microsoft.com/office/drawing/2017/model3d" xmlns:o="urn:schemas-microsoft-com:office:office" xmlns:oel="http://schemas.microsoft.com/office/2019/extlst" xmlns:r="http://schemas.openxmlformats.org/officeDocument/2006/relationships" xmlns:m="http://schemas.openxmlformats.org/officeDocument/2006/math" xmlns:v="urn:schemas-microsoft-com:vml" xmlns:wp14="http://schemas.microsoft.com/office/word/2010/wordprocessingDrawing" xmlns:wp="http://schemas.openxmlformats.org/drawingml/2006/wordprocessingDrawing" xmlns:w10="urn:schemas-microsoft-com:office:word" xmlns:w="http://schemas.openxmlformats.org/wordprocessingml/2006/main" xmlns:w14="http://schemas.microsoft.com/office/word/2010/wordml" xmlns:w15="http://schemas.microsoft.com/office/word/2012/wordml" xmlns:w16cex="http://schemas.microsoft.com/office/word/2018/wordml/cex" xmlns:w16cid="http://schemas.microsoft.com/office/word/2016/wordml/cid" xmlns:w16="http://schemas.microsoft.com/office/word/2018/wordml" xmlns:w16du="http://schemas.microsoft.com/office/word/2023/wordml/word16du" xmlns:w16sdtdh="http://schemas.microsoft.com/office/word/2020/wordml/sdtdatahash" xmlns:w16sdtfl="http://schemas.microsoft.com/office/word/2024/wordml/sdtformatlock" xmlns:w16se="http://schemas.microsoft.com/office/word/2015/wordml/symex" xmlns:wpg="http://schemas.microsoft.com/office/word/2010/wordprocessingGroup" xmlns:wpi="http://schemas.microsoft.com/office/word/2010/wordprocessingInk" xmlns:wne="http://schemas.microsoft.com/office/word/2006/wordml" xmlns:wps="http://schemas.microsoft.com/office/word/2010/wordprocessingShape" mc:Ignorable="w14 w15 w16se w16cid w16 w16cex w16sdtdh w16sdtfl w16du wp14">
+<w:numbering xmlns:wpc="http://schemas.microsoft.com/office/word/2010/wordprocessingCanvas" xmlns:cx="http://schemas.microsoft.com/office/drawing/2014/chartex" xmlns:cx1="http://schemas.microsoft.com/office/drawing/2015/9/8/chartex" xmlns:cx2="http://schemas.microsoft.com/office/drawing/2015/10/21/chartex" xmlns:cx3="http://schemas.microsoft.com/office/drawing/2016/5/9/chartex" xmlns:cx4="http://schemas.microsoft.com/office/drawing/2016/5/10/chartex" xmlns:cx5="http://schemas.microsoft.com/office/drawing/2016/5/11/chartex" xmlns:cx6="http://schemas.microsoft.com/office/drawing/2016/5/12/chartex" xmlns:cx7="http://schemas.microsoft.com/office/drawing/2016/5/13/chartex" xmlns:cx8="http://schemas.microsoft.com/office/drawing/2016/5/14/chartex" xmlns:mc="http://schemas.openxmlformats.org/markup-compatibility/2006" xmlns:aink="http://schemas.microsoft.com/office/drawing/2016/ink" xmlns:am3d="http://schemas.microsoft.com/office/drawing/2017/model3d" xmlns:o="urn:schemas-microsoft-com:office:office" xmlns:oel="http://schemas.microsoft.com/office/2019/extlst" xmlns:r="http://schemas.openxmlformats.org/officeDocument/2006/relationships" xmlns:m="http://schemas.openxmlformats.org/officeDocument/2006/math" xmlns:v="urn:schemas-microsoft-com:vml" xmlns:wp14="http://schemas.microsoft.com/office/word/2010/wordprocessingDrawing" xmlns:wp="http://schemas.openxmlformats.org/drawingml/2006/wordprocessingDrawing" xmlns:w10="urn:schemas-microsoft-com:office:word" xmlns:w="http://schemas.openxmlformats.org/wordprocessingml/2006/main" xmlns:w14="http://schemas.microsoft.com/office/word/2010/wordml" xmlns:w15="http://schemas.microsoft.com/office/word/2012/wordml" xmlns:w16cei="http://schemas.microsoft.com/office/word/2026/wordml/cei" xmlns:w16cex="http://schemas.microsoft.com/office/word/2018/wordml/cex" xmlns:w16cid="http://schemas.microsoft.com/office/word/2016/wordml/cid" xmlns:w16="http://schemas.microsoft.com/office/word/2018/wordml" xmlns:w16du="http://schemas.microsoft.com/office/word/2023/wordml/word16du" xmlns:w16sdtdh="http://schemas.microsoft.com/office/word/2020/wordml/sdtdatahash" xmlns:w16sdtfl="http://schemas.microsoft.com/office/word/2024/wordml/sdtformatlock" xmlns:w16se="http://schemas.microsoft.com/office/word/2015/wordml/symex" xmlns:wpg="http://schemas.microsoft.com/office/word/2010/wordprocessingGroup" xmlns:wpi="http://schemas.microsoft.com/office/word/2010/wordprocessingInk" xmlns:wne="http://schemas.microsoft.com/office/word/2006/wordml" xmlns:wps="http://schemas.microsoft.com/office/word/2010/wordprocessingShape" mc:Ignorable="w14 w15 w16se w16cid w16 w16cex w16sdtdh w16sdtfl w16du wp14">
   <w:abstractNum w:abstractNumId="0" w15:restartNumberingAfterBreak="0">
     <w:nsid w:val="143E4021"/>
     <w:multiLevelType w:val="hybridMultilevel"/>
@@ -4147,7 +4549,7 @@
   <w:style w:type="paragraph" w:default="1" w:styleId="Normal">
     <w:name w:val="Normal"/>
     <w:qFormat/>
-    <w:rsid w:val="00F53A89"/>
+    <w:rsid w:val="00525B43"/>
     <w:rPr>
       <w:rFonts w:ascii="Cambria" w:eastAsia="Cambria" w:hAnsi="Cambria" w:cs="Cambria"/>
       <w:lang w:val="id"/>
@@ -4173,6 +4575,7 @@
   <w:style w:type="paragraph" w:styleId="Heading2">
     <w:name w:val="heading 2"/>
     <w:basedOn w:val="Normal"/>
+    <w:link w:val="Heading2Char"/>
     <w:uiPriority w:val="9"/>
     <w:unhideWhenUsed/>
     <w:qFormat/>
@@ -4191,7 +4594,6 @@
   <w:style w:type="character" w:default="1" w:styleId="DefaultParagraphFont">
     <w:name w:val="Default Paragraph Font"/>
     <w:uiPriority w:val="1"/>
-    <w:semiHidden/>
     <w:unhideWhenUsed/>
   </w:style>
   <w:style w:type="table" w:default="1" w:styleId="TableNormal">
@@ -4281,6 +4683,21 @@
       <w:rFonts w:ascii="Times New Roman" w:hAnsi="Times New Roman" w:cs="Times New Roman"/>
       <w:sz w:val="24"/>
       <w:szCs w:val="24"/>
+    </w:rPr>
+  </w:style>
+  <w:style w:type="character" w:customStyle="1" w:styleId="Heading2Char">
+    <w:name w:val="Heading 2 Char"/>
+    <w:basedOn w:val="DefaultParagraphFont"/>
+    <w:link w:val="Heading2"/>
+    <w:uiPriority w:val="9"/>
+    <w:rsid w:val="00525B43"/>
+    <w:rPr>
+      <w:rFonts w:ascii="Cambria" w:eastAsia="Cambria" w:hAnsi="Cambria" w:cs="Cambria"/>
+      <w:b/>
+      <w:bCs/>
+      <w:sz w:val="24"/>
+      <w:szCs w:val="24"/>
+      <w:lang w:val="id"/>
     </w:rPr>
   </w:style>
 </w:styles>

--- a/CV/CV_Ariel_Diga_Arminda.docx
+++ b/CV/CV_Ariel_Diga_Arminda.docx
@@ -10,6 +10,101 @@
           <w:color w:val="000000" w:themeColor="text1"/>
         </w:rPr>
       </w:pPr>
+      <w:r>
+        <w:rPr>
+          <w:rFonts w:asciiTheme="majorHAnsi" w:hAnsiTheme="majorHAnsi" w:cs="Times New Roman"/>
+          <w:noProof/>
+          <w:color w:val="000000" w:themeColor="text1"/>
+          <w:sz w:val="20"/>
+        </w:rPr>
+        <mc:AlternateContent>
+          <mc:Choice Requires="wps">
+            <w:drawing>
+              <wp:anchor distT="0" distB="0" distL="0" distR="0" simplePos="0" relativeHeight="251652096" behindDoc="1" locked="0" layoutInCell="1" allowOverlap="1" wp14:anchorId="23F68A43" wp14:editId="7444F833">
+                <wp:simplePos x="0" y="0"/>
+                <wp:positionH relativeFrom="page">
+                  <wp:posOffset>448310</wp:posOffset>
+                </wp:positionH>
+                <wp:positionV relativeFrom="paragraph">
+                  <wp:posOffset>375920</wp:posOffset>
+                </wp:positionV>
+                <wp:extent cx="6572885" cy="18000"/>
+                <wp:effectExtent l="0" t="0" r="0" b="0"/>
+                <wp:wrapTopAndBottom/>
+                <wp:docPr id="1" name="Graphic 1"/>
+                <wp:cNvGraphicFramePr>
+                  <a:graphicFrameLocks xmlns:a="http://schemas.openxmlformats.org/drawingml/2006/main"/>
+                </wp:cNvGraphicFramePr>
+                <a:graphic xmlns:a="http://schemas.openxmlformats.org/drawingml/2006/main">
+                  <a:graphicData uri="http://schemas.microsoft.com/office/word/2010/wordprocessingShape">
+                    <wps:wsp>
+                      <wps:cNvSpPr>
+                        <a:spLocks/>
+                      </wps:cNvSpPr>
+                      <wps:spPr>
+                        <a:xfrm>
+                          <a:off x="0" y="0"/>
+                          <a:ext cx="6572885" cy="18000"/>
+                        </a:xfrm>
+                        <a:custGeom>
+                          <a:avLst/>
+                          <a:gdLst/>
+                          <a:ahLst/>
+                          <a:cxnLst/>
+                          <a:rect l="l" t="t" r="r" b="b"/>
+                          <a:pathLst>
+                            <a:path w="6320790" h="19050">
+                              <a:moveTo>
+                                <a:pt x="6320790" y="0"/>
+                              </a:moveTo>
+                              <a:lnTo>
+                                <a:pt x="0" y="0"/>
+                              </a:lnTo>
+                              <a:lnTo>
+                                <a:pt x="0" y="19050"/>
+                              </a:lnTo>
+                              <a:lnTo>
+                                <a:pt x="6320790" y="19050"/>
+                              </a:lnTo>
+                              <a:lnTo>
+                                <a:pt x="6320790" y="0"/>
+                              </a:lnTo>
+                              <a:close/>
+                            </a:path>
+                          </a:pathLst>
+                        </a:custGeom>
+                        <a:solidFill>
+                          <a:srgbClr val="121212"/>
+                        </a:solidFill>
+                      </wps:spPr>
+                      <wps:bodyPr wrap="square" lIns="0" tIns="0" rIns="0" bIns="0" rtlCol="0">
+                        <a:prstTxWarp prst="textNoShape">
+                          <a:avLst/>
+                        </a:prstTxWarp>
+                        <a:noAutofit/>
+                      </wps:bodyPr>
+                    </wps:wsp>
+                  </a:graphicData>
+                </a:graphic>
+                <wp14:sizeRelH relativeFrom="margin">
+                  <wp14:pctWidth>0</wp14:pctWidth>
+                </wp14:sizeRelH>
+                <wp14:sizeRelV relativeFrom="margin">
+                  <wp14:pctHeight>0</wp14:pctHeight>
+                </wp14:sizeRelV>
+              </wp:anchor>
+            </w:drawing>
+          </mc:Choice>
+          <mc:Fallback>
+            <w:pict>
+              <v:shape w14:anchorId="4EE1EBF3" id="Graphic 1" o:spid="_x0000_s1026" style="position:absolute;margin-left:35.3pt;margin-top:29.6pt;width:517.55pt;height:1.4pt;z-index:-251664384;visibility:visible;mso-wrap-style:square;mso-width-percent:0;mso-height-percent:0;mso-wrap-distance-left:0;mso-wrap-distance-top:0;mso-wrap-distance-right:0;mso-wrap-distance-bottom:0;mso-position-horizontal:absolute;mso-position-horizontal-relative:page;mso-position-vertical:absolute;mso-position-vertical-relative:text;mso-width-percent:0;mso-height-percent:0;mso-width-relative:margin;mso-height-relative:margin;v-text-anchor:top" coordsize="6320790,19050" o:gfxdata="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" path="m6320790,l,,,19050r6320790,l6320790,xe" fillcolor="#121212" stroked="f">
+                <v:path arrowok="t"/>
+                <w10:wrap type="topAndBottom" anchorx="page"/>
+              </v:shape>
+            </w:pict>
+          </mc:Fallback>
+        </mc:AlternateContent>
+      </w:r>
       <w:r>
         <w:rPr>
           <w:rFonts w:asciiTheme="majorHAnsi" w:hAnsiTheme="majorHAnsi" w:cs="Times New Roman"/>
@@ -262,348 +357,80 @@
     <w:p>
       <w:pPr>
         <w:pStyle w:val="BodyText"/>
-        <w:spacing w:before="0"/>
-        <w:ind w:left="0" w:firstLine="0"/>
-        <w:rPr>
-          <w:rFonts w:asciiTheme="majorHAnsi" w:hAnsiTheme="majorHAnsi" w:cs="Times New Roman"/>
-          <w:color w:val="000000" w:themeColor="text1"/>
-          <w:sz w:val="20"/>
-        </w:rPr>
-      </w:pPr>
+        <w:spacing w:before="202" w:line="360" w:lineRule="auto"/>
+        <w:ind w:left="142" w:right="128" w:firstLine="0"/>
+        <w:jc w:val="both"/>
+        <w:rPr>
+          <w:rFonts w:asciiTheme="majorHAnsi" w:hAnsiTheme="majorHAnsi" w:cs="Times New Roman"/>
+          <w:color w:val="000000" w:themeColor="text1"/>
+        </w:rPr>
+      </w:pPr>
+      <w:r>
+        <w:rPr>
+          <w:rFonts w:asciiTheme="majorHAnsi" w:hAnsiTheme="majorHAnsi" w:cs="Times New Roman"/>
+          <w:color w:val="000000" w:themeColor="text1"/>
+          <w:spacing w:val="-2"/>
+        </w:rPr>
+        <w:t>M</w:t>
+      </w:r>
+      <w:r>
+        <w:rPr>
+          <w:rFonts w:asciiTheme="majorHAnsi" w:hAnsiTheme="majorHAnsi" w:cs="Times New Roman"/>
+          <w:color w:val="000000" w:themeColor="text1"/>
+          <w:spacing w:val="-2"/>
+        </w:rPr>
+        <w:t>ahasiswa semester 8 Teknologi Informasi di Universitas Bina Sarana Informatika dengan minat dan pengalaman dalam pengembangan web serta software development. Memiliki kemampuan dalam pemrograman, pengembangan dan pengelolaan aplikasi, analisis data, serta pemecahan masalah. Terbiasa bekerja secara individu maupun dalam tim, memiliki kemampuan komunikasi dan kepemimpinan yang baik, serta mampu beradaptasi dengan lingkungan dan tantangan baru. Memiliki semangat belajar yang tinggi dan berkomitmen untuk terus mengembangkan kemampuan di</w:t>
+      </w:r>
+      <w:r>
+        <w:rPr>
+          <w:rFonts w:asciiTheme="majorHAnsi" w:hAnsiTheme="majorHAnsi" w:cs="Times New Roman"/>
+          <w:color w:val="000000" w:themeColor="text1"/>
+          <w:spacing w:val="-2"/>
+        </w:rPr>
+        <w:t xml:space="preserve"> berbagai</w:t>
+      </w:r>
+      <w:r>
+        <w:rPr>
+          <w:rFonts w:asciiTheme="majorHAnsi" w:hAnsiTheme="majorHAnsi" w:cs="Times New Roman"/>
+          <w:color w:val="000000" w:themeColor="text1"/>
+          <w:spacing w:val="-2"/>
+        </w:rPr>
+        <w:t xml:space="preserve"> bidang.</w:t>
+      </w:r>
     </w:p>
     <w:p>
       <w:pPr>
-        <w:pStyle w:val="BodyText"/>
-        <w:spacing w:before="113"/>
-        <w:ind w:left="0" w:firstLine="0"/>
-        <w:rPr>
-          <w:rFonts w:asciiTheme="majorHAnsi" w:hAnsiTheme="majorHAnsi" w:cs="Times New Roman"/>
-          <w:color w:val="000000" w:themeColor="text1"/>
-          <w:sz w:val="20"/>
-        </w:rPr>
-      </w:pPr>
-      <w:r>
-        <w:rPr>
-          <w:rFonts w:asciiTheme="majorHAnsi" w:hAnsiTheme="majorHAnsi" w:cs="Times New Roman"/>
+        <w:ind w:left="142"/>
+        <w:jc w:val="center"/>
+        <w:rPr>
+          <w:rFonts w:asciiTheme="majorHAnsi" w:hAnsiTheme="majorHAnsi" w:cs="Times New Roman"/>
+          <w:b/>
+          <w:color w:val="000000" w:themeColor="text1"/>
+          <w:sz w:val="24"/>
+          <w:szCs w:val="24"/>
+        </w:rPr>
+      </w:pPr>
+      <w:r>
+        <w:rPr>
+          <w:rFonts w:asciiTheme="majorHAnsi" w:hAnsiTheme="majorHAnsi" w:cs="Times New Roman"/>
+          <w:b/>
           <w:noProof/>
           <w:color w:val="000000" w:themeColor="text1"/>
-          <w:sz w:val="20"/>
+          <w:sz w:val="24"/>
+          <w:szCs w:val="24"/>
         </w:rPr>
         <mc:AlternateContent>
           <mc:Choice Requires="wps">
             <w:drawing>
-              <wp:anchor distT="0" distB="0" distL="0" distR="0" simplePos="0" relativeHeight="251650560" behindDoc="1" locked="0" layoutInCell="1" allowOverlap="1" wp14:anchorId="23F68A43" wp14:editId="4422ED3A">
+              <wp:anchor distT="0" distB="0" distL="0" distR="0" simplePos="0" relativeHeight="251655168" behindDoc="1" locked="0" layoutInCell="1" allowOverlap="1" wp14:anchorId="0AF3AF74" wp14:editId="1F69615D">
                 <wp:simplePos x="0" y="0"/>
                 <wp:positionH relativeFrom="page">
-                  <wp:posOffset>612140</wp:posOffset>
+                  <wp:posOffset>448310</wp:posOffset>
                 </wp:positionH>
                 <wp:positionV relativeFrom="paragraph">
-                  <wp:posOffset>235959</wp:posOffset>
+                  <wp:posOffset>189230</wp:posOffset>
                 </wp:positionV>
-                <wp:extent cx="6320790" cy="19050"/>
-                <wp:effectExtent l="0" t="0" r="0" b="0"/>
-                <wp:wrapTopAndBottom/>
-                <wp:docPr id="1" name="Graphic 1"/>
-                <wp:cNvGraphicFramePr>
-                  <a:graphicFrameLocks xmlns:a="http://schemas.openxmlformats.org/drawingml/2006/main"/>
-                </wp:cNvGraphicFramePr>
-                <a:graphic xmlns:a="http://schemas.openxmlformats.org/drawingml/2006/main">
-                  <a:graphicData uri="http://schemas.microsoft.com/office/word/2010/wordprocessingShape">
-                    <wps:wsp>
-                      <wps:cNvSpPr>
-                        <a:spLocks/>
-                      </wps:cNvSpPr>
-                      <wps:spPr>
-                        <a:xfrm>
-                          <a:off x="0" y="0"/>
-                          <a:ext cx="6320790" cy="19050"/>
-                        </a:xfrm>
-                        <a:custGeom>
-                          <a:avLst/>
-                          <a:gdLst/>
-                          <a:ahLst/>
-                          <a:cxnLst/>
-                          <a:rect l="l" t="t" r="r" b="b"/>
-                          <a:pathLst>
-                            <a:path w="6320790" h="19050">
-                              <a:moveTo>
-                                <a:pt x="6320790" y="0"/>
-                              </a:moveTo>
-                              <a:lnTo>
-                                <a:pt x="0" y="0"/>
-                              </a:lnTo>
-                              <a:lnTo>
-                                <a:pt x="0" y="19050"/>
-                              </a:lnTo>
-                              <a:lnTo>
-                                <a:pt x="6320790" y="19050"/>
-                              </a:lnTo>
-                              <a:lnTo>
-                                <a:pt x="6320790" y="0"/>
-                              </a:lnTo>
-                              <a:close/>
-                            </a:path>
-                          </a:pathLst>
-                        </a:custGeom>
-                        <a:solidFill>
-                          <a:srgbClr val="121212"/>
-                        </a:solidFill>
-                      </wps:spPr>
-                      <wps:bodyPr wrap="square" lIns="0" tIns="0" rIns="0" bIns="0" rtlCol="0">
-                        <a:prstTxWarp prst="textNoShape">
-                          <a:avLst/>
-                        </a:prstTxWarp>
-                        <a:noAutofit/>
-                      </wps:bodyPr>
-                    </wps:wsp>
-                  </a:graphicData>
-                </a:graphic>
-              </wp:anchor>
-            </w:drawing>
-          </mc:Choice>
-          <mc:Fallback>
-            <w:pict>
-              <v:shape w14:anchorId="4170C19B" id="Graphic 1" o:spid="_x0000_s1026" style="position:absolute;margin-left:48.2pt;margin-top:18.6pt;width:497.7pt;height:1.5pt;z-index:-251665920;visibility:visible;mso-wrap-style:square;mso-wrap-distance-left:0;mso-wrap-distance-top:0;mso-wrap-distance-right:0;mso-wrap-distance-bottom:0;mso-position-horizontal:absolute;mso-position-horizontal-relative:page;mso-position-vertical:absolute;mso-position-vertical-relative:text;v-text-anchor:top" coordsize="6320790,19050" o:gfxdata="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" path="m6320790,l,,,19050r6320790,l6320790,xe" fillcolor="#121212" stroked="f">
-                <v:path arrowok="t"/>
-                <w10:wrap type="topAndBottom" anchorx="page"/>
-              </v:shape>
-            </w:pict>
-          </mc:Fallback>
-        </mc:AlternateContent>
-      </w:r>
-    </w:p>
-    <w:p>
-      <w:pPr>
-        <w:pStyle w:val="BodyText"/>
-        <w:spacing w:before="202" w:line="360" w:lineRule="auto"/>
-        <w:ind w:left="142" w:right="128" w:firstLine="0"/>
-        <w:jc w:val="both"/>
-        <w:rPr>
-          <w:rFonts w:asciiTheme="majorHAnsi" w:hAnsiTheme="majorHAnsi" w:cs="Times New Roman"/>
-          <w:color w:val="000000" w:themeColor="text1"/>
-        </w:rPr>
-      </w:pPr>
-      <w:r>
-        <w:rPr>
-          <w:rFonts w:asciiTheme="majorHAnsi" w:hAnsiTheme="majorHAnsi" w:cs="Times New Roman"/>
-          <w:color w:val="000000" w:themeColor="text1"/>
-          <w:spacing w:val="-2"/>
-        </w:rPr>
-        <w:t>Saya</w:t>
-      </w:r>
-      <w:r>
-        <w:rPr>
-          <w:rFonts w:asciiTheme="majorHAnsi" w:hAnsiTheme="majorHAnsi" w:cs="Times New Roman"/>
-          <w:color w:val="000000" w:themeColor="text1"/>
-          <w:spacing w:val="-4"/>
-        </w:rPr>
-        <w:t xml:space="preserve"> </w:t>
-      </w:r>
-      <w:r>
-        <w:rPr>
-          <w:rFonts w:asciiTheme="majorHAnsi" w:hAnsiTheme="majorHAnsi" w:cs="Times New Roman"/>
-          <w:color w:val="000000" w:themeColor="text1"/>
-          <w:spacing w:val="-2"/>
-        </w:rPr>
-        <w:t>adalah</w:t>
-      </w:r>
-      <w:r>
-        <w:rPr>
-          <w:rFonts w:asciiTheme="majorHAnsi" w:hAnsiTheme="majorHAnsi" w:cs="Times New Roman"/>
-          <w:color w:val="000000" w:themeColor="text1"/>
-          <w:spacing w:val="-3"/>
-        </w:rPr>
-        <w:t xml:space="preserve"> </w:t>
-      </w:r>
-      <w:r>
-        <w:rPr>
-          <w:rFonts w:asciiTheme="majorHAnsi" w:hAnsiTheme="majorHAnsi" w:cs="Times New Roman"/>
-          <w:color w:val="000000" w:themeColor="text1"/>
-          <w:spacing w:val="-2"/>
-        </w:rPr>
-        <w:t>mahasiswa</w:t>
-      </w:r>
-      <w:r>
-        <w:rPr>
-          <w:rFonts w:asciiTheme="majorHAnsi" w:hAnsiTheme="majorHAnsi" w:cs="Times New Roman"/>
-          <w:color w:val="000000" w:themeColor="text1"/>
-          <w:spacing w:val="-4"/>
-        </w:rPr>
-        <w:t xml:space="preserve"> </w:t>
-      </w:r>
-      <w:r>
-        <w:rPr>
-          <w:rFonts w:asciiTheme="majorHAnsi" w:hAnsiTheme="majorHAnsi" w:cs="Times New Roman"/>
-          <w:color w:val="000000" w:themeColor="text1"/>
-          <w:spacing w:val="-2"/>
-        </w:rPr>
-        <w:t>semester</w:t>
-      </w:r>
-      <w:r>
-        <w:rPr>
-          <w:rFonts w:asciiTheme="majorHAnsi" w:hAnsiTheme="majorHAnsi" w:cs="Times New Roman"/>
-          <w:color w:val="000000" w:themeColor="text1"/>
-          <w:spacing w:val="-3"/>
-        </w:rPr>
-        <w:t xml:space="preserve"> </w:t>
-      </w:r>
-      <w:r>
-        <w:rPr>
-          <w:rFonts w:asciiTheme="majorHAnsi" w:hAnsiTheme="majorHAnsi" w:cs="Times New Roman"/>
-          <w:color w:val="000000" w:themeColor="text1"/>
-          <w:spacing w:val="-2"/>
-        </w:rPr>
-        <w:t>8</w:t>
-      </w:r>
-      <w:r>
-        <w:rPr>
-          <w:rFonts w:asciiTheme="majorHAnsi" w:hAnsiTheme="majorHAnsi" w:cs="Times New Roman"/>
-          <w:color w:val="000000" w:themeColor="text1"/>
-          <w:spacing w:val="-4"/>
-        </w:rPr>
-        <w:t xml:space="preserve"> </w:t>
-      </w:r>
-      <w:r>
-        <w:rPr>
-          <w:rFonts w:asciiTheme="majorHAnsi" w:hAnsiTheme="majorHAnsi" w:cs="Times New Roman"/>
-          <w:color w:val="000000" w:themeColor="text1"/>
-          <w:spacing w:val="-2"/>
-        </w:rPr>
-        <w:t>Teknologi</w:t>
-      </w:r>
-      <w:r>
-        <w:rPr>
-          <w:rFonts w:asciiTheme="majorHAnsi" w:hAnsiTheme="majorHAnsi" w:cs="Times New Roman"/>
-          <w:color w:val="000000" w:themeColor="text1"/>
-          <w:spacing w:val="-3"/>
-        </w:rPr>
-        <w:t xml:space="preserve"> </w:t>
-      </w:r>
-      <w:r>
-        <w:rPr>
-          <w:rFonts w:asciiTheme="majorHAnsi" w:hAnsiTheme="majorHAnsi" w:cs="Times New Roman"/>
-          <w:color w:val="000000" w:themeColor="text1"/>
-          <w:spacing w:val="-2"/>
-        </w:rPr>
-        <w:t>Informasi</w:t>
-      </w:r>
-      <w:r>
-        <w:rPr>
-          <w:rFonts w:asciiTheme="majorHAnsi" w:hAnsiTheme="majorHAnsi" w:cs="Times New Roman"/>
-          <w:color w:val="000000" w:themeColor="text1"/>
-          <w:spacing w:val="-3"/>
-        </w:rPr>
-        <w:t xml:space="preserve"> </w:t>
-      </w:r>
-      <w:r>
-        <w:rPr>
-          <w:rFonts w:asciiTheme="majorHAnsi" w:hAnsiTheme="majorHAnsi" w:cs="Times New Roman"/>
-          <w:color w:val="000000" w:themeColor="text1"/>
-          <w:spacing w:val="-2"/>
-        </w:rPr>
-        <w:t>di</w:t>
-      </w:r>
-      <w:r>
-        <w:rPr>
-          <w:rFonts w:asciiTheme="majorHAnsi" w:hAnsiTheme="majorHAnsi" w:cs="Times New Roman"/>
-          <w:color w:val="000000" w:themeColor="text1"/>
-          <w:spacing w:val="-3"/>
-        </w:rPr>
-        <w:t xml:space="preserve"> </w:t>
-      </w:r>
-      <w:r>
-        <w:rPr>
-          <w:rFonts w:asciiTheme="majorHAnsi" w:hAnsiTheme="majorHAnsi" w:cs="Times New Roman"/>
-          <w:color w:val="000000" w:themeColor="text1"/>
-          <w:spacing w:val="-2"/>
-        </w:rPr>
-        <w:t>Universitas Bina</w:t>
-      </w:r>
-      <w:r>
-        <w:rPr>
-          <w:rFonts w:asciiTheme="majorHAnsi" w:hAnsiTheme="majorHAnsi" w:cs="Times New Roman"/>
-          <w:color w:val="000000" w:themeColor="text1"/>
-          <w:spacing w:val="-4"/>
-        </w:rPr>
-        <w:t xml:space="preserve"> </w:t>
-      </w:r>
-      <w:r>
-        <w:rPr>
-          <w:rFonts w:asciiTheme="majorHAnsi" w:hAnsiTheme="majorHAnsi" w:cs="Times New Roman"/>
-          <w:color w:val="000000" w:themeColor="text1"/>
-          <w:spacing w:val="-2"/>
-        </w:rPr>
-        <w:t>Sarana</w:t>
-      </w:r>
-      <w:r>
-        <w:rPr>
-          <w:rFonts w:asciiTheme="majorHAnsi" w:hAnsiTheme="majorHAnsi" w:cs="Times New Roman"/>
-          <w:color w:val="000000" w:themeColor="text1"/>
-          <w:spacing w:val="-4"/>
-        </w:rPr>
-        <w:t xml:space="preserve"> </w:t>
-      </w:r>
-      <w:r>
-        <w:rPr>
-          <w:rFonts w:asciiTheme="majorHAnsi" w:hAnsiTheme="majorHAnsi" w:cs="Times New Roman"/>
-          <w:color w:val="000000" w:themeColor="text1"/>
-          <w:spacing w:val="-2"/>
-        </w:rPr>
-        <w:t xml:space="preserve">Informatika dengan minat </w:t>
-      </w:r>
-      <w:r>
-        <w:rPr>
-          <w:rFonts w:asciiTheme="majorHAnsi" w:hAnsiTheme="majorHAnsi" w:cs="Times New Roman"/>
-          <w:color w:val="000000" w:themeColor="text1"/>
-        </w:rPr>
-        <w:t>dalam bidang web developer dan software developer. Memiliki pengalaman kerja di beberapa event volunteer yang mengasah kemampuan ke</w:t>
-      </w:r>
-      <w:r>
-        <w:rPr>
-          <w:rFonts w:asciiTheme="majorHAnsi" w:hAnsiTheme="majorHAnsi" w:cs="Times New Roman"/>
-          <w:color w:val="000000" w:themeColor="text1"/>
-        </w:rPr>
-        <w:t>rja sama tim, kepemimpinan</w:t>
-      </w:r>
-      <w:r>
-        <w:rPr>
-          <w:rFonts w:asciiTheme="majorHAnsi" w:hAnsiTheme="majorHAnsi" w:cs="Times New Roman"/>
-          <w:color w:val="000000" w:themeColor="text1"/>
-        </w:rPr>
-        <w:t>, komunikasi, dan analisis data. Siap menghadapi tantangan baru dengan semangat belajar yang tinggi dan dedikasi penuh.</w:t>
-      </w:r>
-    </w:p>
-    <w:p>
-      <w:pPr>
-        <w:spacing w:before="249"/>
-        <w:ind w:left="142"/>
-        <w:jc w:val="center"/>
-        <w:rPr>
-          <w:rFonts w:asciiTheme="majorHAnsi" w:hAnsiTheme="majorHAnsi" w:cs="Times New Roman"/>
-          <w:b/>
-          <w:color w:val="000000" w:themeColor="text1"/>
-        </w:rPr>
-      </w:pPr>
-      <w:r>
-        <w:rPr>
-          <w:rFonts w:asciiTheme="majorHAnsi" w:hAnsiTheme="majorHAnsi" w:cs="Times New Roman"/>
-          <w:b/>
-          <w:noProof/>
-          <w:color w:val="000000" w:themeColor="text1"/>
-          <w:sz w:val="20"/>
-        </w:rPr>
-        <mc:AlternateContent>
-          <mc:Choice Requires="wps">
-            <w:drawing>
-              <wp:anchor distT="0" distB="0" distL="0" distR="0" simplePos="0" relativeHeight="251654656" behindDoc="1" locked="0" layoutInCell="1" allowOverlap="1" wp14:anchorId="0AF3AF74" wp14:editId="100C2A10">
-                <wp:simplePos x="0" y="0"/>
-                <wp:positionH relativeFrom="page">
-                  <wp:posOffset>608222</wp:posOffset>
-                </wp:positionH>
-                <wp:positionV relativeFrom="paragraph">
-                  <wp:posOffset>334573</wp:posOffset>
-                </wp:positionV>
-                <wp:extent cx="6320790" cy="9525"/>
+                <wp:extent cx="6572885" cy="10800"/>
                 <wp:effectExtent l="0" t="0" r="0" b="0"/>
                 <wp:wrapTopAndBottom/>
                 <wp:docPr id="2" name="Graphic 2"/>
@@ -619,7 +446,7 @@
                       <wps:spPr>
                         <a:xfrm>
                           <a:off x="0" y="0"/>
-                          <a:ext cx="6320790" cy="9525"/>
+                          <a:ext cx="6572885" cy="10800"/>
                         </a:xfrm>
                         <a:custGeom>
                           <a:avLst/>
@@ -661,12 +488,18 @@
                     </wps:wsp>
                   </a:graphicData>
                 </a:graphic>
+                <wp14:sizeRelH relativeFrom="margin">
+                  <wp14:pctWidth>0</wp14:pctWidth>
+                </wp14:sizeRelH>
+                <wp14:sizeRelV relativeFrom="margin">
+                  <wp14:pctHeight>0</wp14:pctHeight>
+                </wp14:sizeRelV>
               </wp:anchor>
             </w:drawing>
           </mc:Choice>
           <mc:Fallback>
             <w:pict>
-              <v:shape w14:anchorId="2A32EE12" id="Graphic 2" o:spid="_x0000_s1026" style="position:absolute;margin-left:47.9pt;margin-top:26.35pt;width:497.7pt;height:.75pt;z-index:-251661824;visibility:visible;mso-wrap-style:square;mso-wrap-distance-left:0;mso-wrap-distance-top:0;mso-wrap-distance-right:0;mso-wrap-distance-bottom:0;mso-position-horizontal:absolute;mso-position-horizontal-relative:page;mso-position-vertical:absolute;mso-position-vertical-relative:text;v-text-anchor:top" coordsize="6320790,9525" o:gfxdata="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" path="m6320790,l,,,9144r6320790,l6320790,xe" fillcolor="black" stroked="f">
+              <v:shape w14:anchorId="3ECA8E86" id="Graphic 2" o:spid="_x0000_s1026" style="position:absolute;margin-left:35.3pt;margin-top:14.9pt;width:517.55pt;height:.85pt;z-index:-251661312;visibility:visible;mso-wrap-style:square;mso-width-percent:0;mso-height-percent:0;mso-wrap-distance-left:0;mso-wrap-distance-top:0;mso-wrap-distance-right:0;mso-wrap-distance-bottom:0;mso-position-horizontal:absolute;mso-position-horizontal-relative:page;mso-position-vertical:absolute;mso-position-vertical-relative:text;mso-width-percent:0;mso-height-percent:0;mso-width-relative:margin;mso-height-relative:margin;v-text-anchor:top" coordsize="6320790,9525" o:gfxdata="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" path="m6320790,l,,,9144r6320790,l6320790,xe" fillcolor="black" stroked="f">
                 <v:path arrowok="t"/>
                 <w10:wrap type="topAndBottom" anchorx="page"/>
               </v:shape>
@@ -680,6 +513,8 @@
           <w:b/>
           <w:color w:val="000000" w:themeColor="text1"/>
           <w:spacing w:val="-2"/>
+          <w:sz w:val="24"/>
+          <w:szCs w:val="24"/>
         </w:rPr>
         <w:t>PENDIDIKAN</w:t>
       </w:r>
@@ -697,8 +532,6 @@
           <w:color w:val="000000" w:themeColor="text1"/>
         </w:rPr>
       </w:pPr>
-      <w:bookmarkStart w:id="0" w:name="UNIVERSITAS_BINA_SARANA_INFORMATIKA__Sep"/>
-      <w:bookmarkEnd w:id="0"/>
       <w:r>
         <w:rPr>
           <w:rFonts w:asciiTheme="majorHAnsi" w:hAnsiTheme="majorHAnsi" w:cs="Times New Roman"/>
@@ -828,7 +661,7 @@
     </w:p>
     <w:p>
       <w:pPr>
-        <w:spacing w:before="24" w:line="259" w:lineRule="auto"/>
+        <w:spacing w:before="24"/>
         <w:ind w:left="127" w:right="7069"/>
         <w:rPr>
           <w:rFonts w:asciiTheme="majorHAnsi" w:hAnsiTheme="majorHAnsi" w:cs="Times New Roman"/>
@@ -936,21 +769,7 @@
           <w:color w:val="000000" w:themeColor="text1"/>
         </w:rPr>
         <w:tab/>
-        <w:t xml:space="preserve">       </w:t>
-      </w:r>
-      <w:r>
-        <w:rPr>
-          <w:rFonts w:asciiTheme="majorHAnsi" w:hAnsiTheme="majorHAnsi" w:cs="Times New Roman"/>
-          <w:color w:val="000000" w:themeColor="text1"/>
-        </w:rPr>
-        <w:t>20</w:t>
-      </w:r>
-      <w:r>
-        <w:rPr>
-          <w:rFonts w:asciiTheme="majorHAnsi" w:hAnsiTheme="majorHAnsi" w:cs="Times New Roman"/>
-          <w:color w:val="000000" w:themeColor="text1"/>
-        </w:rPr>
-        <w:t>19</w:t>
+        <w:t xml:space="preserve">       2019</w:t>
       </w:r>
       <w:r>
         <w:rPr>
@@ -973,20 +792,12 @@
           <w:color w:val="000000" w:themeColor="text1"/>
           <w:spacing w:val="-2"/>
         </w:rPr>
-        <w:t xml:space="preserve"> </w:t>
-      </w:r>
-      <w:r>
-        <w:rPr>
-          <w:rFonts w:asciiTheme="majorHAnsi" w:hAnsiTheme="majorHAnsi" w:cs="Times New Roman"/>
-          <w:color w:val="000000" w:themeColor="text1"/>
-          <w:spacing w:val="-2"/>
-        </w:rPr>
-        <w:t>2022</w:t>
+        <w:t xml:space="preserve"> 2022</w:t>
       </w:r>
     </w:p>
     <w:p>
       <w:pPr>
-        <w:spacing w:before="24" w:line="360" w:lineRule="auto"/>
+        <w:spacing w:before="24"/>
         <w:ind w:left="127" w:right="5246"/>
         <w:rPr>
           <w:rFonts w:asciiTheme="majorHAnsi" w:hAnsiTheme="majorHAnsi" w:cs="Times New Roman"/>
@@ -1024,15 +835,15 @@
         <mc:AlternateContent>
           <mc:Choice Requires="wps">
             <w:drawing>
-              <wp:anchor distT="0" distB="0" distL="0" distR="0" simplePos="0" relativeHeight="251658752" behindDoc="1" locked="0" layoutInCell="1" allowOverlap="1" wp14:anchorId="7D55F6F9" wp14:editId="6E49A18E">
+              <wp:anchor distT="0" distB="0" distL="0" distR="0" simplePos="0" relativeHeight="251660288" behindDoc="1" locked="0" layoutInCell="1" allowOverlap="1" wp14:anchorId="7D55F6F9" wp14:editId="68F835D0">
                 <wp:simplePos x="0" y="0"/>
                 <wp:positionH relativeFrom="page">
-                  <wp:posOffset>613673</wp:posOffset>
+                  <wp:posOffset>448310</wp:posOffset>
                 </wp:positionH>
                 <wp:positionV relativeFrom="paragraph">
-                  <wp:posOffset>201859</wp:posOffset>
+                  <wp:posOffset>203835</wp:posOffset>
                 </wp:positionV>
-                <wp:extent cx="6320790" cy="9525"/>
+                <wp:extent cx="6572885" cy="10800"/>
                 <wp:effectExtent l="0" t="0" r="0" b="0"/>
                 <wp:wrapTopAndBottom/>
                 <wp:docPr id="3" name="Graphic 3"/>
@@ -1048,7 +859,7 @@
                       <wps:spPr>
                         <a:xfrm>
                           <a:off x="0" y="0"/>
-                          <a:ext cx="6320790" cy="9525"/>
+                          <a:ext cx="6572885" cy="10800"/>
                         </a:xfrm>
                         <a:custGeom>
                           <a:avLst/>
@@ -1090,12 +901,18 @@
                     </wps:wsp>
                   </a:graphicData>
                 </a:graphic>
+                <wp14:sizeRelH relativeFrom="margin">
+                  <wp14:pctWidth>0</wp14:pctWidth>
+                </wp14:sizeRelH>
+                <wp14:sizeRelV relativeFrom="margin">
+                  <wp14:pctHeight>0</wp14:pctHeight>
+                </wp14:sizeRelV>
               </wp:anchor>
             </w:drawing>
           </mc:Choice>
           <mc:Fallback>
             <w:pict>
-              <v:shape w14:anchorId="505D7332" id="Graphic 3" o:spid="_x0000_s1026" style="position:absolute;margin-left:48.3pt;margin-top:15.9pt;width:497.7pt;height:.75pt;z-index:-251657728;visibility:visible;mso-wrap-style:square;mso-wrap-distance-left:0;mso-wrap-distance-top:0;mso-wrap-distance-right:0;mso-wrap-distance-bottom:0;mso-position-horizontal:absolute;mso-position-horizontal-relative:page;mso-position-vertical:absolute;mso-position-vertical-relative:text;v-text-anchor:top" coordsize="6320790,9525" o:gfxdata="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" path="m6320790,l,,,9144r6320790,l6320790,xe" fillcolor="black" stroked="f">
+              <v:shape w14:anchorId="2E37E39F" id="Graphic 3" o:spid="_x0000_s1026" style="position:absolute;margin-left:35.3pt;margin-top:16.05pt;width:517.55pt;height:.85pt;z-index:-251656192;visibility:visible;mso-wrap-style:square;mso-width-percent:0;mso-height-percent:0;mso-wrap-distance-left:0;mso-wrap-distance-top:0;mso-wrap-distance-right:0;mso-wrap-distance-bottom:0;mso-position-horizontal:absolute;mso-position-horizontal-relative:page;mso-position-vertical:absolute;mso-position-vertical-relative:text;mso-width-percent:0;mso-height-percent:0;mso-width-relative:margin;mso-height-relative:margin;v-text-anchor:top" coordsize="6320790,9525" o:gfxdata="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" path="m6320790,l,,,9144r6320790,l6320790,xe" fillcolor="black" stroked="f">
                 <v:path arrowok="t"/>
                 <w10:wrap type="topAndBottom" anchorx="page"/>
               </v:shape>
@@ -2081,8 +1898,8 @@
           <w:color w:val="000000" w:themeColor="text1"/>
         </w:rPr>
       </w:pPr>
-      <w:bookmarkStart w:id="1" w:name="Project_Web_Programming_II__Maret_2025_–"/>
-      <w:bookmarkEnd w:id="1"/>
+      <w:bookmarkStart w:id="0" w:name="Project_Web_Programming_II__Maret_2025_–"/>
+      <w:bookmarkEnd w:id="0"/>
       <w:r>
         <w:rPr>
           <w:rFonts w:asciiTheme="majorHAnsi" w:hAnsiTheme="majorHAnsi" w:cs="Times New Roman"/>
@@ -2647,10 +2464,10 @@
           <w:color w:val="000000" w:themeColor="text1"/>
         </w:rPr>
       </w:pPr>
-      <w:bookmarkStart w:id="2" w:name="Project_Pengolahan_Citra__Desember_2024_"/>
-      <w:bookmarkStart w:id="3" w:name="SERTIFIKAT"/>
+      <w:bookmarkStart w:id="1" w:name="Project_Pengolahan_Citra__Desember_2024_"/>
+      <w:bookmarkStart w:id="2" w:name="SERTIFIKAT"/>
+      <w:bookmarkEnd w:id="1"/>
       <w:bookmarkEnd w:id="2"/>
-      <w:bookmarkEnd w:id="3"/>
       <w:r>
         <w:rPr>
           <w:rFonts w:asciiTheme="majorHAnsi" w:hAnsiTheme="majorHAnsi" w:cs="Times New Roman"/>
@@ -2662,15 +2479,15 @@
         <mc:AlternateContent>
           <mc:Choice Requires="wps">
             <w:drawing>
-              <wp:anchor distT="0" distB="0" distL="0" distR="0" simplePos="0" relativeHeight="251662848" behindDoc="1" locked="0" layoutInCell="1" allowOverlap="1" wp14:anchorId="5E916DE5" wp14:editId="0EED5DC2">
+              <wp:anchor distT="0" distB="0" distL="0" distR="0" simplePos="0" relativeHeight="251662336" behindDoc="1" locked="0" layoutInCell="1" allowOverlap="1" wp14:anchorId="5E916DE5" wp14:editId="0AE2DB1D">
                 <wp:simplePos x="0" y="0"/>
                 <wp:positionH relativeFrom="page">
-                  <wp:posOffset>621665</wp:posOffset>
+                  <wp:posOffset>447040</wp:posOffset>
                 </wp:positionH>
                 <wp:positionV relativeFrom="paragraph">
-                  <wp:posOffset>198120</wp:posOffset>
+                  <wp:posOffset>196215</wp:posOffset>
                 </wp:positionV>
-                <wp:extent cx="6320790" cy="9525"/>
+                <wp:extent cx="6572885" cy="10800"/>
                 <wp:effectExtent l="0" t="0" r="0" b="0"/>
                 <wp:wrapTopAndBottom/>
                 <wp:docPr id="4" name="Graphic 4"/>
@@ -2686,7 +2503,7 @@
                       <wps:spPr>
                         <a:xfrm>
                           <a:off x="0" y="0"/>
-                          <a:ext cx="6320790" cy="9525"/>
+                          <a:ext cx="6572885" cy="10800"/>
                         </a:xfrm>
                         <a:custGeom>
                           <a:avLst/>
@@ -2728,12 +2545,18 @@
                     </wps:wsp>
                   </a:graphicData>
                 </a:graphic>
+                <wp14:sizeRelH relativeFrom="margin">
+                  <wp14:pctWidth>0</wp14:pctWidth>
+                </wp14:sizeRelH>
+                <wp14:sizeRelV relativeFrom="margin">
+                  <wp14:pctHeight>0</wp14:pctHeight>
+                </wp14:sizeRelV>
               </wp:anchor>
             </w:drawing>
           </mc:Choice>
           <mc:Fallback>
             <w:pict>
-              <v:shape w14:anchorId="32BC34F1" id="Graphic 4" o:spid="_x0000_s1026" style="position:absolute;margin-left:48.95pt;margin-top:15.6pt;width:497.7pt;height:.75pt;z-index:-251653632;visibility:visible;mso-wrap-style:square;mso-wrap-distance-left:0;mso-wrap-distance-top:0;mso-wrap-distance-right:0;mso-wrap-distance-bottom:0;mso-position-horizontal:absolute;mso-position-horizontal-relative:page;mso-position-vertical:absolute;mso-position-vertical-relative:text;v-text-anchor:top" coordsize="6320790,9525" o:gfxdata="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" path="m6320790,l,,,9144r6320790,l6320790,xe" fillcolor="black" stroked="f">
+              <v:shape w14:anchorId="1155CF37" id="Graphic 4" o:spid="_x0000_s1026" style="position:absolute;margin-left:35.2pt;margin-top:15.45pt;width:517.55pt;height:.85pt;z-index:-251654144;visibility:visible;mso-wrap-style:square;mso-width-percent:0;mso-height-percent:0;mso-wrap-distance-left:0;mso-wrap-distance-top:0;mso-wrap-distance-right:0;mso-wrap-distance-bottom:0;mso-position-horizontal:absolute;mso-position-horizontal-relative:page;mso-position-vertical:absolute;mso-position-vertical-relative:text;mso-width-percent:0;mso-height-percent:0;mso-width-relative:margin;mso-height-relative:margin;v-text-anchor:top" coordsize="6320790,9525" o:gfxdata="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" path="m6320790,l,,,9144r6320790,l6320790,xe" fillcolor="black" stroked="f">
                 <v:path arrowok="t"/>
                 <w10:wrap type="topAndBottom" anchorx="page"/>
               </v:shape>
@@ -2747,7 +2570,15 @@
           <w:color w:val="000000" w:themeColor="text1"/>
           <w:spacing w:val="-2"/>
         </w:rPr>
-        <w:t>SERTIFIKAT</w:t>
+        <w:t>SERTIFIKA</w:t>
+      </w:r>
+      <w:r>
+        <w:rPr>
+          <w:rFonts w:asciiTheme="majorHAnsi" w:hAnsiTheme="majorHAnsi" w:cs="Times New Roman"/>
+          <w:color w:val="000000" w:themeColor="text1"/>
+          <w:spacing w:val="-2"/>
+        </w:rPr>
+        <w:t>SI</w:t>
       </w:r>
     </w:p>
     <w:p>
@@ -2974,8 +2805,8 @@
           <w:color w:val="000000" w:themeColor="text1"/>
         </w:rPr>
       </w:pPr>
-      <w:bookmarkStart w:id="4" w:name="KEMAMPUAN"/>
-      <w:bookmarkEnd w:id="4"/>
+      <w:bookmarkStart w:id="3" w:name="KEMAMPUAN"/>
+      <w:bookmarkEnd w:id="3"/>
       <w:r>
         <w:rPr>
           <w:rFonts w:asciiTheme="majorHAnsi" w:hAnsiTheme="majorHAnsi" w:cs="Times New Roman"/>
@@ -2987,15 +2818,15 @@
         <mc:AlternateContent>
           <mc:Choice Requires="wps">
             <w:drawing>
-              <wp:anchor distT="0" distB="0" distL="0" distR="0" simplePos="0" relativeHeight="251666944" behindDoc="1" locked="0" layoutInCell="1" allowOverlap="1" wp14:anchorId="6DE0C591" wp14:editId="3D60AC7C">
+              <wp:anchor distT="0" distB="0" distL="0" distR="0" simplePos="0" relativeHeight="251664384" behindDoc="1" locked="0" layoutInCell="1" allowOverlap="1" wp14:anchorId="6DE0C591" wp14:editId="12130EC7">
                 <wp:simplePos x="0" y="0"/>
                 <wp:positionH relativeFrom="page">
-                  <wp:posOffset>621665</wp:posOffset>
+                  <wp:posOffset>447040</wp:posOffset>
                 </wp:positionH>
                 <wp:positionV relativeFrom="paragraph">
-                  <wp:posOffset>353695</wp:posOffset>
+                  <wp:posOffset>353060</wp:posOffset>
                 </wp:positionV>
-                <wp:extent cx="6320790" cy="9525"/>
+                <wp:extent cx="6572885" cy="10800"/>
                 <wp:effectExtent l="0" t="0" r="0" b="0"/>
                 <wp:wrapTopAndBottom/>
                 <wp:docPr id="5" name="Graphic 5"/>
@@ -3011,7 +2842,7 @@
                       <wps:spPr>
                         <a:xfrm>
                           <a:off x="0" y="0"/>
-                          <a:ext cx="6320790" cy="9525"/>
+                          <a:ext cx="6572885" cy="10800"/>
                         </a:xfrm>
                         <a:custGeom>
                           <a:avLst/>
@@ -3053,12 +2884,18 @@
                     </wps:wsp>
                   </a:graphicData>
                 </a:graphic>
+                <wp14:sizeRelH relativeFrom="margin">
+                  <wp14:pctWidth>0</wp14:pctWidth>
+                </wp14:sizeRelH>
+                <wp14:sizeRelV relativeFrom="margin">
+                  <wp14:pctHeight>0</wp14:pctHeight>
+                </wp14:sizeRelV>
               </wp:anchor>
             </w:drawing>
           </mc:Choice>
           <mc:Fallback>
             <w:pict>
-              <v:shape w14:anchorId="3CA8AD15" id="Graphic 5" o:spid="_x0000_s1026" style="position:absolute;margin-left:48.95pt;margin-top:27.85pt;width:497.7pt;height:.75pt;z-index:-251649536;visibility:visible;mso-wrap-style:square;mso-wrap-distance-left:0;mso-wrap-distance-top:0;mso-wrap-distance-right:0;mso-wrap-distance-bottom:0;mso-position-horizontal:absolute;mso-position-horizontal-relative:page;mso-position-vertical:absolute;mso-position-vertical-relative:text;v-text-anchor:top" coordsize="6320790,9525" o:gfxdata="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" path="m6320790,l,,,9143r6320790,l6320790,xe" fillcolor="black" stroked="f">
+              <v:shape w14:anchorId="016BB9ED" id="Graphic 5" o:spid="_x0000_s1026" style="position:absolute;margin-left:35.2pt;margin-top:27.8pt;width:517.55pt;height:.85pt;z-index:-251652096;visibility:visible;mso-wrap-style:square;mso-width-percent:0;mso-height-percent:0;mso-wrap-distance-left:0;mso-wrap-distance-top:0;mso-wrap-distance-right:0;mso-wrap-distance-bottom:0;mso-position-horizontal:absolute;mso-position-horizontal-relative:page;mso-position-vertical:absolute;mso-position-vertical-relative:text;mso-width-percent:0;mso-height-percent:0;mso-width-relative:margin;mso-height-relative:margin;v-text-anchor:top" coordsize="6320790,9525" o:gfxdata="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" path="m6320790,l,,,9143r6320790,l6320790,xe" fillcolor="black" stroked="f">
                 <v:path arrowok="t"/>
                 <w10:wrap type="topAndBottom" anchorx="page"/>
               </v:shape>
@@ -3172,7 +3009,7 @@
         <w:tabs>
           <w:tab w:val="left" w:pos="707"/>
         </w:tabs>
-        <w:spacing w:before="17" w:line="252" w:lineRule="auto"/>
+        <w:spacing w:before="17"/>
         <w:ind w:left="851" w:right="127"/>
         <w:jc w:val="both"/>
         <w:rPr>
@@ -4591,6 +4428,29 @@
       <w:szCs w:val="24"/>
     </w:rPr>
   </w:style>
+  <w:style w:type="paragraph" w:styleId="Heading3">
+    <w:name w:val="heading 3"/>
+    <w:basedOn w:val="Normal"/>
+    <w:next w:val="Normal"/>
+    <w:link w:val="Heading3Char"/>
+    <w:uiPriority w:val="9"/>
+    <w:semiHidden/>
+    <w:unhideWhenUsed/>
+    <w:qFormat/>
+    <w:rsid w:val="00215237"/>
+    <w:pPr>
+      <w:keepNext/>
+      <w:keepLines/>
+      <w:spacing w:before="40"/>
+      <w:outlineLvl w:val="2"/>
+    </w:pPr>
+    <w:rPr>
+      <w:rFonts w:asciiTheme="majorHAnsi" w:eastAsiaTheme="majorEastAsia" w:hAnsiTheme="majorHAnsi" w:cstheme="majorBidi"/>
+      <w:color w:val="243F60" w:themeColor="accent1" w:themeShade="7F"/>
+      <w:sz w:val="24"/>
+      <w:szCs w:val="24"/>
+    </w:rPr>
+  </w:style>
   <w:style w:type="character" w:default="1" w:styleId="DefaultParagraphFont">
     <w:name w:val="Default Paragraph Font"/>
     <w:uiPriority w:val="1"/>
@@ -4695,6 +4555,21 @@
       <w:rFonts w:ascii="Cambria" w:eastAsia="Cambria" w:hAnsi="Cambria" w:cs="Cambria"/>
       <w:b/>
       <w:bCs/>
+      <w:sz w:val="24"/>
+      <w:szCs w:val="24"/>
+      <w:lang w:val="id"/>
+    </w:rPr>
+  </w:style>
+  <w:style w:type="character" w:customStyle="1" w:styleId="Heading3Char">
+    <w:name w:val="Heading 3 Char"/>
+    <w:basedOn w:val="DefaultParagraphFont"/>
+    <w:link w:val="Heading3"/>
+    <w:uiPriority w:val="9"/>
+    <w:semiHidden/>
+    <w:rsid w:val="00215237"/>
+    <w:rPr>
+      <w:rFonts w:asciiTheme="majorHAnsi" w:eastAsiaTheme="majorEastAsia" w:hAnsiTheme="majorHAnsi" w:cstheme="majorBidi"/>
+      <w:color w:val="243F60" w:themeColor="accent1" w:themeShade="7F"/>
       <w:sz w:val="24"/>
       <w:szCs w:val="24"/>
       <w:lang w:val="id"/>
